--- a/guess-what/glossary.docx
+++ b/guess-what/glossary.docx
@@ -1288,7 +1288,7 @@
                     <a:graphicData uri="http://schemas.openxmlformats.org/drawingml/2006/picture">
                       <pic:pic>
                         <pic:nvPicPr>
-                          <pic:cNvPr id="0" name="1f354.png"/>
+                          <pic:cNvPr id="0" name="1faa5.png"/>
                           <pic:cNvPicPr/>
                         </pic:nvPicPr>
                         <pic:blipFill>
@@ -1333,7 +1333,7 @@
                 <w:i w:val="0"/>
                 <w:sz w:val="20"/>
               </w:rPr>
-              <w:t>burger</w:t>
+              <w:t>brush your teeth</w:t>
             </w:r>
           </w:p>
         </w:tc>
@@ -1358,7 +1358,7 @@
                 <w:i w:val="0"/>
                 <w:sz w:val="20"/>
               </w:rPr>
-              <w:t>burger</w:t>
+              <w:t>tishni tozalamoq</w:t>
             </w:r>
           </w:p>
         </w:tc>
@@ -1383,7 +1383,7 @@
                 <w:i w:val="0"/>
                 <w:sz w:val="20"/>
               </w:rPr>
-              <w:t>U8</w:t>
+              <w:t>U4</w:t>
             </w:r>
           </w:p>
         </w:tc>
@@ -1415,7 +1415,7 @@
                     <a:graphicData uri="http://schemas.openxmlformats.org/drawingml/2006/picture">
                       <pic:pic>
                         <pic:nvPicPr>
-                          <pic:cNvPr id="0" name="1f98b.png"/>
+                          <pic:cNvPr id="0" name="1f354.png"/>
                           <pic:cNvPicPr/>
                         </pic:nvPicPr>
                         <pic:blipFill>
@@ -1460,7 +1460,7 @@
                 <w:i w:val="0"/>
                 <w:sz w:val="20"/>
               </w:rPr>
-              <w:t>butterfly</w:t>
+              <w:t>burger</w:t>
             </w:r>
           </w:p>
         </w:tc>
@@ -1485,7 +1485,7 @@
                 <w:i w:val="0"/>
                 <w:sz w:val="20"/>
               </w:rPr>
-              <w:t>kapalak</w:t>
+              <w:t>burger</w:t>
             </w:r>
           </w:p>
         </w:tc>
@@ -1510,7 +1510,7 @@
                 <w:i w:val="0"/>
                 <w:sz w:val="20"/>
               </w:rPr>
-              <w:t>U1</w:t>
+              <w:t>U8</w:t>
             </w:r>
           </w:p>
         </w:tc>
@@ -1542,7 +1542,7 @@
                     <a:graphicData uri="http://schemas.openxmlformats.org/drawingml/2006/picture">
                       <pic:pic>
                         <pic:nvPicPr>
-                          <pic:cNvPr id="0" name="1f955.png"/>
+                          <pic:cNvPr id="0" name="1f98b.png"/>
                           <pic:cNvPicPr/>
                         </pic:nvPicPr>
                         <pic:blipFill>
@@ -1587,7 +1587,7 @@
                 <w:i w:val="0"/>
                 <w:sz w:val="20"/>
               </w:rPr>
-              <w:t>carrots</w:t>
+              <w:t>butterfly</w:t>
             </w:r>
           </w:p>
         </w:tc>
@@ -1612,7 +1612,7 @@
                 <w:i w:val="0"/>
                 <w:sz w:val="20"/>
               </w:rPr>
-              <w:t>sabzilar</w:t>
+              <w:t>kapalak</w:t>
             </w:r>
           </w:p>
         </w:tc>
@@ -1637,7 +1637,7 @@
                 <w:i w:val="0"/>
                 <w:sz w:val="20"/>
               </w:rPr>
-              <w:t>U7</w:t>
+              <w:t>U1</w:t>
             </w:r>
           </w:p>
         </w:tc>
@@ -1669,7 +1669,7 @@
                     <a:graphicData uri="http://schemas.openxmlformats.org/drawingml/2006/picture">
                       <pic:pic>
                         <pic:nvPicPr>
-                          <pic:cNvPr id="0" name="1f41b.png"/>
+                          <pic:cNvPr id="0" name="1f37d.png"/>
                           <pic:cNvPicPr/>
                         </pic:nvPicPr>
                         <pic:blipFill>
@@ -1714,7 +1714,7 @@
                 <w:i w:val="0"/>
                 <w:sz w:val="20"/>
               </w:rPr>
-              <w:t>caterpillar</w:t>
+              <w:t>cafeteria</w:t>
             </w:r>
           </w:p>
         </w:tc>
@@ -1739,7 +1739,7 @@
                 <w:i w:val="0"/>
                 <w:sz w:val="20"/>
               </w:rPr>
-              <w:t>kapalak qurti</w:t>
+              <w:t>oshxona, ovqatlanish zali</w:t>
             </w:r>
           </w:p>
         </w:tc>
@@ -1764,7 +1764,7 @@
                 <w:i w:val="0"/>
                 <w:sz w:val="20"/>
               </w:rPr>
-              <w:t>U1</w:t>
+              <w:t>U2</w:t>
             </w:r>
           </w:p>
         </w:tc>
@@ -1796,7 +1796,7 @@
                     <a:graphicData uri="http://schemas.openxmlformats.org/drawingml/2006/picture">
                       <pic:pic>
                         <pic:nvPicPr>
-                          <pic:cNvPr id="0" name="265f.png"/>
+                          <pic:cNvPr id="0" name="1f955.png"/>
                           <pic:cNvPicPr/>
                         </pic:nvPicPr>
                         <pic:blipFill>
@@ -1841,7 +1841,7 @@
                 <w:i w:val="0"/>
                 <w:sz w:val="20"/>
               </w:rPr>
-              <w:t>chess club</w:t>
+              <w:t>carrots</w:t>
             </w:r>
           </w:p>
         </w:tc>
@@ -1866,7 +1866,7 @@
                 <w:i w:val="0"/>
                 <w:sz w:val="20"/>
               </w:rPr>
-              <w:t>shaxmat to'garagi</w:t>
+              <w:t>sabzilar</w:t>
             </w:r>
           </w:p>
         </w:tc>
@@ -1891,7 +1891,7 @@
                 <w:i w:val="0"/>
                 <w:sz w:val="20"/>
               </w:rPr>
-              <w:t>U3</w:t>
+              <w:t>U7</w:t>
             </w:r>
           </w:p>
         </w:tc>
@@ -1923,7 +1923,7 @@
                     <a:graphicData uri="http://schemas.openxmlformats.org/drawingml/2006/picture">
                       <pic:pic>
                         <pic:nvPicPr>
-                          <pic:cNvPr id="0" name="1f35f.png"/>
+                          <pic:cNvPr id="0" name="1f41b.png"/>
                           <pic:cNvPicPr/>
                         </pic:nvPicPr>
                         <pic:blipFill>
@@ -1968,7 +1968,7 @@
                 <w:i w:val="0"/>
                 <w:sz w:val="20"/>
               </w:rPr>
-              <w:t>chips / fries</w:t>
+              <w:t>caterpillar</w:t>
             </w:r>
           </w:p>
         </w:tc>
@@ -1993,7 +1993,7 @@
                 <w:i w:val="0"/>
                 <w:sz w:val="20"/>
               </w:rPr>
-              <w:t>kartoshka fri</w:t>
+              <w:t>kapalak qurti</w:t>
             </w:r>
           </w:p>
         </w:tc>
@@ -2018,7 +2018,7 @@
                 <w:i w:val="0"/>
                 <w:sz w:val="20"/>
               </w:rPr>
-              <w:t>U8</w:t>
+              <w:t>U1</w:t>
             </w:r>
           </w:p>
         </w:tc>
@@ -2050,7 +2050,7 @@
                     <a:graphicData uri="http://schemas.openxmlformats.org/drawingml/2006/picture">
                       <pic:pic>
                         <pic:nvPicPr>
-                          <pic:cNvPr id="0" name="1f3eb.png"/>
+                          <pic:cNvPr id="0" name="265f.png"/>
                           <pic:cNvPicPr/>
                         </pic:nvPicPr>
                         <pic:blipFill>
@@ -2095,7 +2095,7 @@
                 <w:i w:val="0"/>
                 <w:sz w:val="20"/>
               </w:rPr>
-              <w:t>classroom</w:t>
+              <w:t>chess club</w:t>
             </w:r>
           </w:p>
         </w:tc>
@@ -2120,7 +2120,7 @@
                 <w:i w:val="0"/>
                 <w:sz w:val="20"/>
               </w:rPr>
-              <w:t>sinf xonasi</w:t>
+              <w:t>shaxmat to'garagi</w:t>
             </w:r>
           </w:p>
         </w:tc>
@@ -2145,7 +2145,7 @@
                 <w:i w:val="0"/>
                 <w:sz w:val="20"/>
               </w:rPr>
-              <w:t>U2</w:t>
+              <w:t>U3</w:t>
             </w:r>
           </w:p>
         </w:tc>
@@ -2177,7 +2177,7 @@
                     <a:graphicData uri="http://schemas.openxmlformats.org/drawingml/2006/picture">
                       <pic:pic>
                         <pic:nvPicPr>
-                          <pic:cNvPr id="0" name="1faa5.png"/>
+                          <pic:cNvPr id="0" name="1f3eb.png"/>
                           <pic:cNvPicPr/>
                         </pic:nvPicPr>
                         <pic:blipFill>
@@ -2222,7 +2222,7 @@
                 <w:i w:val="0"/>
                 <w:sz w:val="20"/>
               </w:rPr>
-              <w:t>clean my teeth / brush my teeth</w:t>
+              <w:t>classroom</w:t>
             </w:r>
           </w:p>
         </w:tc>
@@ -2247,7 +2247,7 @@
                 <w:i w:val="0"/>
                 <w:sz w:val="20"/>
               </w:rPr>
-              <w:t>tishimni tozalamoq</w:t>
+              <w:t>sinf xonasi</w:t>
             </w:r>
           </w:p>
         </w:tc>
@@ -2272,7 +2272,7 @@
                 <w:i w:val="0"/>
                 <w:sz w:val="20"/>
               </w:rPr>
-              <w:t>U4</w:t>
+              <w:t>U2</w:t>
             </w:r>
           </w:p>
         </w:tc>
@@ -2685,7 +2685,7 @@
                     <a:graphicData uri="http://schemas.openxmlformats.org/drawingml/2006/picture">
                       <pic:pic>
                         <pic:nvPicPr>
-                          <pic:cNvPr id="0" name="1f37d.png"/>
+                          <pic:cNvPr id="0" name="1f938.png"/>
                           <pic:cNvPicPr/>
                         </pic:nvPicPr>
                         <pic:blipFill>
@@ -2730,7 +2730,7 @@
                 <w:i w:val="0"/>
                 <w:sz w:val="20"/>
               </w:rPr>
-              <w:t>dining hall / cafeteria</w:t>
+              <w:t>do gymnastics</w:t>
             </w:r>
           </w:p>
         </w:tc>
@@ -2755,7 +2755,7 @@
                 <w:i w:val="0"/>
                 <w:sz w:val="20"/>
               </w:rPr>
-              <w:t>oshxona, ovqatlanish zali</w:t>
+              <w:t>gimnastika bilan shug'ullanmoq</w:t>
             </w:r>
           </w:p>
         </w:tc>
@@ -2780,7 +2780,7 @@
                 <w:i w:val="0"/>
                 <w:sz w:val="20"/>
               </w:rPr>
-              <w:t>U2</w:t>
+              <w:t>U6</w:t>
             </w:r>
           </w:p>
         </w:tc>
@@ -2812,7 +2812,7 @@
                     <a:graphicData uri="http://schemas.openxmlformats.org/drawingml/2006/picture">
                       <pic:pic>
                         <pic:nvPicPr>
-                          <pic:cNvPr id="0" name="1f938.png"/>
+                          <pic:cNvPr id="0" name="1f4dd.png"/>
                           <pic:cNvPicPr/>
                         </pic:nvPicPr>
                         <pic:blipFill>
@@ -2857,7 +2857,7 @@
                 <w:i w:val="0"/>
                 <w:sz w:val="20"/>
               </w:rPr>
-              <w:t>do gymnastics</w:t>
+              <w:t>do homework</w:t>
             </w:r>
           </w:p>
         </w:tc>
@@ -2882,7 +2882,7 @@
                 <w:i w:val="0"/>
                 <w:sz w:val="20"/>
               </w:rPr>
-              <w:t>gimnastika bilan shug'ullanmoq</w:t>
+              <w:t>uy vazifasini bajarmoq</w:t>
             </w:r>
           </w:p>
         </w:tc>
@@ -2907,7 +2907,7 @@
                 <w:i w:val="0"/>
                 <w:sz w:val="20"/>
               </w:rPr>
-              <w:t>U6</w:t>
+              <w:t>U5</w:t>
             </w:r>
           </w:p>
         </w:tc>
@@ -2939,7 +2939,7 @@
                     <a:graphicData uri="http://schemas.openxmlformats.org/drawingml/2006/picture">
                       <pic:pic>
                         <pic:nvPicPr>
-                          <pic:cNvPr id="0" name="1f4dd.png"/>
+                          <pic:cNvPr id="0" name="1f94b.png"/>
                           <pic:cNvPicPr/>
                         </pic:nvPicPr>
                         <pic:blipFill>
@@ -2984,7 +2984,7 @@
                 <w:i w:val="0"/>
                 <w:sz w:val="20"/>
               </w:rPr>
-              <w:t>do homework</w:t>
+              <w:t>do karate</w:t>
             </w:r>
           </w:p>
         </w:tc>
@@ -3009,7 +3009,7 @@
                 <w:i w:val="0"/>
                 <w:sz w:val="20"/>
               </w:rPr>
-              <w:t>uy vazifasini bajarmoq</w:t>
+              <w:t>karate bilan shug'ullanmoq</w:t>
             </w:r>
           </w:p>
         </w:tc>
@@ -3034,7 +3034,7 @@
                 <w:i w:val="0"/>
                 <w:sz w:val="20"/>
               </w:rPr>
-              <w:t>U5</w:t>
+              <w:t>U6</w:t>
             </w:r>
           </w:p>
         </w:tc>
@@ -3066,7 +3066,7 @@
                     <a:graphicData uri="http://schemas.openxmlformats.org/drawingml/2006/picture">
                       <pic:pic>
                         <pic:nvPicPr>
-                          <pic:cNvPr id="0" name="1f94b.png"/>
+                          <pic:cNvPr id="0" name="1f9fd.png"/>
                           <pic:cNvPicPr/>
                         </pic:nvPicPr>
                         <pic:blipFill>
@@ -3111,7 +3111,7 @@
                 <w:i w:val="0"/>
                 <w:sz w:val="20"/>
               </w:rPr>
-              <w:t>do karate</w:t>
+              <w:t>do the dishes</w:t>
             </w:r>
           </w:p>
         </w:tc>
@@ -3136,7 +3136,7 @@
                 <w:i w:val="0"/>
                 <w:sz w:val="20"/>
               </w:rPr>
-              <w:t>karate bilan shug'ullanmoq</w:t>
+              <w:t>idish-tovoq yuvmoq</w:t>
             </w:r>
           </w:p>
         </w:tc>
@@ -3161,7 +3161,7 @@
                 <w:i w:val="0"/>
                 <w:sz w:val="20"/>
               </w:rPr>
-              <w:t>U6</w:t>
+              <w:t>U5</w:t>
             </w:r>
           </w:p>
         </w:tc>
@@ -3193,7 +3193,7 @@
                     <a:graphicData uri="http://schemas.openxmlformats.org/drawingml/2006/picture">
                       <pic:pic>
                         <pic:nvPicPr>
-                          <pic:cNvPr id="0" name="1f9fd.png"/>
+                          <pic:cNvPr id="0" name="1f9c3.png"/>
                           <pic:cNvPicPr/>
                         </pic:nvPicPr>
                         <pic:blipFill>
@@ -3238,7 +3238,7 @@
                 <w:i w:val="0"/>
                 <w:sz w:val="20"/>
               </w:rPr>
-              <w:t>do the dishes</w:t>
+              <w:t>drink juice</w:t>
             </w:r>
           </w:p>
         </w:tc>
@@ -3263,7 +3263,7 @@
                 <w:i w:val="0"/>
                 <w:sz w:val="20"/>
               </w:rPr>
-              <w:t>idish-tovoq yuvmoq</w:t>
+              <w:t>sharbat ichmoq</w:t>
             </w:r>
           </w:p>
         </w:tc>
@@ -3320,7 +3320,7 @@
                     <a:graphicData uri="http://schemas.openxmlformats.org/drawingml/2006/picture">
                       <pic:pic>
                         <pic:nvPicPr>
-                          <pic:cNvPr id="0" name="1f9c3.png"/>
+                          <pic:cNvPr id="0" name="1f96a.png"/>
                           <pic:cNvPicPr/>
                         </pic:nvPicPr>
                         <pic:blipFill>
@@ -3365,7 +3365,7 @@
                 <w:i w:val="0"/>
                 <w:sz w:val="20"/>
               </w:rPr>
-              <w:t>drink juice</w:t>
+              <w:t>eat a sandwich</w:t>
             </w:r>
           </w:p>
         </w:tc>
@@ -3390,7 +3390,7 @@
                 <w:i w:val="0"/>
                 <w:sz w:val="20"/>
               </w:rPr>
-              <w:t>sharbat ichmoq</w:t>
+              <w:t>buterbrod yemoq</w:t>
             </w:r>
           </w:p>
         </w:tc>
@@ -3447,7 +3447,7 @@
                     <a:graphicData uri="http://schemas.openxmlformats.org/drawingml/2006/picture">
                       <pic:pic>
                         <pic:nvPicPr>
-                          <pic:cNvPr id="0" name="1f96a.png"/>
+                          <pic:cNvPr id="0" name="clock-0800.png"/>
                           <pic:cNvPicPr/>
                         </pic:nvPicPr>
                         <pic:blipFill>
@@ -3492,7 +3492,7 @@
                 <w:i w:val="0"/>
                 <w:sz w:val="20"/>
               </w:rPr>
-              <w:t>eat a sandwich</w:t>
+              <w:t>eight o'clock</w:t>
             </w:r>
           </w:p>
         </w:tc>
@@ -3517,7 +3517,7 @@
                 <w:i w:val="0"/>
                 <w:sz w:val="20"/>
               </w:rPr>
-              <w:t>buterbrod yemoq</w:t>
+              <w:t>soat sakkiz (aniq)</w:t>
             </w:r>
           </w:p>
         </w:tc>
@@ -3542,7 +3542,7 @@
                 <w:i w:val="0"/>
                 <w:sz w:val="20"/>
               </w:rPr>
-              <w:t>U5</w:t>
+              <w:t>U4</w:t>
             </w:r>
           </w:p>
         </w:tc>
@@ -3574,7 +3574,7 @@
                     <a:graphicData uri="http://schemas.openxmlformats.org/drawingml/2006/picture">
                       <pic:pic>
                         <pic:nvPicPr>
-                          <pic:cNvPr id="0" name="clock-0800.png"/>
+                          <pic:cNvPr id="0" name="1f524.png"/>
                           <pic:cNvPicPr/>
                         </pic:nvPicPr>
                         <pic:blipFill>
@@ -3619,7 +3619,7 @@
                 <w:i w:val="0"/>
                 <w:sz w:val="20"/>
               </w:rPr>
-              <w:t>eight o'clock</w:t>
+              <w:t>English</w:t>
             </w:r>
           </w:p>
         </w:tc>
@@ -3644,7 +3644,7 @@
                 <w:i w:val="0"/>
                 <w:sz w:val="20"/>
               </w:rPr>
-              <w:t>soat sakkiz (aniq)</w:t>
+              <w:t>ingliz tili</w:t>
             </w:r>
           </w:p>
         </w:tc>
@@ -3669,7 +3669,7 @@
                 <w:i w:val="0"/>
                 <w:sz w:val="20"/>
               </w:rPr>
-              <w:t>U4</w:t>
+              <w:t>U3</w:t>
             </w:r>
           </w:p>
         </w:tc>
@@ -3701,7 +3701,7 @@
                     <a:graphicData uri="http://schemas.openxmlformats.org/drawingml/2006/picture">
                       <pic:pic>
                         <pic:nvPicPr>
-                          <pic:cNvPr id="0" name="1f524.png"/>
+                          <pic:cNvPr id="0" name="1f60a.png"/>
                           <pic:cNvPicPr/>
                         </pic:nvPicPr>
                         <pic:blipFill>
@@ -3746,7 +3746,7 @@
                 <w:i w:val="0"/>
                 <w:sz w:val="20"/>
               </w:rPr>
-              <w:t>English</w:t>
+              <w:t>enjoy</w:t>
             </w:r>
           </w:p>
         </w:tc>
@@ -3771,7 +3771,7 @@
                 <w:i w:val="0"/>
                 <w:sz w:val="20"/>
               </w:rPr>
-              <w:t>ingliz tili</w:t>
+              <w:t>zavqlanmoq</w:t>
             </w:r>
           </w:p>
         </w:tc>
@@ -3796,7 +3796,7 @@
                 <w:i w:val="0"/>
                 <w:sz w:val="20"/>
               </w:rPr>
-              <w:t>U3</w:t>
+              <w:t>U5</w:t>
             </w:r>
           </w:p>
         </w:tc>
@@ -3828,7 +3828,7 @@
                     <a:graphicData uri="http://schemas.openxmlformats.org/drawingml/2006/picture">
                       <pic:pic>
                         <pic:nvPicPr>
-                          <pic:cNvPr id="0" name="1f60a.png"/>
+                          <pic:cNvPr id="0" name="1f4a8.png"/>
                           <pic:cNvPicPr/>
                         </pic:nvPicPr>
                         <pic:blipFill>
@@ -3873,7 +3873,7 @@
                 <w:i w:val="0"/>
                 <w:sz w:val="20"/>
               </w:rPr>
-              <w:t>enjoy</w:t>
+              <w:t>February</w:t>
             </w:r>
           </w:p>
         </w:tc>
@@ -3898,7 +3898,7 @@
                 <w:i w:val="0"/>
                 <w:sz w:val="20"/>
               </w:rPr>
-              <w:t>zavqlanmoq</w:t>
+              <w:t>fevral</w:t>
             </w:r>
           </w:p>
         </w:tc>
@@ -3923,7 +3923,7 @@
                 <w:i w:val="0"/>
                 <w:sz w:val="20"/>
               </w:rPr>
-              <w:t>U5</w:t>
+              <w:t>Welcome</w:t>
             </w:r>
           </w:p>
         </w:tc>
@@ -3955,7 +3955,7 @@
                     <a:graphicData uri="http://schemas.openxmlformats.org/drawingml/2006/picture">
                       <pic:pic>
                         <pic:nvPicPr>
-                          <pic:cNvPr id="0" name="1f4a8.png"/>
+                          <pic:cNvPr id="0" name="1f338.png"/>
                           <pic:cNvPicPr/>
                         </pic:nvPicPr>
                         <pic:blipFill>
@@ -4000,7 +4000,7 @@
                 <w:i w:val="0"/>
                 <w:sz w:val="20"/>
               </w:rPr>
-              <w:t>February</w:t>
+              <w:t>flower</w:t>
             </w:r>
           </w:p>
         </w:tc>
@@ -4025,7 +4025,7 @@
                 <w:i w:val="0"/>
                 <w:sz w:val="20"/>
               </w:rPr>
-              <w:t>fevral</w:t>
+              <w:t>gul</w:t>
             </w:r>
           </w:p>
         </w:tc>
@@ -4050,7 +4050,7 @@
                 <w:i w:val="0"/>
                 <w:sz w:val="20"/>
               </w:rPr>
-              <w:t>Welcome</w:t>
+              <w:t>U1</w:t>
             </w:r>
           </w:p>
         </w:tc>
@@ -4082,7 +4082,7 @@
                     <a:graphicData uri="http://schemas.openxmlformats.org/drawingml/2006/picture">
                       <pic:pic>
                         <pic:nvPicPr>
-                          <pic:cNvPr id="0" name="1f338.png"/>
+                          <pic:cNvPr id="0" name="2764.png"/>
                           <pic:cNvPicPr/>
                         </pic:nvPicPr>
                         <pic:blipFill>
@@ -4127,7 +4127,7 @@
                 <w:i w:val="0"/>
                 <w:sz w:val="20"/>
               </w:rPr>
-              <w:t>flower</w:t>
+              <w:t>Friday</w:t>
             </w:r>
           </w:p>
         </w:tc>
@@ -4152,7 +4152,7 @@
                 <w:i w:val="0"/>
                 <w:sz w:val="20"/>
               </w:rPr>
-              <w:t>gul</w:t>
+              <w:t>juma</w:t>
             </w:r>
           </w:p>
         </w:tc>
@@ -4177,7 +4177,7 @@
                 <w:i w:val="0"/>
                 <w:sz w:val="20"/>
               </w:rPr>
-              <w:t>U1</w:t>
+              <w:t>U3</w:t>
             </w:r>
           </w:p>
         </w:tc>
@@ -4209,7 +4209,7 @@
                     <a:graphicData uri="http://schemas.openxmlformats.org/drawingml/2006/picture">
                       <pic:pic>
                         <pic:nvPicPr>
-                          <pic:cNvPr id="0" name="2764.png"/>
+                          <pic:cNvPr id="0" name="1f35f.png"/>
                           <pic:cNvPicPr/>
                         </pic:nvPicPr>
                         <pic:blipFill>
@@ -4254,7 +4254,7 @@
                 <w:i w:val="0"/>
                 <w:sz w:val="20"/>
               </w:rPr>
-              <w:t>Friday</w:t>
+              <w:t>fries</w:t>
             </w:r>
           </w:p>
         </w:tc>
@@ -4279,7 +4279,7 @@
                 <w:i w:val="0"/>
                 <w:sz w:val="20"/>
               </w:rPr>
-              <w:t>juma</w:t>
+              <w:t>kartoshka fri</w:t>
             </w:r>
           </w:p>
         </w:tc>
@@ -4304,7 +4304,7 @@
                 <w:i w:val="0"/>
                 <w:sz w:val="20"/>
               </w:rPr>
-              <w:t>U3</w:t>
+              <w:t>U8</w:t>
             </w:r>
           </w:p>
         </w:tc>
@@ -6080,7 +6080,7 @@
                     <a:graphicData uri="http://schemas.openxmlformats.org/drawingml/2006/picture">
                       <pic:pic>
                         <pic:nvPicPr>
-                          <pic:cNvPr id="0" name="1f6bf.png"/>
+                          <pic:cNvPr id="0" name="1f373.png"/>
                           <pic:cNvPicPr/>
                         </pic:nvPicPr>
                         <pic:blipFill>
@@ -6125,7 +6125,7 @@
                 <w:i w:val="0"/>
                 <w:sz w:val="20"/>
               </w:rPr>
-              <w:t>have a shower / take a shower</w:t>
+              <w:t>have breakfast</w:t>
             </w:r>
           </w:p>
         </w:tc>
@@ -6150,7 +6150,7 @@
                 <w:i w:val="0"/>
                 <w:sz w:val="20"/>
               </w:rPr>
-              <w:t>cho'milmoq, dush qabul qilmoq</w:t>
+              <w:t>nonushta qilmoq</w:t>
             </w:r>
           </w:p>
         </w:tc>
@@ -6207,7 +6207,7 @@
                     <a:graphicData uri="http://schemas.openxmlformats.org/drawingml/2006/picture">
                       <pic:pic>
                         <pic:nvPicPr>
-                          <pic:cNvPr id="0" name="1f373.png"/>
+                          <pic:cNvPr id="0" name="1f357.png"/>
                           <pic:cNvPicPr/>
                         </pic:nvPicPr>
                         <pic:blipFill>
@@ -6252,7 +6252,7 @@
                 <w:i w:val="0"/>
                 <w:sz w:val="20"/>
               </w:rPr>
-              <w:t>have breakfast</w:t>
+              <w:t>have dinner</w:t>
             </w:r>
           </w:p>
         </w:tc>
@@ -6277,7 +6277,7 @@
                 <w:i w:val="0"/>
                 <w:sz w:val="20"/>
               </w:rPr>
-              <w:t>nonushta qilmoq</w:t>
+              <w:t>kechki ovqat yemoq</w:t>
             </w:r>
           </w:p>
         </w:tc>
@@ -6334,7 +6334,7 @@
                     <a:graphicData uri="http://schemas.openxmlformats.org/drawingml/2006/picture">
                       <pic:pic>
                         <pic:nvPicPr>
-                          <pic:cNvPr id="0" name="1f357.png"/>
+                          <pic:cNvPr id="0" name="1f372.png"/>
                           <pic:cNvPicPr/>
                         </pic:nvPicPr>
                         <pic:blipFill>
@@ -6379,7 +6379,7 @@
                 <w:i w:val="0"/>
                 <w:sz w:val="20"/>
               </w:rPr>
-              <w:t>have dinner</w:t>
+              <w:t>have lunch</w:t>
             </w:r>
           </w:p>
         </w:tc>
@@ -6404,7 +6404,7 @@
                 <w:i w:val="0"/>
                 <w:sz w:val="20"/>
               </w:rPr>
-              <w:t>kechki ovqat yemoq</w:t>
+              <w:t>tushlik qilmoq</w:t>
             </w:r>
           </w:p>
         </w:tc>
@@ -6430,6 +6430,192 @@
                 <w:sz w:val="20"/>
               </w:rPr>
               <w:t>U4</w:t>
+            </w:r>
+          </w:p>
+        </w:tc>
+      </w:tr>
+      <w:tr>
+        <w:tc>
+          <w:tcPr>
+            <w:tcW w:type="dxa" w:w="706"/>
+            <w:tcBorders>
+              <w:top w:val="single" w:sz="4" w:color="9FB3C8"/>
+              <w:left w:val="single" w:sz="4" w:color="9FB3C8"/>
+              <w:bottom w:val="single" w:sz="4" w:color="9FB3C8"/>
+              <w:right w:val="single" w:sz="4" w:color="9FB3C8"/>
+            </w:tcBorders>
+          </w:tcPr>
+          <w:p>
+            <w:pPr>
+              <w:spacing w:after="20"/>
+            </w:pPr>
+          </w:p>
+        </w:tc>
+        <w:tc>
+          <w:tcPr>
+            <w:tcW w:type="dxa" w:w="3835"/>
+            <w:tcBorders>
+              <w:top w:val="single" w:sz="4" w:color="9FB3C8"/>
+              <w:left w:val="single" w:sz="4" w:color="9FB3C8"/>
+              <w:bottom w:val="single" w:sz="4" w:color="9FB3C8"/>
+              <w:right w:val="single" w:sz="4" w:color="9FB3C8"/>
+            </w:tcBorders>
+          </w:tcPr>
+          <w:p>
+            <w:pPr>
+              <w:spacing w:after="20"/>
+            </w:pPr>
+            <w:r>
+              <w:rPr>
+                <w:rFonts w:ascii="Arial" w:hAnsi="Arial" w:eastAsia="Arial"/>
+                <w:b/>
+                <w:i w:val="0"/>
+                <w:sz w:val="20"/>
+              </w:rPr>
+              <w:t>hers</w:t>
+            </w:r>
+          </w:p>
+        </w:tc>
+        <w:tc>
+          <w:tcPr>
+            <w:tcW w:type="dxa" w:w="4339"/>
+            <w:tcBorders>
+              <w:top w:val="single" w:sz="4" w:color="9FB3C8"/>
+              <w:left w:val="single" w:sz="4" w:color="9FB3C8"/>
+              <w:bottom w:val="single" w:sz="4" w:color="9FB3C8"/>
+              <w:right w:val="single" w:sz="4" w:color="9FB3C8"/>
+            </w:tcBorders>
+          </w:tcPr>
+          <w:p>
+            <w:pPr>
+              <w:spacing w:after="20"/>
+            </w:pPr>
+            <w:r>
+              <w:rPr>
+                <w:rFonts w:ascii="Arial" w:hAnsi="Arial" w:eastAsia="Arial"/>
+                <w:b w:val="0"/>
+                <w:i w:val="0"/>
+                <w:sz w:val="20"/>
+              </w:rPr>
+              <w:t>uniki (ayol)</w:t>
+            </w:r>
+          </w:p>
+        </w:tc>
+        <w:tc>
+          <w:tcPr>
+            <w:tcW w:type="dxa" w:w="1211"/>
+            <w:tcBorders>
+              <w:top w:val="single" w:sz="4" w:color="9FB3C8"/>
+              <w:left w:val="single" w:sz="4" w:color="9FB3C8"/>
+              <w:bottom w:val="single" w:sz="4" w:color="9FB3C8"/>
+              <w:right w:val="single" w:sz="4" w:color="9FB3C8"/>
+            </w:tcBorders>
+          </w:tcPr>
+          <w:p>
+            <w:pPr>
+              <w:spacing w:after="20"/>
+            </w:pPr>
+            <w:r>
+              <w:rPr>
+                <w:rFonts w:ascii="Arial" w:hAnsi="Arial" w:eastAsia="Arial"/>
+                <w:b w:val="0"/>
+                <w:i w:val="0"/>
+                <w:sz w:val="20"/>
+              </w:rPr>
+              <w:t>U8</w:t>
+            </w:r>
+          </w:p>
+        </w:tc>
+      </w:tr>
+      <w:tr>
+        <w:tc>
+          <w:tcPr>
+            <w:tcW w:type="dxa" w:w="706"/>
+            <w:tcBorders>
+              <w:top w:val="single" w:sz="4" w:color="9FB3C8"/>
+              <w:left w:val="single" w:sz="4" w:color="9FB3C8"/>
+              <w:bottom w:val="single" w:sz="4" w:color="9FB3C8"/>
+              <w:right w:val="single" w:sz="4" w:color="9FB3C8"/>
+            </w:tcBorders>
+          </w:tcPr>
+          <w:p>
+            <w:pPr>
+              <w:spacing w:after="20"/>
+            </w:pPr>
+          </w:p>
+        </w:tc>
+        <w:tc>
+          <w:tcPr>
+            <w:tcW w:type="dxa" w:w="3835"/>
+            <w:tcBorders>
+              <w:top w:val="single" w:sz="4" w:color="9FB3C8"/>
+              <w:left w:val="single" w:sz="4" w:color="9FB3C8"/>
+              <w:bottom w:val="single" w:sz="4" w:color="9FB3C8"/>
+              <w:right w:val="single" w:sz="4" w:color="9FB3C8"/>
+            </w:tcBorders>
+          </w:tcPr>
+          <w:p>
+            <w:pPr>
+              <w:spacing w:after="20"/>
+            </w:pPr>
+            <w:r>
+              <w:rPr>
+                <w:rFonts w:ascii="Arial" w:hAnsi="Arial" w:eastAsia="Arial"/>
+                <w:b/>
+                <w:i w:val="0"/>
+                <w:sz w:val="20"/>
+              </w:rPr>
+              <w:t>his</w:t>
+            </w:r>
+          </w:p>
+        </w:tc>
+        <w:tc>
+          <w:tcPr>
+            <w:tcW w:type="dxa" w:w="4339"/>
+            <w:tcBorders>
+              <w:top w:val="single" w:sz="4" w:color="9FB3C8"/>
+              <w:left w:val="single" w:sz="4" w:color="9FB3C8"/>
+              <w:bottom w:val="single" w:sz="4" w:color="9FB3C8"/>
+              <w:right w:val="single" w:sz="4" w:color="9FB3C8"/>
+            </w:tcBorders>
+          </w:tcPr>
+          <w:p>
+            <w:pPr>
+              <w:spacing w:after="20"/>
+            </w:pPr>
+            <w:r>
+              <w:rPr>
+                <w:rFonts w:ascii="Arial" w:hAnsi="Arial" w:eastAsia="Arial"/>
+                <w:b w:val="0"/>
+                <w:i w:val="0"/>
+                <w:sz w:val="20"/>
+              </w:rPr>
+              <w:t>uniki (erkak)</w:t>
+            </w:r>
+          </w:p>
+        </w:tc>
+        <w:tc>
+          <w:tcPr>
+            <w:tcW w:type="dxa" w:w="1211"/>
+            <w:tcBorders>
+              <w:top w:val="single" w:sz="4" w:color="9FB3C8"/>
+              <w:left w:val="single" w:sz="4" w:color="9FB3C8"/>
+              <w:bottom w:val="single" w:sz="4" w:color="9FB3C8"/>
+              <w:right w:val="single" w:sz="4" w:color="9FB3C8"/>
+            </w:tcBorders>
+          </w:tcPr>
+          <w:p>
+            <w:pPr>
+              <w:spacing w:after="20"/>
+            </w:pPr>
+            <w:r>
+              <w:rPr>
+                <w:rFonts w:ascii="Arial" w:hAnsi="Arial" w:eastAsia="Arial"/>
+                <w:b w:val="0"/>
+                <w:i w:val="0"/>
+                <w:sz w:val="20"/>
+              </w:rPr>
+              <w:t>U8</w:t>
             </w:r>
           </w:p>
         </w:tc>
@@ -6461,7 +6647,7 @@
                     <a:graphicData uri="http://schemas.openxmlformats.org/drawingml/2006/picture">
                       <pic:pic>
                         <pic:nvPicPr>
-                          <pic:cNvPr id="0" name="1f372.png"/>
+                          <pic:cNvPr id="0" name="2601.png"/>
                           <pic:cNvPicPr/>
                         </pic:nvPicPr>
                         <pic:blipFill>
@@ -6506,7 +6692,7 @@
                 <w:i w:val="0"/>
                 <w:sz w:val="20"/>
               </w:rPr>
-              <w:t>have lunch</w:t>
+              <w:t>in the afternoon</w:t>
             </w:r>
           </w:p>
         </w:tc>
@@ -6531,7 +6717,7 @@
                 <w:i w:val="0"/>
                 <w:sz w:val="20"/>
               </w:rPr>
-              <w:t>tushlik qilmoq</w:t>
+              <w:t>tushdan keyin</w:t>
             </w:r>
           </w:p>
         </w:tc>
@@ -6556,193 +6742,7 @@
                 <w:i w:val="0"/>
                 <w:sz w:val="20"/>
               </w:rPr>
-              <w:t>U4</w:t>
-            </w:r>
-          </w:p>
-        </w:tc>
-      </w:tr>
-      <w:tr>
-        <w:tc>
-          <w:tcPr>
-            <w:tcW w:type="dxa" w:w="706"/>
-            <w:tcBorders>
-              <w:top w:val="single" w:sz="4" w:color="9FB3C8"/>
-              <w:left w:val="single" w:sz="4" w:color="9FB3C8"/>
-              <w:bottom w:val="single" w:sz="4" w:color="9FB3C8"/>
-              <w:right w:val="single" w:sz="4" w:color="9FB3C8"/>
-            </w:tcBorders>
-          </w:tcPr>
-          <w:p>
-            <w:pPr>
-              <w:spacing w:after="20"/>
-            </w:pPr>
-          </w:p>
-        </w:tc>
-        <w:tc>
-          <w:tcPr>
-            <w:tcW w:type="dxa" w:w="3835"/>
-            <w:tcBorders>
-              <w:top w:val="single" w:sz="4" w:color="9FB3C8"/>
-              <w:left w:val="single" w:sz="4" w:color="9FB3C8"/>
-              <w:bottom w:val="single" w:sz="4" w:color="9FB3C8"/>
-              <w:right w:val="single" w:sz="4" w:color="9FB3C8"/>
-            </w:tcBorders>
-          </w:tcPr>
-          <w:p>
-            <w:pPr>
-              <w:spacing w:after="20"/>
-            </w:pPr>
-            <w:r>
-              <w:rPr>
-                <w:rFonts w:ascii="Arial" w:hAnsi="Arial" w:eastAsia="Arial"/>
-                <w:b/>
-                <w:i w:val="0"/>
-                <w:sz w:val="20"/>
-              </w:rPr>
-              <w:t>hers</w:t>
-            </w:r>
-          </w:p>
-        </w:tc>
-        <w:tc>
-          <w:tcPr>
-            <w:tcW w:type="dxa" w:w="4339"/>
-            <w:tcBorders>
-              <w:top w:val="single" w:sz="4" w:color="9FB3C8"/>
-              <w:left w:val="single" w:sz="4" w:color="9FB3C8"/>
-              <w:bottom w:val="single" w:sz="4" w:color="9FB3C8"/>
-              <w:right w:val="single" w:sz="4" w:color="9FB3C8"/>
-            </w:tcBorders>
-          </w:tcPr>
-          <w:p>
-            <w:pPr>
-              <w:spacing w:after="20"/>
-            </w:pPr>
-            <w:r>
-              <w:rPr>
-                <w:rFonts w:ascii="Arial" w:hAnsi="Arial" w:eastAsia="Arial"/>
-                <w:b w:val="0"/>
-                <w:i w:val="0"/>
-                <w:sz w:val="20"/>
-              </w:rPr>
-              <w:t>uniki (ayol)</w:t>
-            </w:r>
-          </w:p>
-        </w:tc>
-        <w:tc>
-          <w:tcPr>
-            <w:tcW w:type="dxa" w:w="1211"/>
-            <w:tcBorders>
-              <w:top w:val="single" w:sz="4" w:color="9FB3C8"/>
-              <w:left w:val="single" w:sz="4" w:color="9FB3C8"/>
-              <w:bottom w:val="single" w:sz="4" w:color="9FB3C8"/>
-              <w:right w:val="single" w:sz="4" w:color="9FB3C8"/>
-            </w:tcBorders>
-          </w:tcPr>
-          <w:p>
-            <w:pPr>
-              <w:spacing w:after="20"/>
-            </w:pPr>
-            <w:r>
-              <w:rPr>
-                <w:rFonts w:ascii="Arial" w:hAnsi="Arial" w:eastAsia="Arial"/>
-                <w:b w:val="0"/>
-                <w:i w:val="0"/>
-                <w:sz w:val="20"/>
-              </w:rPr>
-              <w:t>U8</w:t>
-            </w:r>
-          </w:p>
-        </w:tc>
-      </w:tr>
-      <w:tr>
-        <w:tc>
-          <w:tcPr>
-            <w:tcW w:type="dxa" w:w="706"/>
-            <w:tcBorders>
-              <w:top w:val="single" w:sz="4" w:color="9FB3C8"/>
-              <w:left w:val="single" w:sz="4" w:color="9FB3C8"/>
-              <w:bottom w:val="single" w:sz="4" w:color="9FB3C8"/>
-              <w:right w:val="single" w:sz="4" w:color="9FB3C8"/>
-            </w:tcBorders>
-          </w:tcPr>
-          <w:p>
-            <w:pPr>
-              <w:spacing w:after="20"/>
-            </w:pPr>
-          </w:p>
-        </w:tc>
-        <w:tc>
-          <w:tcPr>
-            <w:tcW w:type="dxa" w:w="3835"/>
-            <w:tcBorders>
-              <w:top w:val="single" w:sz="4" w:color="9FB3C8"/>
-              <w:left w:val="single" w:sz="4" w:color="9FB3C8"/>
-              <w:bottom w:val="single" w:sz="4" w:color="9FB3C8"/>
-              <w:right w:val="single" w:sz="4" w:color="9FB3C8"/>
-            </w:tcBorders>
-          </w:tcPr>
-          <w:p>
-            <w:pPr>
-              <w:spacing w:after="20"/>
-            </w:pPr>
-            <w:r>
-              <w:rPr>
-                <w:rFonts w:ascii="Arial" w:hAnsi="Arial" w:eastAsia="Arial"/>
-                <w:b/>
-                <w:i w:val="0"/>
-                <w:sz w:val="20"/>
-              </w:rPr>
-              <w:t>his</w:t>
-            </w:r>
-          </w:p>
-        </w:tc>
-        <w:tc>
-          <w:tcPr>
-            <w:tcW w:type="dxa" w:w="4339"/>
-            <w:tcBorders>
-              <w:top w:val="single" w:sz="4" w:color="9FB3C8"/>
-              <w:left w:val="single" w:sz="4" w:color="9FB3C8"/>
-              <w:bottom w:val="single" w:sz="4" w:color="9FB3C8"/>
-              <w:right w:val="single" w:sz="4" w:color="9FB3C8"/>
-            </w:tcBorders>
-          </w:tcPr>
-          <w:p>
-            <w:pPr>
-              <w:spacing w:after="20"/>
-            </w:pPr>
-            <w:r>
-              <w:rPr>
-                <w:rFonts w:ascii="Arial" w:hAnsi="Arial" w:eastAsia="Arial"/>
-                <w:b w:val="0"/>
-                <w:i w:val="0"/>
-                <w:sz w:val="20"/>
-              </w:rPr>
-              <w:t>uniki (erkak)</w:t>
-            </w:r>
-          </w:p>
-        </w:tc>
-        <w:tc>
-          <w:tcPr>
-            <w:tcW w:type="dxa" w:w="1211"/>
-            <w:tcBorders>
-              <w:top w:val="single" w:sz="4" w:color="9FB3C8"/>
-              <w:left w:val="single" w:sz="4" w:color="9FB3C8"/>
-              <w:bottom w:val="single" w:sz="4" w:color="9FB3C8"/>
-              <w:right w:val="single" w:sz="4" w:color="9FB3C8"/>
-            </w:tcBorders>
-          </w:tcPr>
-          <w:p>
-            <w:pPr>
-              <w:spacing w:after="20"/>
-            </w:pPr>
-            <w:r>
-              <w:rPr>
-                <w:rFonts w:ascii="Arial" w:hAnsi="Arial" w:eastAsia="Arial"/>
-                <w:b w:val="0"/>
-                <w:i w:val="0"/>
-                <w:sz w:val="20"/>
-              </w:rPr>
-              <w:t>U8</w:t>
+              <w:t>U6</w:t>
             </w:r>
           </w:p>
         </w:tc>
@@ -6774,7 +6774,7 @@
                     <a:graphicData uri="http://schemas.openxmlformats.org/drawingml/2006/picture">
                       <pic:pic>
                         <pic:nvPicPr>
-                          <pic:cNvPr id="0" name="2601.png"/>
+                          <pic:cNvPr id="0" name="1f319.png"/>
                           <pic:cNvPicPr/>
                         </pic:nvPicPr>
                         <pic:blipFill>
@@ -6819,7 +6819,7 @@
                 <w:i w:val="0"/>
                 <w:sz w:val="20"/>
               </w:rPr>
-              <w:t>in the afternoon</w:t>
+              <w:t>in the evening</w:t>
             </w:r>
           </w:p>
         </w:tc>
@@ -6844,7 +6844,7 @@
                 <w:i w:val="0"/>
                 <w:sz w:val="20"/>
               </w:rPr>
-              <w:t>tushdan keyin</w:t>
+              <w:t>kechqurun</w:t>
             </w:r>
           </w:p>
         </w:tc>
@@ -6901,7 +6901,7 @@
                     <a:graphicData uri="http://schemas.openxmlformats.org/drawingml/2006/picture">
                       <pic:pic>
                         <pic:nvPicPr>
-                          <pic:cNvPr id="0" name="1f319.png"/>
+                          <pic:cNvPr id="0" name="2600.png"/>
                           <pic:cNvPicPr/>
                         </pic:nvPicPr>
                         <pic:blipFill>
@@ -6946,7 +6946,7 @@
                 <w:i w:val="0"/>
                 <w:sz w:val="20"/>
               </w:rPr>
-              <w:t>in the evening</w:t>
+              <w:t>in the morning</w:t>
             </w:r>
           </w:p>
         </w:tc>
@@ -6971,7 +6971,7 @@
                 <w:i w:val="0"/>
                 <w:sz w:val="20"/>
               </w:rPr>
-              <w:t>kechqurun</w:t>
+              <w:t>ertalab</w:t>
             </w:r>
           </w:p>
         </w:tc>
@@ -7028,7 +7028,7 @@
                     <a:graphicData uri="http://schemas.openxmlformats.org/drawingml/2006/picture">
                       <pic:pic>
                         <pic:nvPicPr>
-                          <pic:cNvPr id="0" name="2600.png"/>
+                          <pic:cNvPr id="0" name="2744.png"/>
                           <pic:cNvPicPr/>
                         </pic:nvPicPr>
                         <pic:blipFill>
@@ -7073,7 +7073,7 @@
                 <w:i w:val="0"/>
                 <w:sz w:val="20"/>
               </w:rPr>
-              <w:t>in the morning</w:t>
+              <w:t>January</w:t>
             </w:r>
           </w:p>
         </w:tc>
@@ -7098,7 +7098,7 @@
                 <w:i w:val="0"/>
                 <w:sz w:val="20"/>
               </w:rPr>
-              <w:t>ertalab</w:t>
+              <w:t>yanvar</w:t>
             </w:r>
           </w:p>
         </w:tc>
@@ -7123,7 +7123,7 @@
                 <w:i w:val="0"/>
                 <w:sz w:val="20"/>
               </w:rPr>
-              <w:t>U6</w:t>
+              <w:t>Welcome</w:t>
             </w:r>
           </w:p>
         </w:tc>
@@ -7155,7 +7155,7 @@
                     <a:graphicData uri="http://schemas.openxmlformats.org/drawingml/2006/picture">
                       <pic:pic>
                         <pic:nvPicPr>
-                          <pic:cNvPr id="0" name="2744.png"/>
+                          <pic:cNvPr id="0" name="1f349.png"/>
                           <pic:cNvPicPr/>
                         </pic:nvPicPr>
                         <pic:blipFill>
@@ -7200,7 +7200,7 @@
                 <w:i w:val="0"/>
                 <w:sz w:val="20"/>
               </w:rPr>
-              <w:t>January</w:t>
+              <w:t>July</w:t>
             </w:r>
           </w:p>
         </w:tc>
@@ -7225,7 +7225,7 @@
                 <w:i w:val="0"/>
                 <w:sz w:val="20"/>
               </w:rPr>
-              <w:t>yanvar</w:t>
+              <w:t>iyul</w:t>
             </w:r>
           </w:p>
         </w:tc>
@@ -7282,7 +7282,134 @@
                     <a:graphicData uri="http://schemas.openxmlformats.org/drawingml/2006/picture">
                       <pic:pic>
                         <pic:nvPicPr>
-                          <pic:cNvPr id="0" name="1f349.png"/>
+                          <pic:cNvPr id="0" name="2600.png"/>
+                          <pic:cNvPicPr/>
+                        </pic:nvPicPr>
+                        <pic:blipFill>
+                          <a:blip r:embed="rId57"/>
+                          <a:stretch>
+                            <a:fillRect/>
+                          </a:stretch>
+                        </pic:blipFill>
+                        <pic:spPr>
+                          <a:xfrm>
+                            <a:off x="0" y="0"/>
+                            <a:ext cx="203200" cy="203200"/>
+                          </a:xfrm>
+                          <a:prstGeom prst="rect"/>
+                        </pic:spPr>
+                      </pic:pic>
+                    </a:graphicData>
+                  </a:graphic>
+                </wp:inline>
+              </w:drawing>
+            </w:r>
+          </w:p>
+        </w:tc>
+        <w:tc>
+          <w:tcPr>
+            <w:tcW w:type="dxa" w:w="3835"/>
+            <w:tcBorders>
+              <w:top w:val="single" w:sz="4" w:color="9FB3C8"/>
+              <w:left w:val="single" w:sz="4" w:color="9FB3C8"/>
+              <w:bottom w:val="single" w:sz="4" w:color="9FB3C8"/>
+              <w:right w:val="single" w:sz="4" w:color="9FB3C8"/>
+            </w:tcBorders>
+          </w:tcPr>
+          <w:p>
+            <w:pPr>
+              <w:spacing w:after="20"/>
+            </w:pPr>
+            <w:r>
+              <w:rPr>
+                <w:rFonts w:ascii="Arial" w:hAnsi="Arial" w:eastAsia="Arial"/>
+                <w:b/>
+                <w:i w:val="0"/>
+                <w:sz w:val="20"/>
+              </w:rPr>
+              <w:t>June</w:t>
+            </w:r>
+          </w:p>
+        </w:tc>
+        <w:tc>
+          <w:tcPr>
+            <w:tcW w:type="dxa" w:w="4339"/>
+            <w:tcBorders>
+              <w:top w:val="single" w:sz="4" w:color="9FB3C8"/>
+              <w:left w:val="single" w:sz="4" w:color="9FB3C8"/>
+              <w:bottom w:val="single" w:sz="4" w:color="9FB3C8"/>
+              <w:right w:val="single" w:sz="4" w:color="9FB3C8"/>
+            </w:tcBorders>
+          </w:tcPr>
+          <w:p>
+            <w:pPr>
+              <w:spacing w:after="20"/>
+            </w:pPr>
+            <w:r>
+              <w:rPr>
+                <w:rFonts w:ascii="Arial" w:hAnsi="Arial" w:eastAsia="Arial"/>
+                <w:b w:val="0"/>
+                <w:i w:val="0"/>
+                <w:sz w:val="20"/>
+              </w:rPr>
+              <w:t>iyun</w:t>
+            </w:r>
+          </w:p>
+        </w:tc>
+        <w:tc>
+          <w:tcPr>
+            <w:tcW w:type="dxa" w:w="1211"/>
+            <w:tcBorders>
+              <w:top w:val="single" w:sz="4" w:color="9FB3C8"/>
+              <w:left w:val="single" w:sz="4" w:color="9FB3C8"/>
+              <w:bottom w:val="single" w:sz="4" w:color="9FB3C8"/>
+              <w:right w:val="single" w:sz="4" w:color="9FB3C8"/>
+            </w:tcBorders>
+          </w:tcPr>
+          <w:p>
+            <w:pPr>
+              <w:spacing w:after="20"/>
+            </w:pPr>
+            <w:r>
+              <w:rPr>
+                <w:rFonts w:ascii="Arial" w:hAnsi="Arial" w:eastAsia="Arial"/>
+                <w:b w:val="0"/>
+                <w:i w:val="0"/>
+                <w:sz w:val="20"/>
+              </w:rPr>
+              <w:t>Welcome</w:t>
+            </w:r>
+          </w:p>
+        </w:tc>
+      </w:tr>
+      <w:tr>
+        <w:tc>
+          <w:tcPr>
+            <w:tcW w:type="dxa" w:w="706"/>
+            <w:tcBorders>
+              <w:top w:val="single" w:sz="4" w:color="9FB3C8"/>
+              <w:left w:val="single" w:sz="4" w:color="9FB3C8"/>
+              <w:bottom w:val="single" w:sz="4" w:color="9FB3C8"/>
+              <w:right w:val="single" w:sz="4" w:color="9FB3C8"/>
+            </w:tcBorders>
+          </w:tcPr>
+          <w:p>
+            <w:pPr>
+              <w:spacing w:after="20"/>
+            </w:pPr>
+            <w:r>
+              <w:drawing>
+                <wp:inline xmlns:a="http://schemas.openxmlformats.org/drawingml/2006/main" xmlns:pic="http://schemas.openxmlformats.org/drawingml/2006/picture">
+                  <wp:extent cx="203200" cy="203200"/>
+                  <wp:docPr id="55" name="Picture 55"/>
+                  <wp:cNvGraphicFramePr>
+                    <a:graphicFrameLocks noChangeAspect="1"/>
+                  </wp:cNvGraphicFramePr>
+                  <a:graphic>
+                    <a:graphicData uri="http://schemas.openxmlformats.org/drawingml/2006/picture">
+                      <pic:pic>
+                        <pic:nvPicPr>
+                          <pic:cNvPr id="0" name="1f343.png"/>
                           <pic:cNvPicPr/>
                         </pic:nvPicPr>
                         <pic:blipFill>
@@ -7327,7 +7454,7 @@
                 <w:i w:val="0"/>
                 <w:sz w:val="20"/>
               </w:rPr>
-              <w:t>July</w:t>
+              <w:t>leaf</w:t>
             </w:r>
           </w:p>
         </w:tc>
@@ -7352,7 +7479,7 @@
                 <w:i w:val="0"/>
                 <w:sz w:val="20"/>
               </w:rPr>
-              <w:t>iyul</w:t>
+              <w:t>barg</w:t>
             </w:r>
           </w:p>
         </w:tc>
@@ -7377,134 +7504,7 @@
                 <w:i w:val="0"/>
                 <w:sz w:val="20"/>
               </w:rPr>
-              <w:t>Welcome</w:t>
-            </w:r>
-          </w:p>
-        </w:tc>
-      </w:tr>
-      <w:tr>
-        <w:tc>
-          <w:tcPr>
-            <w:tcW w:type="dxa" w:w="706"/>
-            <w:tcBorders>
-              <w:top w:val="single" w:sz="4" w:color="9FB3C8"/>
-              <w:left w:val="single" w:sz="4" w:color="9FB3C8"/>
-              <w:bottom w:val="single" w:sz="4" w:color="9FB3C8"/>
-              <w:right w:val="single" w:sz="4" w:color="9FB3C8"/>
-            </w:tcBorders>
-          </w:tcPr>
-          <w:p>
-            <w:pPr>
-              <w:spacing w:after="20"/>
-            </w:pPr>
-            <w:r>
-              <w:drawing>
-                <wp:inline xmlns:a="http://schemas.openxmlformats.org/drawingml/2006/main" xmlns:pic="http://schemas.openxmlformats.org/drawingml/2006/picture">
-                  <wp:extent cx="203200" cy="203200"/>
-                  <wp:docPr id="55" name="Picture 55"/>
-                  <wp:cNvGraphicFramePr>
-                    <a:graphicFrameLocks noChangeAspect="1"/>
-                  </wp:cNvGraphicFramePr>
-                  <a:graphic>
-                    <a:graphicData uri="http://schemas.openxmlformats.org/drawingml/2006/picture">
-                      <pic:pic>
-                        <pic:nvPicPr>
-                          <pic:cNvPr id="0" name="2600.png"/>
-                          <pic:cNvPicPr/>
-                        </pic:nvPicPr>
-                        <pic:blipFill>
-                          <a:blip r:embed="rId58"/>
-                          <a:stretch>
-                            <a:fillRect/>
-                          </a:stretch>
-                        </pic:blipFill>
-                        <pic:spPr>
-                          <a:xfrm>
-                            <a:off x="0" y="0"/>
-                            <a:ext cx="203200" cy="203200"/>
-                          </a:xfrm>
-                          <a:prstGeom prst="rect"/>
-                        </pic:spPr>
-                      </pic:pic>
-                    </a:graphicData>
-                  </a:graphic>
-                </wp:inline>
-              </w:drawing>
-            </w:r>
-          </w:p>
-        </w:tc>
-        <w:tc>
-          <w:tcPr>
-            <w:tcW w:type="dxa" w:w="3835"/>
-            <w:tcBorders>
-              <w:top w:val="single" w:sz="4" w:color="9FB3C8"/>
-              <w:left w:val="single" w:sz="4" w:color="9FB3C8"/>
-              <w:bottom w:val="single" w:sz="4" w:color="9FB3C8"/>
-              <w:right w:val="single" w:sz="4" w:color="9FB3C8"/>
-            </w:tcBorders>
-          </w:tcPr>
-          <w:p>
-            <w:pPr>
-              <w:spacing w:after="20"/>
-            </w:pPr>
-            <w:r>
-              <w:rPr>
-                <w:rFonts w:ascii="Arial" w:hAnsi="Arial" w:eastAsia="Arial"/>
-                <w:b/>
-                <w:i w:val="0"/>
-                <w:sz w:val="20"/>
-              </w:rPr>
-              <w:t>June</w:t>
-            </w:r>
-          </w:p>
-        </w:tc>
-        <w:tc>
-          <w:tcPr>
-            <w:tcW w:type="dxa" w:w="4339"/>
-            <w:tcBorders>
-              <w:top w:val="single" w:sz="4" w:color="9FB3C8"/>
-              <w:left w:val="single" w:sz="4" w:color="9FB3C8"/>
-              <w:bottom w:val="single" w:sz="4" w:color="9FB3C8"/>
-              <w:right w:val="single" w:sz="4" w:color="9FB3C8"/>
-            </w:tcBorders>
-          </w:tcPr>
-          <w:p>
-            <w:pPr>
-              <w:spacing w:after="20"/>
-            </w:pPr>
-            <w:r>
-              <w:rPr>
-                <w:rFonts w:ascii="Arial" w:hAnsi="Arial" w:eastAsia="Arial"/>
-                <w:b w:val="0"/>
-                <w:i w:val="0"/>
-                <w:sz w:val="20"/>
-              </w:rPr>
-              <w:t>iyun</w:t>
-            </w:r>
-          </w:p>
-        </w:tc>
-        <w:tc>
-          <w:tcPr>
-            <w:tcW w:type="dxa" w:w="1211"/>
-            <w:tcBorders>
-              <w:top w:val="single" w:sz="4" w:color="9FB3C8"/>
-              <w:left w:val="single" w:sz="4" w:color="9FB3C8"/>
-              <w:bottom w:val="single" w:sz="4" w:color="9FB3C8"/>
-              <w:right w:val="single" w:sz="4" w:color="9FB3C8"/>
-            </w:tcBorders>
-          </w:tcPr>
-          <w:p>
-            <w:pPr>
-              <w:spacing w:after="20"/>
-            </w:pPr>
-            <w:r>
-              <w:rPr>
-                <w:rFonts w:ascii="Arial" w:hAnsi="Arial" w:eastAsia="Arial"/>
-                <w:b w:val="0"/>
-                <w:i w:val="0"/>
-                <w:sz w:val="20"/>
-              </w:rPr>
-              <w:t>Welcome</w:t>
+              <w:t>U1</w:t>
             </w:r>
           </w:p>
         </w:tc>
@@ -7536,7 +7536,7 @@
                     <a:graphicData uri="http://schemas.openxmlformats.org/drawingml/2006/picture">
                       <pic:pic>
                         <pic:nvPicPr>
-                          <pic:cNvPr id="0" name="1f343.png"/>
+                          <pic:cNvPr id="0" name="1f34b.png"/>
                           <pic:cNvPicPr/>
                         </pic:nvPicPr>
                         <pic:blipFill>
@@ -7581,7 +7581,7 @@
                 <w:i w:val="0"/>
                 <w:sz w:val="20"/>
               </w:rPr>
-              <w:t>leaf</w:t>
+              <w:t>lemons</w:t>
             </w:r>
           </w:p>
         </w:tc>
@@ -7606,7 +7606,7 @@
                 <w:i w:val="0"/>
                 <w:sz w:val="20"/>
               </w:rPr>
-              <w:t>barg</w:t>
+              <w:t>limonlar</w:t>
             </w:r>
           </w:p>
         </w:tc>
@@ -7631,7 +7631,7 @@
                 <w:i w:val="0"/>
                 <w:sz w:val="20"/>
               </w:rPr>
-              <w:t>U1</w:t>
+              <w:t>U7</w:t>
             </w:r>
           </w:p>
         </w:tc>
@@ -7663,7 +7663,7 @@
                     <a:graphicData uri="http://schemas.openxmlformats.org/drawingml/2006/picture">
                       <pic:pic>
                         <pic:nvPicPr>
-                          <pic:cNvPr id="0" name="1f34b.png"/>
+                          <pic:cNvPr id="0" name="1f4da.png"/>
                           <pic:cNvPicPr/>
                         </pic:nvPicPr>
                         <pic:blipFill>
@@ -7708,7 +7708,7 @@
                 <w:i w:val="0"/>
                 <w:sz w:val="20"/>
               </w:rPr>
-              <w:t>lemons</w:t>
+              <w:t>library</w:t>
             </w:r>
           </w:p>
         </w:tc>
@@ -7733,7 +7733,7 @@
                 <w:i w:val="0"/>
                 <w:sz w:val="20"/>
               </w:rPr>
-              <w:t>limonlar</w:t>
+              <w:t>kutubxona</w:t>
             </w:r>
           </w:p>
         </w:tc>
@@ -7758,7 +7758,7 @@
                 <w:i w:val="0"/>
                 <w:sz w:val="20"/>
               </w:rPr>
-              <w:t>U7</w:t>
+              <w:t>U2</w:t>
             </w:r>
           </w:p>
         </w:tc>
@@ -7790,7 +7790,7 @@
                     <a:graphicData uri="http://schemas.openxmlformats.org/drawingml/2006/picture">
                       <pic:pic>
                         <pic:nvPicPr>
-                          <pic:cNvPr id="0" name="1f4da.png"/>
+                          <pic:cNvPr id="0" name="1f44d.png"/>
                           <pic:cNvPicPr/>
                         </pic:nvPicPr>
                         <pic:blipFill>
@@ -7835,7 +7835,7 @@
                 <w:i w:val="0"/>
                 <w:sz w:val="20"/>
               </w:rPr>
-              <w:t>library</w:t>
+              <w:t>like</w:t>
             </w:r>
           </w:p>
         </w:tc>
@@ -7860,7 +7860,7 @@
                 <w:i w:val="0"/>
                 <w:sz w:val="20"/>
               </w:rPr>
-              <w:t>kutubxona</w:t>
+              <w:t>yoqtirmoq</w:t>
             </w:r>
           </w:p>
         </w:tc>
@@ -7885,7 +7885,7 @@
                 <w:i w:val="0"/>
                 <w:sz w:val="20"/>
               </w:rPr>
-              <w:t>U2</w:t>
+              <w:t>U5</w:t>
             </w:r>
           </w:p>
         </w:tc>
@@ -7910,133 +7910,6 @@
                 <wp:inline xmlns:a="http://schemas.openxmlformats.org/drawingml/2006/main" xmlns:pic="http://schemas.openxmlformats.org/drawingml/2006/picture">
                   <wp:extent cx="203200" cy="203200"/>
                   <wp:docPr id="59" name="Picture 59"/>
-                  <wp:cNvGraphicFramePr>
-                    <a:graphicFrameLocks noChangeAspect="1"/>
-                  </wp:cNvGraphicFramePr>
-                  <a:graphic>
-                    <a:graphicData uri="http://schemas.openxmlformats.org/drawingml/2006/picture">
-                      <pic:pic>
-                        <pic:nvPicPr>
-                          <pic:cNvPr id="0" name="1f44d.png"/>
-                          <pic:cNvPicPr/>
-                        </pic:nvPicPr>
-                        <pic:blipFill>
-                          <a:blip r:embed="rId64"/>
-                          <a:stretch>
-                            <a:fillRect/>
-                          </a:stretch>
-                        </pic:blipFill>
-                        <pic:spPr>
-                          <a:xfrm>
-                            <a:off x="0" y="0"/>
-                            <a:ext cx="203200" cy="203200"/>
-                          </a:xfrm>
-                          <a:prstGeom prst="rect"/>
-                        </pic:spPr>
-                      </pic:pic>
-                    </a:graphicData>
-                  </a:graphic>
-                </wp:inline>
-              </w:drawing>
-            </w:r>
-          </w:p>
-        </w:tc>
-        <w:tc>
-          <w:tcPr>
-            <w:tcW w:type="dxa" w:w="3835"/>
-            <w:tcBorders>
-              <w:top w:val="single" w:sz="4" w:color="9FB3C8"/>
-              <w:left w:val="single" w:sz="4" w:color="9FB3C8"/>
-              <w:bottom w:val="single" w:sz="4" w:color="9FB3C8"/>
-              <w:right w:val="single" w:sz="4" w:color="9FB3C8"/>
-            </w:tcBorders>
-          </w:tcPr>
-          <w:p>
-            <w:pPr>
-              <w:spacing w:after="20"/>
-            </w:pPr>
-            <w:r>
-              <w:rPr>
-                <w:rFonts w:ascii="Arial" w:hAnsi="Arial" w:eastAsia="Arial"/>
-                <w:b/>
-                <w:i w:val="0"/>
-                <w:sz w:val="20"/>
-              </w:rPr>
-              <w:t>like</w:t>
-            </w:r>
-          </w:p>
-        </w:tc>
-        <w:tc>
-          <w:tcPr>
-            <w:tcW w:type="dxa" w:w="4339"/>
-            <w:tcBorders>
-              <w:top w:val="single" w:sz="4" w:color="9FB3C8"/>
-              <w:left w:val="single" w:sz="4" w:color="9FB3C8"/>
-              <w:bottom w:val="single" w:sz="4" w:color="9FB3C8"/>
-              <w:right w:val="single" w:sz="4" w:color="9FB3C8"/>
-            </w:tcBorders>
-          </w:tcPr>
-          <w:p>
-            <w:pPr>
-              <w:spacing w:after="20"/>
-            </w:pPr>
-            <w:r>
-              <w:rPr>
-                <w:rFonts w:ascii="Arial" w:hAnsi="Arial" w:eastAsia="Arial"/>
-                <w:b w:val="0"/>
-                <w:i w:val="0"/>
-                <w:sz w:val="20"/>
-              </w:rPr>
-              <w:t>yoqtirmoq</w:t>
-            </w:r>
-          </w:p>
-        </w:tc>
-        <w:tc>
-          <w:tcPr>
-            <w:tcW w:type="dxa" w:w="1211"/>
-            <w:tcBorders>
-              <w:top w:val="single" w:sz="4" w:color="9FB3C8"/>
-              <w:left w:val="single" w:sz="4" w:color="9FB3C8"/>
-              <w:bottom w:val="single" w:sz="4" w:color="9FB3C8"/>
-              <w:right w:val="single" w:sz="4" w:color="9FB3C8"/>
-            </w:tcBorders>
-          </w:tcPr>
-          <w:p>
-            <w:pPr>
-              <w:spacing w:after="20"/>
-            </w:pPr>
-            <w:r>
-              <w:rPr>
-                <w:rFonts w:ascii="Arial" w:hAnsi="Arial" w:eastAsia="Arial"/>
-                <w:b w:val="0"/>
-                <w:i w:val="0"/>
-                <w:sz w:val="20"/>
-              </w:rPr>
-              <w:t>U5</w:t>
-            </w:r>
-          </w:p>
-        </w:tc>
-      </w:tr>
-      <w:tr>
-        <w:tc>
-          <w:tcPr>
-            <w:tcW w:type="dxa" w:w="706"/>
-            <w:tcBorders>
-              <w:top w:val="single" w:sz="4" w:color="9FB3C8"/>
-              <w:left w:val="single" w:sz="4" w:color="9FB3C8"/>
-              <w:bottom w:val="single" w:sz="4" w:color="9FB3C8"/>
-              <w:right w:val="single" w:sz="4" w:color="9FB3C8"/>
-            </w:tcBorders>
-          </w:tcPr>
-          <w:p>
-            <w:pPr>
-              <w:spacing w:after="20"/>
-            </w:pPr>
-            <w:r>
-              <w:drawing>
-                <wp:inline xmlns:a="http://schemas.openxmlformats.org/drawingml/2006/main" xmlns:pic="http://schemas.openxmlformats.org/drawingml/2006/picture">
-                  <wp:extent cx="203200" cy="203200"/>
-                  <wp:docPr id="60" name="Picture 60"/>
                   <wp:cNvGraphicFramePr>
                     <a:graphicFrameLocks noChangeAspect="1"/>
                   </wp:cNvGraphicFramePr>
@@ -8256,6 +8129,226 @@
               <w:drawing>
                 <wp:inline xmlns:a="http://schemas.openxmlformats.org/drawingml/2006/main" xmlns:pic="http://schemas.openxmlformats.org/drawingml/2006/picture">
                   <wp:extent cx="203200" cy="203200"/>
+                  <wp:docPr id="60" name="Picture 60"/>
+                  <wp:cNvGraphicFramePr>
+                    <a:graphicFrameLocks noChangeAspect="1"/>
+                  </wp:cNvGraphicFramePr>
+                  <a:graphic>
+                    <a:graphicData uri="http://schemas.openxmlformats.org/drawingml/2006/picture">
+                      <pic:pic>
+                        <pic:nvPicPr>
+                          <pic:cNvPr id="0" name="1f3a7.png"/>
+                          <pic:cNvPicPr/>
+                        </pic:nvPicPr>
+                        <pic:blipFill>
+                          <a:blip r:embed="rId64"/>
+                          <a:stretch>
+                            <a:fillRect/>
+                          </a:stretch>
+                        </pic:blipFill>
+                        <pic:spPr>
+                          <a:xfrm>
+                            <a:off x="0" y="0"/>
+                            <a:ext cx="203200" cy="203200"/>
+                          </a:xfrm>
+                          <a:prstGeom prst="rect"/>
+                        </pic:spPr>
+                      </pic:pic>
+                    </a:graphicData>
+                  </a:graphic>
+                </wp:inline>
+              </w:drawing>
+            </w:r>
+          </w:p>
+        </w:tc>
+        <w:tc>
+          <w:tcPr>
+            <w:tcW w:type="dxa" w:w="3835"/>
+            <w:tcBorders>
+              <w:top w:val="single" w:sz="4" w:color="9FB3C8"/>
+              <w:left w:val="single" w:sz="4" w:color="9FB3C8"/>
+              <w:bottom w:val="single" w:sz="4" w:color="9FB3C8"/>
+              <w:right w:val="single" w:sz="4" w:color="9FB3C8"/>
+            </w:tcBorders>
+          </w:tcPr>
+          <w:p>
+            <w:pPr>
+              <w:spacing w:after="20"/>
+            </w:pPr>
+            <w:r>
+              <w:rPr>
+                <w:rFonts w:ascii="Arial" w:hAnsi="Arial" w:eastAsia="Arial"/>
+                <w:b/>
+                <w:i w:val="0"/>
+                <w:sz w:val="20"/>
+              </w:rPr>
+              <w:t>listen to music</w:t>
+            </w:r>
+          </w:p>
+        </w:tc>
+        <w:tc>
+          <w:tcPr>
+            <w:tcW w:type="dxa" w:w="4339"/>
+            <w:tcBorders>
+              <w:top w:val="single" w:sz="4" w:color="9FB3C8"/>
+              <w:left w:val="single" w:sz="4" w:color="9FB3C8"/>
+              <w:bottom w:val="single" w:sz="4" w:color="9FB3C8"/>
+              <w:right w:val="single" w:sz="4" w:color="9FB3C8"/>
+            </w:tcBorders>
+          </w:tcPr>
+          <w:p>
+            <w:pPr>
+              <w:spacing w:after="20"/>
+            </w:pPr>
+            <w:r>
+              <w:rPr>
+                <w:rFonts w:ascii="Arial" w:hAnsi="Arial" w:eastAsia="Arial"/>
+                <w:b w:val="0"/>
+                <w:i w:val="0"/>
+                <w:sz w:val="20"/>
+              </w:rPr>
+              <w:t>musiqa tinglamoq</w:t>
+            </w:r>
+          </w:p>
+        </w:tc>
+        <w:tc>
+          <w:tcPr>
+            <w:tcW w:type="dxa" w:w="1211"/>
+            <w:tcBorders>
+              <w:top w:val="single" w:sz="4" w:color="9FB3C8"/>
+              <w:left w:val="single" w:sz="4" w:color="9FB3C8"/>
+              <w:bottom w:val="single" w:sz="4" w:color="9FB3C8"/>
+              <w:right w:val="single" w:sz="4" w:color="9FB3C8"/>
+            </w:tcBorders>
+          </w:tcPr>
+          <w:p>
+            <w:pPr>
+              <w:spacing w:after="20"/>
+            </w:pPr>
+            <w:r>
+              <w:rPr>
+                <w:rFonts w:ascii="Arial" w:hAnsi="Arial" w:eastAsia="Arial"/>
+                <w:b w:val="0"/>
+                <w:i w:val="0"/>
+                <w:sz w:val="20"/>
+              </w:rPr>
+              <w:t>U5</w:t>
+            </w:r>
+          </w:p>
+        </w:tc>
+      </w:tr>
+      <w:tr>
+        <w:tc>
+          <w:tcPr>
+            <w:tcW w:type="dxa" w:w="706"/>
+            <w:tcBorders>
+              <w:top w:val="single" w:sz="4" w:color="9FB3C8"/>
+              <w:left w:val="single" w:sz="4" w:color="9FB3C8"/>
+              <w:bottom w:val="single" w:sz="4" w:color="9FB3C8"/>
+              <w:right w:val="single" w:sz="4" w:color="9FB3C8"/>
+            </w:tcBorders>
+          </w:tcPr>
+          <w:p>
+            <w:pPr>
+              <w:spacing w:after="20"/>
+            </w:pPr>
+          </w:p>
+        </w:tc>
+        <w:tc>
+          <w:tcPr>
+            <w:tcW w:type="dxa" w:w="3835"/>
+            <w:tcBorders>
+              <w:top w:val="single" w:sz="4" w:color="9FB3C8"/>
+              <w:left w:val="single" w:sz="4" w:color="9FB3C8"/>
+              <w:bottom w:val="single" w:sz="4" w:color="9FB3C8"/>
+              <w:right w:val="single" w:sz="4" w:color="9FB3C8"/>
+            </w:tcBorders>
+          </w:tcPr>
+          <w:p>
+            <w:pPr>
+              <w:spacing w:after="20"/>
+            </w:pPr>
+            <w:r>
+              <w:rPr>
+                <w:rFonts w:ascii="Arial" w:hAnsi="Arial" w:eastAsia="Arial"/>
+                <w:b/>
+                <w:i w:val="0"/>
+                <w:sz w:val="20"/>
+              </w:rPr>
+              <w:t>lots of</w:t>
+            </w:r>
+          </w:p>
+        </w:tc>
+        <w:tc>
+          <w:tcPr>
+            <w:tcW w:type="dxa" w:w="4339"/>
+            <w:tcBorders>
+              <w:top w:val="single" w:sz="4" w:color="9FB3C8"/>
+              <w:left w:val="single" w:sz="4" w:color="9FB3C8"/>
+              <w:bottom w:val="single" w:sz="4" w:color="9FB3C8"/>
+              <w:right w:val="single" w:sz="4" w:color="9FB3C8"/>
+            </w:tcBorders>
+          </w:tcPr>
+          <w:p>
+            <w:pPr>
+              <w:spacing w:after="20"/>
+            </w:pPr>
+            <w:r>
+              <w:rPr>
+                <w:rFonts w:ascii="Arial" w:hAnsi="Arial" w:eastAsia="Arial"/>
+                <w:b w:val="0"/>
+                <w:i w:val="0"/>
+                <w:sz w:val="20"/>
+              </w:rPr>
+              <w:t>ko'p</w:t>
+            </w:r>
+          </w:p>
+        </w:tc>
+        <w:tc>
+          <w:tcPr>
+            <w:tcW w:type="dxa" w:w="1211"/>
+            <w:tcBorders>
+              <w:top w:val="single" w:sz="4" w:color="9FB3C8"/>
+              <w:left w:val="single" w:sz="4" w:color="9FB3C8"/>
+              <w:bottom w:val="single" w:sz="4" w:color="9FB3C8"/>
+              <w:right w:val="single" w:sz="4" w:color="9FB3C8"/>
+            </w:tcBorders>
+          </w:tcPr>
+          <w:p>
+            <w:pPr>
+              <w:spacing w:after="20"/>
+            </w:pPr>
+            <w:r>
+              <w:rPr>
+                <w:rFonts w:ascii="Arial" w:hAnsi="Arial" w:eastAsia="Arial"/>
+                <w:b w:val="0"/>
+                <w:i w:val="0"/>
+                <w:sz w:val="20"/>
+              </w:rPr>
+              <w:t>U7</w:t>
+            </w:r>
+          </w:p>
+        </w:tc>
+      </w:tr>
+      <w:tr>
+        <w:tc>
+          <w:tcPr>
+            <w:tcW w:type="dxa" w:w="706"/>
+            <w:tcBorders>
+              <w:top w:val="single" w:sz="4" w:color="9FB3C8"/>
+              <w:left w:val="single" w:sz="4" w:color="9FB3C8"/>
+              <w:bottom w:val="single" w:sz="4" w:color="9FB3C8"/>
+              <w:right w:val="single" w:sz="4" w:color="9FB3C8"/>
+            </w:tcBorders>
+          </w:tcPr>
+          <w:p>
+            <w:pPr>
+              <w:spacing w:after="20"/>
+            </w:pPr>
+            <w:r>
+              <w:drawing>
+                <wp:inline xmlns:a="http://schemas.openxmlformats.org/drawingml/2006/main" xmlns:pic="http://schemas.openxmlformats.org/drawingml/2006/picture">
+                  <wp:extent cx="203200" cy="203200"/>
                   <wp:docPr id="61" name="Picture 61"/>
                   <wp:cNvGraphicFramePr>
                     <a:graphicFrameLocks noChangeAspect="1"/>
@@ -8264,7 +8357,134 @@
                     <a:graphicData uri="http://schemas.openxmlformats.org/drawingml/2006/picture">
                       <pic:pic>
                         <pic:nvPicPr>
-                          <pic:cNvPr id="0" name="1f3a7.png"/>
+                          <pic:cNvPr id="0" name="2764.png"/>
+                          <pic:cNvPicPr/>
+                        </pic:nvPicPr>
+                        <pic:blipFill>
+                          <a:blip r:embed="rId38"/>
+                          <a:stretch>
+                            <a:fillRect/>
+                          </a:stretch>
+                        </pic:blipFill>
+                        <pic:spPr>
+                          <a:xfrm>
+                            <a:off x="0" y="0"/>
+                            <a:ext cx="203200" cy="203200"/>
+                          </a:xfrm>
+                          <a:prstGeom prst="rect"/>
+                        </pic:spPr>
+                      </pic:pic>
+                    </a:graphicData>
+                  </a:graphic>
+                </wp:inline>
+              </w:drawing>
+            </w:r>
+          </w:p>
+        </w:tc>
+        <w:tc>
+          <w:tcPr>
+            <w:tcW w:type="dxa" w:w="3835"/>
+            <w:tcBorders>
+              <w:top w:val="single" w:sz="4" w:color="9FB3C8"/>
+              <w:left w:val="single" w:sz="4" w:color="9FB3C8"/>
+              <w:bottom w:val="single" w:sz="4" w:color="9FB3C8"/>
+              <w:right w:val="single" w:sz="4" w:color="9FB3C8"/>
+            </w:tcBorders>
+          </w:tcPr>
+          <w:p>
+            <w:pPr>
+              <w:spacing w:after="20"/>
+            </w:pPr>
+            <w:r>
+              <w:rPr>
+                <w:rFonts w:ascii="Arial" w:hAnsi="Arial" w:eastAsia="Arial"/>
+                <w:b/>
+                <w:i w:val="0"/>
+                <w:sz w:val="20"/>
+              </w:rPr>
+              <w:t>love</w:t>
+            </w:r>
+          </w:p>
+        </w:tc>
+        <w:tc>
+          <w:tcPr>
+            <w:tcW w:type="dxa" w:w="4339"/>
+            <w:tcBorders>
+              <w:top w:val="single" w:sz="4" w:color="9FB3C8"/>
+              <w:left w:val="single" w:sz="4" w:color="9FB3C8"/>
+              <w:bottom w:val="single" w:sz="4" w:color="9FB3C8"/>
+              <w:right w:val="single" w:sz="4" w:color="9FB3C8"/>
+            </w:tcBorders>
+          </w:tcPr>
+          <w:p>
+            <w:pPr>
+              <w:spacing w:after="20"/>
+            </w:pPr>
+            <w:r>
+              <w:rPr>
+                <w:rFonts w:ascii="Arial" w:hAnsi="Arial" w:eastAsia="Arial"/>
+                <w:b w:val="0"/>
+                <w:i w:val="0"/>
+                <w:sz w:val="20"/>
+              </w:rPr>
+              <w:t>juda yaxshi ko'rmoq</w:t>
+            </w:r>
+          </w:p>
+        </w:tc>
+        <w:tc>
+          <w:tcPr>
+            <w:tcW w:type="dxa" w:w="1211"/>
+            <w:tcBorders>
+              <w:top w:val="single" w:sz="4" w:color="9FB3C8"/>
+              <w:left w:val="single" w:sz="4" w:color="9FB3C8"/>
+              <w:bottom w:val="single" w:sz="4" w:color="9FB3C8"/>
+              <w:right w:val="single" w:sz="4" w:color="9FB3C8"/>
+            </w:tcBorders>
+          </w:tcPr>
+          <w:p>
+            <w:pPr>
+              <w:spacing w:after="20"/>
+            </w:pPr>
+            <w:r>
+              <w:rPr>
+                <w:rFonts w:ascii="Arial" w:hAnsi="Arial" w:eastAsia="Arial"/>
+                <w:b w:val="0"/>
+                <w:i w:val="0"/>
+                <w:sz w:val="20"/>
+              </w:rPr>
+              <w:t>U5</w:t>
+            </w:r>
+          </w:p>
+        </w:tc>
+      </w:tr>
+      <w:tr>
+        <w:tc>
+          <w:tcPr>
+            <w:tcW w:type="dxa" w:w="706"/>
+            <w:tcBorders>
+              <w:top w:val="single" w:sz="4" w:color="9FB3C8"/>
+              <w:left w:val="single" w:sz="4" w:color="9FB3C8"/>
+              <w:bottom w:val="single" w:sz="4" w:color="9FB3C8"/>
+              <w:right w:val="single" w:sz="4" w:color="9FB3C8"/>
+            </w:tcBorders>
+          </w:tcPr>
+          <w:p>
+            <w:pPr>
+              <w:spacing w:after="20"/>
+            </w:pPr>
+            <w:r>
+              <w:drawing>
+                <wp:inline xmlns:a="http://schemas.openxmlformats.org/drawingml/2006/main" xmlns:pic="http://schemas.openxmlformats.org/drawingml/2006/picture">
+                  <wp:extent cx="203200" cy="203200"/>
+                  <wp:docPr id="62" name="Picture 62"/>
+                  <wp:cNvGraphicFramePr>
+                    <a:graphicFrameLocks noChangeAspect="1"/>
+                  </wp:cNvGraphicFramePr>
+                  <a:graphic>
+                    <a:graphicData uri="http://schemas.openxmlformats.org/drawingml/2006/picture">
+                      <pic:pic>
+                        <pic:nvPicPr>
+                          <pic:cNvPr id="0" name="1f466.png"/>
                           <pic:cNvPicPr/>
                         </pic:nvPicPr>
                         <pic:blipFill>
@@ -8309,7 +8529,7 @@
                 <w:i w:val="0"/>
                 <w:sz w:val="20"/>
               </w:rPr>
-              <w:t>listen to music</w:t>
+              <w:t>Lucas</w:t>
             </w:r>
           </w:p>
         </w:tc>
@@ -8334,7 +8554,7 @@
                 <w:i w:val="0"/>
                 <w:sz w:val="20"/>
               </w:rPr>
-              <w:t>musiqa tinglamoq</w:t>
+              <w:t>Lukas (o'g'il bola)</w:t>
             </w:r>
           </w:p>
         </w:tc>
@@ -8359,227 +8579,7 @@
                 <w:i w:val="0"/>
                 <w:sz w:val="20"/>
               </w:rPr>
-              <w:t>U5</w:t>
-            </w:r>
-          </w:p>
-        </w:tc>
-      </w:tr>
-      <w:tr>
-        <w:tc>
-          <w:tcPr>
-            <w:tcW w:type="dxa" w:w="706"/>
-            <w:tcBorders>
-              <w:top w:val="single" w:sz="4" w:color="9FB3C8"/>
-              <w:left w:val="single" w:sz="4" w:color="9FB3C8"/>
-              <w:bottom w:val="single" w:sz="4" w:color="9FB3C8"/>
-              <w:right w:val="single" w:sz="4" w:color="9FB3C8"/>
-            </w:tcBorders>
-          </w:tcPr>
-          <w:p>
-            <w:pPr>
-              <w:spacing w:after="20"/>
-            </w:pPr>
-          </w:p>
-        </w:tc>
-        <w:tc>
-          <w:tcPr>
-            <w:tcW w:type="dxa" w:w="3835"/>
-            <w:tcBorders>
-              <w:top w:val="single" w:sz="4" w:color="9FB3C8"/>
-              <w:left w:val="single" w:sz="4" w:color="9FB3C8"/>
-              <w:bottom w:val="single" w:sz="4" w:color="9FB3C8"/>
-              <w:right w:val="single" w:sz="4" w:color="9FB3C8"/>
-            </w:tcBorders>
-          </w:tcPr>
-          <w:p>
-            <w:pPr>
-              <w:spacing w:after="20"/>
-            </w:pPr>
-            <w:r>
-              <w:rPr>
-                <w:rFonts w:ascii="Arial" w:hAnsi="Arial" w:eastAsia="Arial"/>
-                <w:b/>
-                <w:i w:val="0"/>
-                <w:sz w:val="20"/>
-              </w:rPr>
-              <w:t>lots of</w:t>
-            </w:r>
-          </w:p>
-        </w:tc>
-        <w:tc>
-          <w:tcPr>
-            <w:tcW w:type="dxa" w:w="4339"/>
-            <w:tcBorders>
-              <w:top w:val="single" w:sz="4" w:color="9FB3C8"/>
-              <w:left w:val="single" w:sz="4" w:color="9FB3C8"/>
-              <w:bottom w:val="single" w:sz="4" w:color="9FB3C8"/>
-              <w:right w:val="single" w:sz="4" w:color="9FB3C8"/>
-            </w:tcBorders>
-          </w:tcPr>
-          <w:p>
-            <w:pPr>
-              <w:spacing w:after="20"/>
-            </w:pPr>
-            <w:r>
-              <w:rPr>
-                <w:rFonts w:ascii="Arial" w:hAnsi="Arial" w:eastAsia="Arial"/>
-                <w:b w:val="0"/>
-                <w:i w:val="0"/>
-                <w:sz w:val="20"/>
-              </w:rPr>
-              <w:t>ko'p</w:t>
-            </w:r>
-          </w:p>
-        </w:tc>
-        <w:tc>
-          <w:tcPr>
-            <w:tcW w:type="dxa" w:w="1211"/>
-            <w:tcBorders>
-              <w:top w:val="single" w:sz="4" w:color="9FB3C8"/>
-              <w:left w:val="single" w:sz="4" w:color="9FB3C8"/>
-              <w:bottom w:val="single" w:sz="4" w:color="9FB3C8"/>
-              <w:right w:val="single" w:sz="4" w:color="9FB3C8"/>
-            </w:tcBorders>
-          </w:tcPr>
-          <w:p>
-            <w:pPr>
-              <w:spacing w:after="20"/>
-            </w:pPr>
-            <w:r>
-              <w:rPr>
-                <w:rFonts w:ascii="Arial" w:hAnsi="Arial" w:eastAsia="Arial"/>
-                <w:b w:val="0"/>
-                <w:i w:val="0"/>
-                <w:sz w:val="20"/>
-              </w:rPr>
-              <w:t>U7</w:t>
-            </w:r>
-          </w:p>
-        </w:tc>
-      </w:tr>
-      <w:tr>
-        <w:tc>
-          <w:tcPr>
-            <w:tcW w:type="dxa" w:w="706"/>
-            <w:tcBorders>
-              <w:top w:val="single" w:sz="4" w:color="9FB3C8"/>
-              <w:left w:val="single" w:sz="4" w:color="9FB3C8"/>
-              <w:bottom w:val="single" w:sz="4" w:color="9FB3C8"/>
-              <w:right w:val="single" w:sz="4" w:color="9FB3C8"/>
-            </w:tcBorders>
-          </w:tcPr>
-          <w:p>
-            <w:pPr>
-              <w:spacing w:after="20"/>
-            </w:pPr>
-            <w:r>
-              <w:drawing>
-                <wp:inline xmlns:a="http://schemas.openxmlformats.org/drawingml/2006/main" xmlns:pic="http://schemas.openxmlformats.org/drawingml/2006/picture">
-                  <wp:extent cx="203200" cy="203200"/>
-                  <wp:docPr id="62" name="Picture 62"/>
-                  <wp:cNvGraphicFramePr>
-                    <a:graphicFrameLocks noChangeAspect="1"/>
-                  </wp:cNvGraphicFramePr>
-                  <a:graphic>
-                    <a:graphicData uri="http://schemas.openxmlformats.org/drawingml/2006/picture">
-                      <pic:pic>
-                        <pic:nvPicPr>
-                          <pic:cNvPr id="0" name="2764.png"/>
-                          <pic:cNvPicPr/>
-                        </pic:nvPicPr>
-                        <pic:blipFill>
-                          <a:blip r:embed="rId39"/>
-                          <a:stretch>
-                            <a:fillRect/>
-                          </a:stretch>
-                        </pic:blipFill>
-                        <pic:spPr>
-                          <a:xfrm>
-                            <a:off x="0" y="0"/>
-                            <a:ext cx="203200" cy="203200"/>
-                          </a:xfrm>
-                          <a:prstGeom prst="rect"/>
-                        </pic:spPr>
-                      </pic:pic>
-                    </a:graphicData>
-                  </a:graphic>
-                </wp:inline>
-              </w:drawing>
-            </w:r>
-          </w:p>
-        </w:tc>
-        <w:tc>
-          <w:tcPr>
-            <w:tcW w:type="dxa" w:w="3835"/>
-            <w:tcBorders>
-              <w:top w:val="single" w:sz="4" w:color="9FB3C8"/>
-              <w:left w:val="single" w:sz="4" w:color="9FB3C8"/>
-              <w:bottom w:val="single" w:sz="4" w:color="9FB3C8"/>
-              <w:right w:val="single" w:sz="4" w:color="9FB3C8"/>
-            </w:tcBorders>
-          </w:tcPr>
-          <w:p>
-            <w:pPr>
-              <w:spacing w:after="20"/>
-            </w:pPr>
-            <w:r>
-              <w:rPr>
-                <w:rFonts w:ascii="Arial" w:hAnsi="Arial" w:eastAsia="Arial"/>
-                <w:b/>
-                <w:i w:val="0"/>
-                <w:sz w:val="20"/>
-              </w:rPr>
-              <w:t>love</w:t>
-            </w:r>
-          </w:p>
-        </w:tc>
-        <w:tc>
-          <w:tcPr>
-            <w:tcW w:type="dxa" w:w="4339"/>
-            <w:tcBorders>
-              <w:top w:val="single" w:sz="4" w:color="9FB3C8"/>
-              <w:left w:val="single" w:sz="4" w:color="9FB3C8"/>
-              <w:bottom w:val="single" w:sz="4" w:color="9FB3C8"/>
-              <w:right w:val="single" w:sz="4" w:color="9FB3C8"/>
-            </w:tcBorders>
-          </w:tcPr>
-          <w:p>
-            <w:pPr>
-              <w:spacing w:after="20"/>
-            </w:pPr>
-            <w:r>
-              <w:rPr>
-                <w:rFonts w:ascii="Arial" w:hAnsi="Arial" w:eastAsia="Arial"/>
-                <w:b w:val="0"/>
-                <w:i w:val="0"/>
-                <w:sz w:val="20"/>
-              </w:rPr>
-              <w:t>juda yaxshi ko'rmoq</w:t>
-            </w:r>
-          </w:p>
-        </w:tc>
-        <w:tc>
-          <w:tcPr>
-            <w:tcW w:type="dxa" w:w="1211"/>
-            <w:tcBorders>
-              <w:top w:val="single" w:sz="4" w:color="9FB3C8"/>
-              <w:left w:val="single" w:sz="4" w:color="9FB3C8"/>
-              <w:bottom w:val="single" w:sz="4" w:color="9FB3C8"/>
-              <w:right w:val="single" w:sz="4" w:color="9FB3C8"/>
-            </w:tcBorders>
-          </w:tcPr>
-          <w:p>
-            <w:pPr>
-              <w:spacing w:after="20"/>
-            </w:pPr>
-            <w:r>
-              <w:rPr>
-                <w:rFonts w:ascii="Arial" w:hAnsi="Arial" w:eastAsia="Arial"/>
-                <w:b w:val="0"/>
-                <w:i w:val="0"/>
-                <w:sz w:val="20"/>
-              </w:rPr>
-              <w:t>U5</w:t>
+              <w:t>Welcome</w:t>
             </w:r>
           </w:p>
         </w:tc>
@@ -8611,7 +8611,7 @@
                     <a:graphicData uri="http://schemas.openxmlformats.org/drawingml/2006/picture">
                       <pic:pic>
                         <pic:nvPicPr>
-                          <pic:cNvPr id="0" name="1f466.png"/>
+                          <pic:cNvPr id="0" name="1f382.png"/>
                           <pic:cNvPicPr/>
                         </pic:nvPicPr>
                         <pic:blipFill>
@@ -8656,7 +8656,7 @@
                 <w:i w:val="0"/>
                 <w:sz w:val="20"/>
               </w:rPr>
-              <w:t>Lucas</w:t>
+              <w:t>make a cake</w:t>
             </w:r>
           </w:p>
         </w:tc>
@@ -8681,7 +8681,7 @@
                 <w:i w:val="0"/>
                 <w:sz w:val="20"/>
               </w:rPr>
-              <w:t>Lukas (o'g'il bola)</w:t>
+              <w:t>tort (kek) tayyorlamoq</w:t>
             </w:r>
           </w:p>
         </w:tc>
@@ -8706,7 +8706,7 @@
                 <w:i w:val="0"/>
                 <w:sz w:val="20"/>
               </w:rPr>
-              <w:t>Welcome</w:t>
+              <w:t>U5</w:t>
             </w:r>
           </w:p>
         </w:tc>
@@ -8738,7 +8738,7 @@
                     <a:graphicData uri="http://schemas.openxmlformats.org/drawingml/2006/picture">
                       <pic:pic>
                         <pic:nvPicPr>
-                          <pic:cNvPr id="0" name="1f382.png"/>
+                          <pic:cNvPr id="0" name="1f9f1.png"/>
                           <pic:cNvPicPr/>
                         </pic:nvPicPr>
                         <pic:blipFill>
@@ -8783,7 +8783,7 @@
                 <w:i w:val="0"/>
                 <w:sz w:val="20"/>
               </w:rPr>
-              <w:t>make a cake</w:t>
+              <w:t>make models</w:t>
             </w:r>
           </w:p>
         </w:tc>
@@ -8808,7 +8808,7 @@
                 <w:i w:val="0"/>
                 <w:sz w:val="20"/>
               </w:rPr>
-              <w:t>tort (kek) tayyorlamoq</w:t>
+              <w:t>maketlar yasamoq</w:t>
             </w:r>
           </w:p>
         </w:tc>
@@ -8833,7 +8833,7 @@
                 <w:i w:val="0"/>
                 <w:sz w:val="20"/>
               </w:rPr>
-              <w:t>U5</w:t>
+              <w:t>U6</w:t>
             </w:r>
           </w:p>
         </w:tc>
@@ -8910,7 +8910,7 @@
                 <w:i w:val="0"/>
                 <w:sz w:val="20"/>
               </w:rPr>
-              <w:t>make films / make movies</w:t>
+              <w:t>make movies</w:t>
             </w:r>
           </w:p>
         </w:tc>
@@ -8935,7 +8935,7 @@
                 <w:i w:val="0"/>
                 <w:sz w:val="20"/>
               </w:rPr>
-              <w:t>kino (film) suratga olmoq</w:t>
+              <w:t>kino (movie) suratga olmoq</w:t>
             </w:r>
           </w:p>
         </w:tc>
@@ -8992,7 +8992,7 @@
                     <a:graphicData uri="http://schemas.openxmlformats.org/drawingml/2006/picture">
                       <pic:pic>
                         <pic:nvPicPr>
-                          <pic:cNvPr id="0" name="1f9f1.png"/>
+                          <pic:cNvPr id="0" name="1f96d.png"/>
                           <pic:cNvPicPr/>
                         </pic:nvPicPr>
                         <pic:blipFill>
@@ -9037,7 +9037,7 @@
                 <w:i w:val="0"/>
                 <w:sz w:val="20"/>
               </w:rPr>
-              <w:t>make models</w:t>
+              <w:t>mangoes</w:t>
             </w:r>
           </w:p>
         </w:tc>
@@ -9062,7 +9062,7 @@
                 <w:i w:val="0"/>
                 <w:sz w:val="20"/>
               </w:rPr>
-              <w:t>maketlar yasamoq</w:t>
+              <w:t>mangolar</w:t>
             </w:r>
           </w:p>
         </w:tc>
@@ -9087,7 +9087,7 @@
                 <w:i w:val="0"/>
                 <w:sz w:val="20"/>
               </w:rPr>
-              <w:t>U6</w:t>
+              <w:t>U7</w:t>
             </w:r>
           </w:p>
         </w:tc>
@@ -9119,7 +9119,7 @@
                     <a:graphicData uri="http://schemas.openxmlformats.org/drawingml/2006/picture">
                       <pic:pic>
                         <pic:nvPicPr>
-                          <pic:cNvPr id="0" name="1f96d.png"/>
+                          <pic:cNvPr id="0" name="1f331.png"/>
                           <pic:cNvPicPr/>
                         </pic:nvPicPr>
                         <pic:blipFill>
@@ -9164,7 +9164,7 @@
                 <w:i w:val="0"/>
                 <w:sz w:val="20"/>
               </w:rPr>
-              <w:t>mangoes</w:t>
+              <w:t>March</w:t>
             </w:r>
           </w:p>
         </w:tc>
@@ -9189,7 +9189,7 @@
                 <w:i w:val="0"/>
                 <w:sz w:val="20"/>
               </w:rPr>
-              <w:t>mangolar</w:t>
+              <w:t>mart</w:t>
             </w:r>
           </w:p>
         </w:tc>
@@ -9214,7 +9214,7 @@
                 <w:i w:val="0"/>
                 <w:sz w:val="20"/>
               </w:rPr>
-              <w:t>U7</w:t>
+              <w:t>Welcome</w:t>
             </w:r>
           </w:p>
         </w:tc>
@@ -9246,7 +9246,7 @@
                     <a:graphicData uri="http://schemas.openxmlformats.org/drawingml/2006/picture">
                       <pic:pic>
                         <pic:nvPicPr>
-                          <pic:cNvPr id="0" name="1f331.png"/>
+                          <pic:cNvPr id="0" name="1f522.png"/>
                           <pic:cNvPicPr/>
                         </pic:nvPicPr>
                         <pic:blipFill>
@@ -9291,7 +9291,7 @@
                 <w:i w:val="0"/>
                 <w:sz w:val="20"/>
               </w:rPr>
-              <w:t>March</w:t>
+              <w:t>Math</w:t>
             </w:r>
           </w:p>
         </w:tc>
@@ -9316,7 +9316,7 @@
                 <w:i w:val="0"/>
                 <w:sz w:val="20"/>
               </w:rPr>
-              <w:t>mart</w:t>
+              <w:t>matematika</w:t>
             </w:r>
           </w:p>
         </w:tc>
@@ -9341,7 +9341,7 @@
                 <w:i w:val="0"/>
                 <w:sz w:val="20"/>
               </w:rPr>
-              <w:t>Welcome</w:t>
+              <w:t>U3</w:t>
             </w:r>
           </w:p>
         </w:tc>
@@ -9373,7 +9373,261 @@
                     <a:graphicData uri="http://schemas.openxmlformats.org/drawingml/2006/picture">
                       <pic:pic>
                         <pic:nvPicPr>
-                          <pic:cNvPr id="0" name="1f522.png"/>
+                          <pic:cNvPr id="0" name="1f466.png"/>
+                          <pic:cNvPicPr/>
+                        </pic:nvPicPr>
+                        <pic:blipFill>
+                          <a:blip r:embed="rId65"/>
+                          <a:stretch>
+                            <a:fillRect/>
+                          </a:stretch>
+                        </pic:blipFill>
+                        <pic:spPr>
+                          <a:xfrm>
+                            <a:off x="0" y="0"/>
+                            <a:ext cx="203200" cy="203200"/>
+                          </a:xfrm>
+                          <a:prstGeom prst="rect"/>
+                        </pic:spPr>
+                      </pic:pic>
+                    </a:graphicData>
+                  </a:graphic>
+                </wp:inline>
+              </w:drawing>
+            </w:r>
+          </w:p>
+        </w:tc>
+        <w:tc>
+          <w:tcPr>
+            <w:tcW w:type="dxa" w:w="3835"/>
+            <w:tcBorders>
+              <w:top w:val="single" w:sz="4" w:color="9FB3C8"/>
+              <w:left w:val="single" w:sz="4" w:color="9FB3C8"/>
+              <w:bottom w:val="single" w:sz="4" w:color="9FB3C8"/>
+              <w:right w:val="single" w:sz="4" w:color="9FB3C8"/>
+            </w:tcBorders>
+          </w:tcPr>
+          <w:p>
+            <w:pPr>
+              <w:spacing w:after="20"/>
+            </w:pPr>
+            <w:r>
+              <w:rPr>
+                <w:rFonts w:ascii="Arial" w:hAnsi="Arial" w:eastAsia="Arial"/>
+                <w:b/>
+                <w:i w:val="0"/>
+                <w:sz w:val="20"/>
+              </w:rPr>
+              <w:t>Max</w:t>
+            </w:r>
+          </w:p>
+        </w:tc>
+        <w:tc>
+          <w:tcPr>
+            <w:tcW w:type="dxa" w:w="4339"/>
+            <w:tcBorders>
+              <w:top w:val="single" w:sz="4" w:color="9FB3C8"/>
+              <w:left w:val="single" w:sz="4" w:color="9FB3C8"/>
+              <w:bottom w:val="single" w:sz="4" w:color="9FB3C8"/>
+              <w:right w:val="single" w:sz="4" w:color="9FB3C8"/>
+            </w:tcBorders>
+          </w:tcPr>
+          <w:p>
+            <w:pPr>
+              <w:spacing w:after="20"/>
+            </w:pPr>
+            <w:r>
+              <w:rPr>
+                <w:rFonts w:ascii="Arial" w:hAnsi="Arial" w:eastAsia="Arial"/>
+                <w:b w:val="0"/>
+                <w:i w:val="0"/>
+                <w:sz w:val="20"/>
+              </w:rPr>
+              <w:t>Maks (o'g'il bola)</w:t>
+            </w:r>
+          </w:p>
+        </w:tc>
+        <w:tc>
+          <w:tcPr>
+            <w:tcW w:type="dxa" w:w="1211"/>
+            <w:tcBorders>
+              <w:top w:val="single" w:sz="4" w:color="9FB3C8"/>
+              <w:left w:val="single" w:sz="4" w:color="9FB3C8"/>
+              <w:bottom w:val="single" w:sz="4" w:color="9FB3C8"/>
+              <w:right w:val="single" w:sz="4" w:color="9FB3C8"/>
+            </w:tcBorders>
+          </w:tcPr>
+          <w:p>
+            <w:pPr>
+              <w:spacing w:after="20"/>
+            </w:pPr>
+            <w:r>
+              <w:rPr>
+                <w:rFonts w:ascii="Arial" w:hAnsi="Arial" w:eastAsia="Arial"/>
+                <w:b w:val="0"/>
+                <w:i w:val="0"/>
+                <w:sz w:val="20"/>
+              </w:rPr>
+              <w:t>Welcome</w:t>
+            </w:r>
+          </w:p>
+        </w:tc>
+      </w:tr>
+      <w:tr>
+        <w:tc>
+          <w:tcPr>
+            <w:tcW w:type="dxa" w:w="706"/>
+            <w:tcBorders>
+              <w:top w:val="single" w:sz="4" w:color="9FB3C8"/>
+              <w:left w:val="single" w:sz="4" w:color="9FB3C8"/>
+              <w:bottom w:val="single" w:sz="4" w:color="9FB3C8"/>
+              <w:right w:val="single" w:sz="4" w:color="9FB3C8"/>
+            </w:tcBorders>
+          </w:tcPr>
+          <w:p>
+            <w:pPr>
+              <w:spacing w:after="20"/>
+            </w:pPr>
+            <w:r>
+              <w:drawing>
+                <wp:inline xmlns:a="http://schemas.openxmlformats.org/drawingml/2006/main" xmlns:pic="http://schemas.openxmlformats.org/drawingml/2006/picture">
+                  <wp:extent cx="203200" cy="203200"/>
+                  <wp:docPr id="70" name="Picture 70"/>
+                  <wp:cNvGraphicFramePr>
+                    <a:graphicFrameLocks noChangeAspect="1"/>
+                  </wp:cNvGraphicFramePr>
+                  <a:graphic>
+                    <a:graphicData uri="http://schemas.openxmlformats.org/drawingml/2006/picture">
+                      <pic:pic>
+                        <pic:nvPicPr>
+                          <pic:cNvPr id="0" name="1f338.png"/>
+                          <pic:cNvPicPr/>
+                        </pic:nvPicPr>
+                        <pic:blipFill>
+                          <a:blip r:embed="rId37"/>
+                          <a:stretch>
+                            <a:fillRect/>
+                          </a:stretch>
+                        </pic:blipFill>
+                        <pic:spPr>
+                          <a:xfrm>
+                            <a:off x="0" y="0"/>
+                            <a:ext cx="203200" cy="203200"/>
+                          </a:xfrm>
+                          <a:prstGeom prst="rect"/>
+                        </pic:spPr>
+                      </pic:pic>
+                    </a:graphicData>
+                  </a:graphic>
+                </wp:inline>
+              </w:drawing>
+            </w:r>
+          </w:p>
+        </w:tc>
+        <w:tc>
+          <w:tcPr>
+            <w:tcW w:type="dxa" w:w="3835"/>
+            <w:tcBorders>
+              <w:top w:val="single" w:sz="4" w:color="9FB3C8"/>
+              <w:left w:val="single" w:sz="4" w:color="9FB3C8"/>
+              <w:bottom w:val="single" w:sz="4" w:color="9FB3C8"/>
+              <w:right w:val="single" w:sz="4" w:color="9FB3C8"/>
+            </w:tcBorders>
+          </w:tcPr>
+          <w:p>
+            <w:pPr>
+              <w:spacing w:after="20"/>
+            </w:pPr>
+            <w:r>
+              <w:rPr>
+                <w:rFonts w:ascii="Arial" w:hAnsi="Arial" w:eastAsia="Arial"/>
+                <w:b/>
+                <w:i w:val="0"/>
+                <w:sz w:val="20"/>
+              </w:rPr>
+              <w:t>May</w:t>
+            </w:r>
+          </w:p>
+        </w:tc>
+        <w:tc>
+          <w:tcPr>
+            <w:tcW w:type="dxa" w:w="4339"/>
+            <w:tcBorders>
+              <w:top w:val="single" w:sz="4" w:color="9FB3C8"/>
+              <w:left w:val="single" w:sz="4" w:color="9FB3C8"/>
+              <w:bottom w:val="single" w:sz="4" w:color="9FB3C8"/>
+              <w:right w:val="single" w:sz="4" w:color="9FB3C8"/>
+            </w:tcBorders>
+          </w:tcPr>
+          <w:p>
+            <w:pPr>
+              <w:spacing w:after="20"/>
+            </w:pPr>
+            <w:r>
+              <w:rPr>
+                <w:rFonts w:ascii="Arial" w:hAnsi="Arial" w:eastAsia="Arial"/>
+                <w:b w:val="0"/>
+                <w:i w:val="0"/>
+                <w:sz w:val="20"/>
+              </w:rPr>
+              <w:t>may</w:t>
+            </w:r>
+          </w:p>
+        </w:tc>
+        <w:tc>
+          <w:tcPr>
+            <w:tcW w:type="dxa" w:w="1211"/>
+            <w:tcBorders>
+              <w:top w:val="single" w:sz="4" w:color="9FB3C8"/>
+              <w:left w:val="single" w:sz="4" w:color="9FB3C8"/>
+              <w:bottom w:val="single" w:sz="4" w:color="9FB3C8"/>
+              <w:right w:val="single" w:sz="4" w:color="9FB3C8"/>
+            </w:tcBorders>
+          </w:tcPr>
+          <w:p>
+            <w:pPr>
+              <w:spacing w:after="20"/>
+            </w:pPr>
+            <w:r>
+              <w:rPr>
+                <w:rFonts w:ascii="Arial" w:hAnsi="Arial" w:eastAsia="Arial"/>
+                <w:b w:val="0"/>
+                <w:i w:val="0"/>
+                <w:sz w:val="20"/>
+              </w:rPr>
+              <w:t>Welcome</w:t>
+            </w:r>
+          </w:p>
+        </w:tc>
+      </w:tr>
+      <w:tr>
+        <w:tc>
+          <w:tcPr>
+            <w:tcW w:type="dxa" w:w="706"/>
+            <w:tcBorders>
+              <w:top w:val="single" w:sz="4" w:color="9FB3C8"/>
+              <w:left w:val="single" w:sz="4" w:color="9FB3C8"/>
+              <w:bottom w:val="single" w:sz="4" w:color="9FB3C8"/>
+              <w:right w:val="single" w:sz="4" w:color="9FB3C8"/>
+            </w:tcBorders>
+          </w:tcPr>
+          <w:p>
+            <w:pPr>
+              <w:spacing w:after="20"/>
+            </w:pPr>
+            <w:r>
+              <w:drawing>
+                <wp:inline xmlns:a="http://schemas.openxmlformats.org/drawingml/2006/main" xmlns:pic="http://schemas.openxmlformats.org/drawingml/2006/picture">
+                  <wp:extent cx="203200" cy="203200"/>
+                  <wp:docPr id="71" name="Picture 71"/>
+                  <wp:cNvGraphicFramePr>
+                    <a:graphicFrameLocks noChangeAspect="1"/>
+                  </wp:cNvGraphicFramePr>
+                  <a:graphic>
+                    <a:graphicData uri="http://schemas.openxmlformats.org/drawingml/2006/picture">
+                      <pic:pic>
+                        <pic:nvPicPr>
+                          <pic:cNvPr id="0" name="1f96b.png"/>
                           <pic:cNvPicPr/>
                         </pic:nvPicPr>
                         <pic:blipFill>
@@ -9418,7 +9672,7 @@
                 <w:i w:val="0"/>
                 <w:sz w:val="20"/>
               </w:rPr>
-              <w:t>Maths</w:t>
+              <w:t>metal</w:t>
             </w:r>
           </w:p>
         </w:tc>
@@ -9443,7 +9697,7 @@
                 <w:i w:val="0"/>
                 <w:sz w:val="20"/>
               </w:rPr>
-              <w:t>matematika</w:t>
+              <w:t>metall</w:t>
             </w:r>
           </w:p>
         </w:tc>
@@ -9468,7 +9722,100 @@
                 <w:i w:val="0"/>
                 <w:sz w:val="20"/>
               </w:rPr>
-              <w:t>U3</w:t>
+              <w:t>U2</w:t>
+            </w:r>
+          </w:p>
+        </w:tc>
+      </w:tr>
+      <w:tr>
+        <w:tc>
+          <w:tcPr>
+            <w:tcW w:type="dxa" w:w="706"/>
+            <w:tcBorders>
+              <w:top w:val="single" w:sz="4" w:color="9FB3C8"/>
+              <w:left w:val="single" w:sz="4" w:color="9FB3C8"/>
+              <w:bottom w:val="single" w:sz="4" w:color="9FB3C8"/>
+              <w:right w:val="single" w:sz="4" w:color="9FB3C8"/>
+            </w:tcBorders>
+          </w:tcPr>
+          <w:p>
+            <w:pPr>
+              <w:spacing w:after="20"/>
+            </w:pPr>
+          </w:p>
+        </w:tc>
+        <w:tc>
+          <w:tcPr>
+            <w:tcW w:type="dxa" w:w="3835"/>
+            <w:tcBorders>
+              <w:top w:val="single" w:sz="4" w:color="9FB3C8"/>
+              <w:left w:val="single" w:sz="4" w:color="9FB3C8"/>
+              <w:bottom w:val="single" w:sz="4" w:color="9FB3C8"/>
+              <w:right w:val="single" w:sz="4" w:color="9FB3C8"/>
+            </w:tcBorders>
+          </w:tcPr>
+          <w:p>
+            <w:pPr>
+              <w:spacing w:after="20"/>
+            </w:pPr>
+            <w:r>
+              <w:rPr>
+                <w:rFonts w:ascii="Arial" w:hAnsi="Arial" w:eastAsia="Arial"/>
+                <w:b/>
+                <w:i w:val="0"/>
+                <w:sz w:val="20"/>
+              </w:rPr>
+              <w:t>mine</w:t>
+            </w:r>
+          </w:p>
+        </w:tc>
+        <w:tc>
+          <w:tcPr>
+            <w:tcW w:type="dxa" w:w="4339"/>
+            <w:tcBorders>
+              <w:top w:val="single" w:sz="4" w:color="9FB3C8"/>
+              <w:left w:val="single" w:sz="4" w:color="9FB3C8"/>
+              <w:bottom w:val="single" w:sz="4" w:color="9FB3C8"/>
+              <w:right w:val="single" w:sz="4" w:color="9FB3C8"/>
+            </w:tcBorders>
+          </w:tcPr>
+          <w:p>
+            <w:pPr>
+              <w:spacing w:after="20"/>
+            </w:pPr>
+            <w:r>
+              <w:rPr>
+                <w:rFonts w:ascii="Arial" w:hAnsi="Arial" w:eastAsia="Arial"/>
+                <w:b w:val="0"/>
+                <w:i w:val="0"/>
+                <w:sz w:val="20"/>
+              </w:rPr>
+              <w:t>meniki</w:t>
+            </w:r>
+          </w:p>
+        </w:tc>
+        <w:tc>
+          <w:tcPr>
+            <w:tcW w:type="dxa" w:w="1211"/>
+            <w:tcBorders>
+              <w:top w:val="single" w:sz="4" w:color="9FB3C8"/>
+              <w:left w:val="single" w:sz="4" w:color="9FB3C8"/>
+              <w:bottom w:val="single" w:sz="4" w:color="9FB3C8"/>
+              <w:right w:val="single" w:sz="4" w:color="9FB3C8"/>
+            </w:tcBorders>
+          </w:tcPr>
+          <w:p>
+            <w:pPr>
+              <w:spacing w:after="20"/>
+            </w:pPr>
+            <w:r>
+              <w:rPr>
+                <w:rFonts w:ascii="Arial" w:hAnsi="Arial" w:eastAsia="Arial"/>
+                <w:b w:val="0"/>
+                <w:i w:val="0"/>
+                <w:sz w:val="20"/>
+              </w:rPr>
+              <w:t>U8</w:t>
             </w:r>
           </w:p>
         </w:tc>
@@ -9492,7 +9839,7 @@
               <w:drawing>
                 <wp:inline xmlns:a="http://schemas.openxmlformats.org/drawingml/2006/main" xmlns:pic="http://schemas.openxmlformats.org/drawingml/2006/picture">
                   <wp:extent cx="203200" cy="203200"/>
-                  <wp:docPr id="70" name="Picture 70"/>
+                  <wp:docPr id="72" name="Picture 72"/>
                   <wp:cNvGraphicFramePr>
                     <a:graphicFrameLocks noChangeAspect="1"/>
                   </wp:cNvGraphicFramePr>
@@ -9500,11 +9847,11 @@
                     <a:graphicData uri="http://schemas.openxmlformats.org/drawingml/2006/picture">
                       <pic:pic>
                         <pic:nvPicPr>
-                          <pic:cNvPr id="0" name="1f466.png"/>
+                          <pic:cNvPr id="0" name="1f319.png"/>
                           <pic:cNvPicPr/>
                         </pic:nvPicPr>
                         <pic:blipFill>
-                          <a:blip r:embed="rId66"/>
+                          <a:blip r:embed="rId56"/>
                           <a:stretch>
                             <a:fillRect/>
                           </a:stretch>
@@ -9545,7 +9892,7 @@
                 <w:i w:val="0"/>
                 <w:sz w:val="20"/>
               </w:rPr>
-              <w:t>Max</w:t>
+              <w:t>Monday</w:t>
             </w:r>
           </w:p>
         </w:tc>
@@ -9570,7 +9917,7 @@
                 <w:i w:val="0"/>
                 <w:sz w:val="20"/>
               </w:rPr>
-              <w:t>Maks (o'g'il bola)</w:t>
+              <w:t>dushanba</w:t>
             </w:r>
           </w:p>
         </w:tc>
@@ -9595,7 +9942,7 @@
                 <w:i w:val="0"/>
                 <w:sz w:val="20"/>
               </w:rPr>
-              <w:t>Welcome</w:t>
+              <w:t>U3</w:t>
             </w:r>
           </w:p>
         </w:tc>
@@ -9619,7 +9966,7 @@
               <w:drawing>
                 <wp:inline xmlns:a="http://schemas.openxmlformats.org/drawingml/2006/main" xmlns:pic="http://schemas.openxmlformats.org/drawingml/2006/picture">
                   <wp:extent cx="203200" cy="203200"/>
-                  <wp:docPr id="71" name="Picture 71"/>
+                  <wp:docPr id="73" name="Picture 73"/>
                   <wp:cNvGraphicFramePr>
                     <a:graphicFrameLocks noChangeAspect="1"/>
                   </wp:cNvGraphicFramePr>
@@ -9627,134 +9974,7 @@
                     <a:graphicData uri="http://schemas.openxmlformats.org/drawingml/2006/picture">
                       <pic:pic>
                         <pic:nvPicPr>
-                          <pic:cNvPr id="0" name="1f338.png"/>
-                          <pic:cNvPicPr/>
-                        </pic:nvPicPr>
-                        <pic:blipFill>
-                          <a:blip r:embed="rId38"/>
-                          <a:stretch>
-                            <a:fillRect/>
-                          </a:stretch>
-                        </pic:blipFill>
-                        <pic:spPr>
-                          <a:xfrm>
-                            <a:off x="0" y="0"/>
-                            <a:ext cx="203200" cy="203200"/>
-                          </a:xfrm>
-                          <a:prstGeom prst="rect"/>
-                        </pic:spPr>
-                      </pic:pic>
-                    </a:graphicData>
-                  </a:graphic>
-                </wp:inline>
-              </w:drawing>
-            </w:r>
-          </w:p>
-        </w:tc>
-        <w:tc>
-          <w:tcPr>
-            <w:tcW w:type="dxa" w:w="3835"/>
-            <w:tcBorders>
-              <w:top w:val="single" w:sz="4" w:color="9FB3C8"/>
-              <w:left w:val="single" w:sz="4" w:color="9FB3C8"/>
-              <w:bottom w:val="single" w:sz="4" w:color="9FB3C8"/>
-              <w:right w:val="single" w:sz="4" w:color="9FB3C8"/>
-            </w:tcBorders>
-          </w:tcPr>
-          <w:p>
-            <w:pPr>
-              <w:spacing w:after="20"/>
-            </w:pPr>
-            <w:r>
-              <w:rPr>
-                <w:rFonts w:ascii="Arial" w:hAnsi="Arial" w:eastAsia="Arial"/>
-                <w:b/>
-                <w:i w:val="0"/>
-                <w:sz w:val="20"/>
-              </w:rPr>
-              <w:t>May</w:t>
-            </w:r>
-          </w:p>
-        </w:tc>
-        <w:tc>
-          <w:tcPr>
-            <w:tcW w:type="dxa" w:w="4339"/>
-            <w:tcBorders>
-              <w:top w:val="single" w:sz="4" w:color="9FB3C8"/>
-              <w:left w:val="single" w:sz="4" w:color="9FB3C8"/>
-              <w:bottom w:val="single" w:sz="4" w:color="9FB3C8"/>
-              <w:right w:val="single" w:sz="4" w:color="9FB3C8"/>
-            </w:tcBorders>
-          </w:tcPr>
-          <w:p>
-            <w:pPr>
-              <w:spacing w:after="20"/>
-            </w:pPr>
-            <w:r>
-              <w:rPr>
-                <w:rFonts w:ascii="Arial" w:hAnsi="Arial" w:eastAsia="Arial"/>
-                <w:b w:val="0"/>
-                <w:i w:val="0"/>
-                <w:sz w:val="20"/>
-              </w:rPr>
-              <w:t>may</w:t>
-            </w:r>
-          </w:p>
-        </w:tc>
-        <w:tc>
-          <w:tcPr>
-            <w:tcW w:type="dxa" w:w="1211"/>
-            <w:tcBorders>
-              <w:top w:val="single" w:sz="4" w:color="9FB3C8"/>
-              <w:left w:val="single" w:sz="4" w:color="9FB3C8"/>
-              <w:bottom w:val="single" w:sz="4" w:color="9FB3C8"/>
-              <w:right w:val="single" w:sz="4" w:color="9FB3C8"/>
-            </w:tcBorders>
-          </w:tcPr>
-          <w:p>
-            <w:pPr>
-              <w:spacing w:after="20"/>
-            </w:pPr>
-            <w:r>
-              <w:rPr>
-                <w:rFonts w:ascii="Arial" w:hAnsi="Arial" w:eastAsia="Arial"/>
-                <w:b w:val="0"/>
-                <w:i w:val="0"/>
-                <w:sz w:val="20"/>
-              </w:rPr>
-              <w:t>Welcome</w:t>
-            </w:r>
-          </w:p>
-        </w:tc>
-      </w:tr>
-      <w:tr>
-        <w:tc>
-          <w:tcPr>
-            <w:tcW w:type="dxa" w:w="706"/>
-            <w:tcBorders>
-              <w:top w:val="single" w:sz="4" w:color="9FB3C8"/>
-              <w:left w:val="single" w:sz="4" w:color="9FB3C8"/>
-              <w:bottom w:val="single" w:sz="4" w:color="9FB3C8"/>
-              <w:right w:val="single" w:sz="4" w:color="9FB3C8"/>
-            </w:tcBorders>
-          </w:tcPr>
-          <w:p>
-            <w:pPr>
-              <w:spacing w:after="20"/>
-            </w:pPr>
-            <w:r>
-              <w:drawing>
-                <wp:inline xmlns:a="http://schemas.openxmlformats.org/drawingml/2006/main" xmlns:pic="http://schemas.openxmlformats.org/drawingml/2006/picture">
-                  <wp:extent cx="203200" cy="203200"/>
-                  <wp:docPr id="72" name="Picture 72"/>
-                  <wp:cNvGraphicFramePr>
-                    <a:graphicFrameLocks noChangeAspect="1"/>
-                  </wp:cNvGraphicFramePr>
-                  <a:graphic>
-                    <a:graphicData uri="http://schemas.openxmlformats.org/drawingml/2006/picture">
-                      <pic:pic>
-                        <pic:nvPicPr>
-                          <pic:cNvPr id="0" name="1f96b.png"/>
+                          <pic:cNvPr id="0" name="1f3b5.png"/>
                           <pic:cNvPicPr/>
                         </pic:nvPicPr>
                         <pic:blipFill>
@@ -9799,7 +10019,7 @@
                 <w:i w:val="0"/>
                 <w:sz w:val="20"/>
               </w:rPr>
-              <w:t>metal</w:t>
+              <w:t>Music</w:t>
             </w:r>
           </w:p>
         </w:tc>
@@ -9824,7 +10044,7 @@
                 <w:i w:val="0"/>
                 <w:sz w:val="20"/>
               </w:rPr>
-              <w:t>metall</w:t>
+              <w:t>musiqa</w:t>
             </w:r>
           </w:p>
         </w:tc>
@@ -9849,100 +10069,7 @@
                 <w:i w:val="0"/>
                 <w:sz w:val="20"/>
               </w:rPr>
-              <w:t>U2</w:t>
-            </w:r>
-          </w:p>
-        </w:tc>
-      </w:tr>
-      <w:tr>
-        <w:tc>
-          <w:tcPr>
-            <w:tcW w:type="dxa" w:w="706"/>
-            <w:tcBorders>
-              <w:top w:val="single" w:sz="4" w:color="9FB3C8"/>
-              <w:left w:val="single" w:sz="4" w:color="9FB3C8"/>
-              <w:bottom w:val="single" w:sz="4" w:color="9FB3C8"/>
-              <w:right w:val="single" w:sz="4" w:color="9FB3C8"/>
-            </w:tcBorders>
-          </w:tcPr>
-          <w:p>
-            <w:pPr>
-              <w:spacing w:after="20"/>
-            </w:pPr>
-          </w:p>
-        </w:tc>
-        <w:tc>
-          <w:tcPr>
-            <w:tcW w:type="dxa" w:w="3835"/>
-            <w:tcBorders>
-              <w:top w:val="single" w:sz="4" w:color="9FB3C8"/>
-              <w:left w:val="single" w:sz="4" w:color="9FB3C8"/>
-              <w:bottom w:val="single" w:sz="4" w:color="9FB3C8"/>
-              <w:right w:val="single" w:sz="4" w:color="9FB3C8"/>
-            </w:tcBorders>
-          </w:tcPr>
-          <w:p>
-            <w:pPr>
-              <w:spacing w:after="20"/>
-            </w:pPr>
-            <w:r>
-              <w:rPr>
-                <w:rFonts w:ascii="Arial" w:hAnsi="Arial" w:eastAsia="Arial"/>
-                <w:b/>
-                <w:i w:val="0"/>
-                <w:sz w:val="20"/>
-              </w:rPr>
-              <w:t>mine</w:t>
-            </w:r>
-          </w:p>
-        </w:tc>
-        <w:tc>
-          <w:tcPr>
-            <w:tcW w:type="dxa" w:w="4339"/>
-            <w:tcBorders>
-              <w:top w:val="single" w:sz="4" w:color="9FB3C8"/>
-              <w:left w:val="single" w:sz="4" w:color="9FB3C8"/>
-              <w:bottom w:val="single" w:sz="4" w:color="9FB3C8"/>
-              <w:right w:val="single" w:sz="4" w:color="9FB3C8"/>
-            </w:tcBorders>
-          </w:tcPr>
-          <w:p>
-            <w:pPr>
-              <w:spacing w:after="20"/>
-            </w:pPr>
-            <w:r>
-              <w:rPr>
-                <w:rFonts w:ascii="Arial" w:hAnsi="Arial" w:eastAsia="Arial"/>
-                <w:b w:val="0"/>
-                <w:i w:val="0"/>
-                <w:sz w:val="20"/>
-              </w:rPr>
-              <w:t>meniki</w:t>
-            </w:r>
-          </w:p>
-        </w:tc>
-        <w:tc>
-          <w:tcPr>
-            <w:tcW w:type="dxa" w:w="1211"/>
-            <w:tcBorders>
-              <w:top w:val="single" w:sz="4" w:color="9FB3C8"/>
-              <w:left w:val="single" w:sz="4" w:color="9FB3C8"/>
-              <w:bottom w:val="single" w:sz="4" w:color="9FB3C8"/>
-              <w:right w:val="single" w:sz="4" w:color="9FB3C8"/>
-            </w:tcBorders>
-          </w:tcPr>
-          <w:p>
-            <w:pPr>
-              <w:spacing w:after="20"/>
-            </w:pPr>
-            <w:r>
-              <w:rPr>
-                <w:rFonts w:ascii="Arial" w:hAnsi="Arial" w:eastAsia="Arial"/>
-                <w:b w:val="0"/>
-                <w:i w:val="0"/>
-                <w:sz w:val="20"/>
-              </w:rPr>
-              <w:t>U8</w:t>
+              <w:t>U3</w:t>
             </w:r>
           </w:p>
         </w:tc>
@@ -9966,7 +10093,7 @@
               <w:drawing>
                 <wp:inline xmlns:a="http://schemas.openxmlformats.org/drawingml/2006/main" xmlns:pic="http://schemas.openxmlformats.org/drawingml/2006/picture">
                   <wp:extent cx="203200" cy="203200"/>
-                  <wp:docPr id="73" name="Picture 73"/>
+                  <wp:docPr id="74" name="Picture 74"/>
                   <wp:cNvGraphicFramePr>
                     <a:graphicFrameLocks noChangeAspect="1"/>
                   </wp:cNvGraphicFramePr>
@@ -9974,11 +10101,11 @@
                     <a:graphicData uri="http://schemas.openxmlformats.org/drawingml/2006/picture">
                       <pic:pic>
                         <pic:nvPicPr>
-                          <pic:cNvPr id="0" name="1f319.png"/>
+                          <pic:cNvPr id="0" name="1f3b5.png"/>
                           <pic:cNvPicPr/>
                         </pic:nvPicPr>
                         <pic:blipFill>
-                          <a:blip r:embed="rId57"/>
+                          <a:blip r:embed="rId73"/>
                           <a:stretch>
                             <a:fillRect/>
                           </a:stretch>
@@ -10019,7 +10146,7 @@
                 <w:i w:val="0"/>
                 <w:sz w:val="20"/>
               </w:rPr>
-              <w:t>Monday</w:t>
+              <w:t>Music room</w:t>
             </w:r>
           </w:p>
         </w:tc>
@@ -10044,7 +10171,7 @@
                 <w:i w:val="0"/>
                 <w:sz w:val="20"/>
               </w:rPr>
-              <w:t>dushanba</w:t>
+              <w:t>musiqa xonasi</w:t>
             </w:r>
           </w:p>
         </w:tc>
@@ -10069,7 +10196,7 @@
                 <w:i w:val="0"/>
                 <w:sz w:val="20"/>
               </w:rPr>
-              <w:t>U3</w:t>
+              <w:t>U2</w:t>
             </w:r>
           </w:p>
         </w:tc>
@@ -10093,7 +10220,7 @@
               <w:drawing>
                 <wp:inline xmlns:a="http://schemas.openxmlformats.org/drawingml/2006/main" xmlns:pic="http://schemas.openxmlformats.org/drawingml/2006/picture">
                   <wp:extent cx="203200" cy="203200"/>
-                  <wp:docPr id="74" name="Picture 74"/>
+                  <wp:docPr id="75" name="Picture 75"/>
                   <wp:cNvGraphicFramePr>
                     <a:graphicFrameLocks noChangeAspect="1"/>
                   </wp:cNvGraphicFramePr>
@@ -10101,7 +10228,134 @@
                     <a:graphicData uri="http://schemas.openxmlformats.org/drawingml/2006/picture">
                       <pic:pic>
                         <pic:nvPicPr>
-                          <pic:cNvPr id="0" name="1f3b5.png"/>
+                          <pic:cNvPr id="0" name="2601.png"/>
+                          <pic:cNvPicPr/>
+                        </pic:nvPicPr>
+                        <pic:blipFill>
+                          <a:blip r:embed="rId55"/>
+                          <a:stretch>
+                            <a:fillRect/>
+                          </a:stretch>
+                        </pic:blipFill>
+                        <pic:spPr>
+                          <a:xfrm>
+                            <a:off x="0" y="0"/>
+                            <a:ext cx="203200" cy="203200"/>
+                          </a:xfrm>
+                          <a:prstGeom prst="rect"/>
+                        </pic:spPr>
+                      </pic:pic>
+                    </a:graphicData>
+                  </a:graphic>
+                </wp:inline>
+              </w:drawing>
+            </w:r>
+          </w:p>
+        </w:tc>
+        <w:tc>
+          <w:tcPr>
+            <w:tcW w:type="dxa" w:w="3835"/>
+            <w:tcBorders>
+              <w:top w:val="single" w:sz="4" w:color="9FB3C8"/>
+              <w:left w:val="single" w:sz="4" w:color="9FB3C8"/>
+              <w:bottom w:val="single" w:sz="4" w:color="9FB3C8"/>
+              <w:right w:val="single" w:sz="4" w:color="9FB3C8"/>
+            </w:tcBorders>
+          </w:tcPr>
+          <w:p>
+            <w:pPr>
+              <w:spacing w:after="20"/>
+            </w:pPr>
+            <w:r>
+              <w:rPr>
+                <w:rFonts w:ascii="Arial" w:hAnsi="Arial" w:eastAsia="Arial"/>
+                <w:b/>
+                <w:i w:val="0"/>
+                <w:sz w:val="20"/>
+              </w:rPr>
+              <w:t>November</w:t>
+            </w:r>
+          </w:p>
+        </w:tc>
+        <w:tc>
+          <w:tcPr>
+            <w:tcW w:type="dxa" w:w="4339"/>
+            <w:tcBorders>
+              <w:top w:val="single" w:sz="4" w:color="9FB3C8"/>
+              <w:left w:val="single" w:sz="4" w:color="9FB3C8"/>
+              <w:bottom w:val="single" w:sz="4" w:color="9FB3C8"/>
+              <w:right w:val="single" w:sz="4" w:color="9FB3C8"/>
+            </w:tcBorders>
+          </w:tcPr>
+          <w:p>
+            <w:pPr>
+              <w:spacing w:after="20"/>
+            </w:pPr>
+            <w:r>
+              <w:rPr>
+                <w:rFonts w:ascii="Arial" w:hAnsi="Arial" w:eastAsia="Arial"/>
+                <w:b w:val="0"/>
+                <w:i w:val="0"/>
+                <w:sz w:val="20"/>
+              </w:rPr>
+              <w:t>noyabr</w:t>
+            </w:r>
+          </w:p>
+        </w:tc>
+        <w:tc>
+          <w:tcPr>
+            <w:tcW w:type="dxa" w:w="1211"/>
+            <w:tcBorders>
+              <w:top w:val="single" w:sz="4" w:color="9FB3C8"/>
+              <w:left w:val="single" w:sz="4" w:color="9FB3C8"/>
+              <w:bottom w:val="single" w:sz="4" w:color="9FB3C8"/>
+              <w:right w:val="single" w:sz="4" w:color="9FB3C8"/>
+            </w:tcBorders>
+          </w:tcPr>
+          <w:p>
+            <w:pPr>
+              <w:spacing w:after="20"/>
+            </w:pPr>
+            <w:r>
+              <w:rPr>
+                <w:rFonts w:ascii="Arial" w:hAnsi="Arial" w:eastAsia="Arial"/>
+                <w:b w:val="0"/>
+                <w:i w:val="0"/>
+                <w:sz w:val="20"/>
+              </w:rPr>
+              <w:t>Welcome</w:t>
+            </w:r>
+          </w:p>
+        </w:tc>
+      </w:tr>
+      <w:tr>
+        <w:tc>
+          <w:tcPr>
+            <w:tcW w:type="dxa" w:w="706"/>
+            <w:tcBorders>
+              <w:top w:val="single" w:sz="4" w:color="9FB3C8"/>
+              <w:left w:val="single" w:sz="4" w:color="9FB3C8"/>
+              <w:bottom w:val="single" w:sz="4" w:color="9FB3C8"/>
+              <w:right w:val="single" w:sz="4" w:color="9FB3C8"/>
+            </w:tcBorders>
+          </w:tcPr>
+          <w:p>
+            <w:pPr>
+              <w:spacing w:after="20"/>
+            </w:pPr>
+            <w:r>
+              <w:drawing>
+                <wp:inline xmlns:a="http://schemas.openxmlformats.org/drawingml/2006/main" xmlns:pic="http://schemas.openxmlformats.org/drawingml/2006/picture">
+                  <wp:extent cx="203200" cy="203200"/>
+                  <wp:docPr id="76" name="Picture 76"/>
+                  <wp:cNvGraphicFramePr>
+                    <a:graphicFrameLocks noChangeAspect="1"/>
+                  </wp:cNvGraphicFramePr>
+                  <a:graphic>
+                    <a:graphicData uri="http://schemas.openxmlformats.org/drawingml/2006/picture">
+                      <pic:pic>
+                        <pic:nvPicPr>
+                          <pic:cNvPr id="0" name="1f30a.png"/>
                           <pic:cNvPicPr/>
                         </pic:nvPicPr>
                         <pic:blipFill>
@@ -10146,7 +10400,7 @@
                 <w:i w:val="0"/>
                 <w:sz w:val="20"/>
               </w:rPr>
-              <w:t>Music</w:t>
+              <w:t>ocean</w:t>
             </w:r>
           </w:p>
         </w:tc>
@@ -10171,7 +10425,7 @@
                 <w:i w:val="0"/>
                 <w:sz w:val="20"/>
               </w:rPr>
-              <w:t>musiqa</w:t>
+              <w:t>okean</w:t>
             </w:r>
           </w:p>
         </w:tc>
@@ -10196,261 +10450,7 @@
                 <w:i w:val="0"/>
                 <w:sz w:val="20"/>
               </w:rPr>
-              <w:t>U3</w:t>
-            </w:r>
-          </w:p>
-        </w:tc>
-      </w:tr>
-      <w:tr>
-        <w:tc>
-          <w:tcPr>
-            <w:tcW w:type="dxa" w:w="706"/>
-            <w:tcBorders>
-              <w:top w:val="single" w:sz="4" w:color="9FB3C8"/>
-              <w:left w:val="single" w:sz="4" w:color="9FB3C8"/>
-              <w:bottom w:val="single" w:sz="4" w:color="9FB3C8"/>
-              <w:right w:val="single" w:sz="4" w:color="9FB3C8"/>
-            </w:tcBorders>
-          </w:tcPr>
-          <w:p>
-            <w:pPr>
-              <w:spacing w:after="20"/>
-            </w:pPr>
-            <w:r>
-              <w:drawing>
-                <wp:inline xmlns:a="http://schemas.openxmlformats.org/drawingml/2006/main" xmlns:pic="http://schemas.openxmlformats.org/drawingml/2006/picture">
-                  <wp:extent cx="203200" cy="203200"/>
-                  <wp:docPr id="75" name="Picture 75"/>
-                  <wp:cNvGraphicFramePr>
-                    <a:graphicFrameLocks noChangeAspect="1"/>
-                  </wp:cNvGraphicFramePr>
-                  <a:graphic>
-                    <a:graphicData uri="http://schemas.openxmlformats.org/drawingml/2006/picture">
-                      <pic:pic>
-                        <pic:nvPicPr>
-                          <pic:cNvPr id="0" name="1f3b5.png"/>
-                          <pic:cNvPicPr/>
-                        </pic:nvPicPr>
-                        <pic:blipFill>
-                          <a:blip r:embed="rId74"/>
-                          <a:stretch>
-                            <a:fillRect/>
-                          </a:stretch>
-                        </pic:blipFill>
-                        <pic:spPr>
-                          <a:xfrm>
-                            <a:off x="0" y="0"/>
-                            <a:ext cx="203200" cy="203200"/>
-                          </a:xfrm>
-                          <a:prstGeom prst="rect"/>
-                        </pic:spPr>
-                      </pic:pic>
-                    </a:graphicData>
-                  </a:graphic>
-                </wp:inline>
-              </w:drawing>
-            </w:r>
-          </w:p>
-        </w:tc>
-        <w:tc>
-          <w:tcPr>
-            <w:tcW w:type="dxa" w:w="3835"/>
-            <w:tcBorders>
-              <w:top w:val="single" w:sz="4" w:color="9FB3C8"/>
-              <w:left w:val="single" w:sz="4" w:color="9FB3C8"/>
-              <w:bottom w:val="single" w:sz="4" w:color="9FB3C8"/>
-              <w:right w:val="single" w:sz="4" w:color="9FB3C8"/>
-            </w:tcBorders>
-          </w:tcPr>
-          <w:p>
-            <w:pPr>
-              <w:spacing w:after="20"/>
-            </w:pPr>
-            <w:r>
-              <w:rPr>
-                <w:rFonts w:ascii="Arial" w:hAnsi="Arial" w:eastAsia="Arial"/>
-                <w:b/>
-                <w:i w:val="0"/>
-                <w:sz w:val="20"/>
-              </w:rPr>
-              <w:t>Music room</w:t>
-            </w:r>
-          </w:p>
-        </w:tc>
-        <w:tc>
-          <w:tcPr>
-            <w:tcW w:type="dxa" w:w="4339"/>
-            <w:tcBorders>
-              <w:top w:val="single" w:sz="4" w:color="9FB3C8"/>
-              <w:left w:val="single" w:sz="4" w:color="9FB3C8"/>
-              <w:bottom w:val="single" w:sz="4" w:color="9FB3C8"/>
-              <w:right w:val="single" w:sz="4" w:color="9FB3C8"/>
-            </w:tcBorders>
-          </w:tcPr>
-          <w:p>
-            <w:pPr>
-              <w:spacing w:after="20"/>
-            </w:pPr>
-            <w:r>
-              <w:rPr>
-                <w:rFonts w:ascii="Arial" w:hAnsi="Arial" w:eastAsia="Arial"/>
-                <w:b w:val="0"/>
-                <w:i w:val="0"/>
-                <w:sz w:val="20"/>
-              </w:rPr>
-              <w:t>musiqa xonasi</w:t>
-            </w:r>
-          </w:p>
-        </w:tc>
-        <w:tc>
-          <w:tcPr>
-            <w:tcW w:type="dxa" w:w="1211"/>
-            <w:tcBorders>
-              <w:top w:val="single" w:sz="4" w:color="9FB3C8"/>
-              <w:left w:val="single" w:sz="4" w:color="9FB3C8"/>
-              <w:bottom w:val="single" w:sz="4" w:color="9FB3C8"/>
-              <w:right w:val="single" w:sz="4" w:color="9FB3C8"/>
-            </w:tcBorders>
-          </w:tcPr>
-          <w:p>
-            <w:pPr>
-              <w:spacing w:after="20"/>
-            </w:pPr>
-            <w:r>
-              <w:rPr>
-                <w:rFonts w:ascii="Arial" w:hAnsi="Arial" w:eastAsia="Arial"/>
-                <w:b w:val="0"/>
-                <w:i w:val="0"/>
-                <w:sz w:val="20"/>
-              </w:rPr>
-              <w:t>U2</w:t>
-            </w:r>
-          </w:p>
-        </w:tc>
-      </w:tr>
-      <w:tr>
-        <w:tc>
-          <w:tcPr>
-            <w:tcW w:type="dxa" w:w="706"/>
-            <w:tcBorders>
-              <w:top w:val="single" w:sz="4" w:color="9FB3C8"/>
-              <w:left w:val="single" w:sz="4" w:color="9FB3C8"/>
-              <w:bottom w:val="single" w:sz="4" w:color="9FB3C8"/>
-              <w:right w:val="single" w:sz="4" w:color="9FB3C8"/>
-            </w:tcBorders>
-          </w:tcPr>
-          <w:p>
-            <w:pPr>
-              <w:spacing w:after="20"/>
-            </w:pPr>
-            <w:r>
-              <w:drawing>
-                <wp:inline xmlns:a="http://schemas.openxmlformats.org/drawingml/2006/main" xmlns:pic="http://schemas.openxmlformats.org/drawingml/2006/picture">
-                  <wp:extent cx="203200" cy="203200"/>
-                  <wp:docPr id="76" name="Picture 76"/>
-                  <wp:cNvGraphicFramePr>
-                    <a:graphicFrameLocks noChangeAspect="1"/>
-                  </wp:cNvGraphicFramePr>
-                  <a:graphic>
-                    <a:graphicData uri="http://schemas.openxmlformats.org/drawingml/2006/picture">
-                      <pic:pic>
-                        <pic:nvPicPr>
-                          <pic:cNvPr id="0" name="2601.png"/>
-                          <pic:cNvPicPr/>
-                        </pic:nvPicPr>
-                        <pic:blipFill>
-                          <a:blip r:embed="rId56"/>
-                          <a:stretch>
-                            <a:fillRect/>
-                          </a:stretch>
-                        </pic:blipFill>
-                        <pic:spPr>
-                          <a:xfrm>
-                            <a:off x="0" y="0"/>
-                            <a:ext cx="203200" cy="203200"/>
-                          </a:xfrm>
-                          <a:prstGeom prst="rect"/>
-                        </pic:spPr>
-                      </pic:pic>
-                    </a:graphicData>
-                  </a:graphic>
-                </wp:inline>
-              </w:drawing>
-            </w:r>
-          </w:p>
-        </w:tc>
-        <w:tc>
-          <w:tcPr>
-            <w:tcW w:type="dxa" w:w="3835"/>
-            <w:tcBorders>
-              <w:top w:val="single" w:sz="4" w:color="9FB3C8"/>
-              <w:left w:val="single" w:sz="4" w:color="9FB3C8"/>
-              <w:bottom w:val="single" w:sz="4" w:color="9FB3C8"/>
-              <w:right w:val="single" w:sz="4" w:color="9FB3C8"/>
-            </w:tcBorders>
-          </w:tcPr>
-          <w:p>
-            <w:pPr>
-              <w:spacing w:after="20"/>
-            </w:pPr>
-            <w:r>
-              <w:rPr>
-                <w:rFonts w:ascii="Arial" w:hAnsi="Arial" w:eastAsia="Arial"/>
-                <w:b/>
-                <w:i w:val="0"/>
-                <w:sz w:val="20"/>
-              </w:rPr>
-              <w:t>November</w:t>
-            </w:r>
-          </w:p>
-        </w:tc>
-        <w:tc>
-          <w:tcPr>
-            <w:tcW w:type="dxa" w:w="4339"/>
-            <w:tcBorders>
-              <w:top w:val="single" w:sz="4" w:color="9FB3C8"/>
-              <w:left w:val="single" w:sz="4" w:color="9FB3C8"/>
-              <w:bottom w:val="single" w:sz="4" w:color="9FB3C8"/>
-              <w:right w:val="single" w:sz="4" w:color="9FB3C8"/>
-            </w:tcBorders>
-          </w:tcPr>
-          <w:p>
-            <w:pPr>
-              <w:spacing w:after="20"/>
-            </w:pPr>
-            <w:r>
-              <w:rPr>
-                <w:rFonts w:ascii="Arial" w:hAnsi="Arial" w:eastAsia="Arial"/>
-                <w:b w:val="0"/>
-                <w:i w:val="0"/>
-                <w:sz w:val="20"/>
-              </w:rPr>
-              <w:t>noyabr</w:t>
-            </w:r>
-          </w:p>
-        </w:tc>
-        <w:tc>
-          <w:tcPr>
-            <w:tcW w:type="dxa" w:w="1211"/>
-            <w:tcBorders>
-              <w:top w:val="single" w:sz="4" w:color="9FB3C8"/>
-              <w:left w:val="single" w:sz="4" w:color="9FB3C8"/>
-              <w:bottom w:val="single" w:sz="4" w:color="9FB3C8"/>
-              <w:right w:val="single" w:sz="4" w:color="9FB3C8"/>
-            </w:tcBorders>
-          </w:tcPr>
-          <w:p>
-            <w:pPr>
-              <w:spacing w:after="20"/>
-            </w:pPr>
-            <w:r>
-              <w:rPr>
-                <w:rFonts w:ascii="Arial" w:hAnsi="Arial" w:eastAsia="Arial"/>
-                <w:b w:val="0"/>
-                <w:i w:val="0"/>
-                <w:sz w:val="20"/>
-              </w:rPr>
-              <w:t>Welcome</w:t>
+              <w:t>U8</w:t>
             </w:r>
           </w:p>
         </w:tc>
@@ -10486,7 +10486,7 @@
                           <pic:cNvPicPr/>
                         </pic:nvPicPr>
                         <pic:blipFill>
-                          <a:blip r:embed="rId61"/>
+                          <a:blip r:embed="rId60"/>
                           <a:stretch>
                             <a:fillRect/>
                           </a:stretch>
@@ -10956,6 +10956,133 @@
                     <a:graphicData uri="http://schemas.openxmlformats.org/drawingml/2006/picture">
                       <pic:pic>
                         <pic:nvPicPr>
+                          <pic:cNvPr id="0" name="1f3c3.png"/>
+                          <pic:cNvPicPr/>
+                        </pic:nvPicPr>
+                        <pic:blipFill>
+                          <a:blip r:embed="rId77"/>
+                          <a:stretch>
+                            <a:fillRect/>
+                          </a:stretch>
+                        </pic:blipFill>
+                        <pic:spPr>
+                          <a:xfrm>
+                            <a:off x="0" y="0"/>
+                            <a:ext cx="203200" cy="203200"/>
+                          </a:xfrm>
+                          <a:prstGeom prst="rect"/>
+                        </pic:spPr>
+                      </pic:pic>
+                    </a:graphicData>
+                  </a:graphic>
+                </wp:inline>
+              </w:drawing>
+            </w:r>
+          </w:p>
+        </w:tc>
+        <w:tc>
+          <w:tcPr>
+            <w:tcW w:type="dxa" w:w="3835"/>
+            <w:tcBorders>
+              <w:top w:val="single" w:sz="4" w:color="9FB3C8"/>
+              <w:left w:val="single" w:sz="4" w:color="9FB3C8"/>
+              <w:bottom w:val="single" w:sz="4" w:color="9FB3C8"/>
+              <w:right w:val="single" w:sz="4" w:color="9FB3C8"/>
+            </w:tcBorders>
+          </w:tcPr>
+          <w:p>
+            <w:pPr>
+              <w:spacing w:after="20"/>
+            </w:pPr>
+            <w:r>
+              <w:rPr>
+                <w:rFonts w:ascii="Arial" w:hAnsi="Arial" w:eastAsia="Arial"/>
+                <w:b/>
+                <w:i w:val="0"/>
+                <w:sz w:val="20"/>
+              </w:rPr>
+              <w:t>P.E.</w:t>
+            </w:r>
+          </w:p>
+        </w:tc>
+        <w:tc>
+          <w:tcPr>
+            <w:tcW w:type="dxa" w:w="4339"/>
+            <w:tcBorders>
+              <w:top w:val="single" w:sz="4" w:color="9FB3C8"/>
+              <w:left w:val="single" w:sz="4" w:color="9FB3C8"/>
+              <w:bottom w:val="single" w:sz="4" w:color="9FB3C8"/>
+              <w:right w:val="single" w:sz="4" w:color="9FB3C8"/>
+            </w:tcBorders>
+          </w:tcPr>
+          <w:p>
+            <w:pPr>
+              <w:spacing w:after="20"/>
+            </w:pPr>
+            <w:r>
+              <w:rPr>
+                <w:rFonts w:ascii="Arial" w:hAnsi="Arial" w:eastAsia="Arial"/>
+                <w:b w:val="0"/>
+                <w:i w:val="0"/>
+                <w:sz w:val="20"/>
+              </w:rPr>
+              <w:t>jismoniy tarbiya</w:t>
+            </w:r>
+          </w:p>
+        </w:tc>
+        <w:tc>
+          <w:tcPr>
+            <w:tcW w:type="dxa" w:w="1211"/>
+            <w:tcBorders>
+              <w:top w:val="single" w:sz="4" w:color="9FB3C8"/>
+              <w:left w:val="single" w:sz="4" w:color="9FB3C8"/>
+              <w:bottom w:val="single" w:sz="4" w:color="9FB3C8"/>
+              <w:right w:val="single" w:sz="4" w:color="9FB3C8"/>
+            </w:tcBorders>
+          </w:tcPr>
+          <w:p>
+            <w:pPr>
+              <w:spacing w:after="20"/>
+            </w:pPr>
+            <w:r>
+              <w:rPr>
+                <w:rFonts w:ascii="Arial" w:hAnsi="Arial" w:eastAsia="Arial"/>
+                <w:b w:val="0"/>
+                <w:i w:val="0"/>
+                <w:sz w:val="20"/>
+              </w:rPr>
+              <w:t>U3</w:t>
+            </w:r>
+          </w:p>
+        </w:tc>
+      </w:tr>
+      <w:tr>
+        <w:tc>
+          <w:tcPr>
+            <w:tcW w:type="dxa" w:w="706"/>
+            <w:tcBorders>
+              <w:top w:val="single" w:sz="4" w:color="9FB3C8"/>
+              <w:left w:val="single" w:sz="4" w:color="9FB3C8"/>
+              <w:bottom w:val="single" w:sz="4" w:color="9FB3C8"/>
+              <w:right w:val="single" w:sz="4" w:color="9FB3C8"/>
+            </w:tcBorders>
+          </w:tcPr>
+          <w:p>
+            <w:pPr>
+              <w:spacing w:after="20"/>
+            </w:pPr>
+            <w:r>
+              <w:drawing>
+                <wp:inline xmlns:a="http://schemas.openxmlformats.org/drawingml/2006/main" xmlns:pic="http://schemas.openxmlformats.org/drawingml/2006/picture">
+                  <wp:extent cx="203200" cy="203200"/>
+                  <wp:docPr id="81" name="Picture 81"/>
+                  <wp:cNvGraphicFramePr>
+                    <a:graphicFrameLocks noChangeAspect="1"/>
+                  </wp:cNvGraphicFramePr>
+                  <a:graphic>
+                    <a:graphicData uri="http://schemas.openxmlformats.org/drawingml/2006/picture">
+                      <pic:pic>
+                        <pic:nvPicPr>
                           <pic:cNvPr id="0" name="1f3a8.png"/>
                           <pic:cNvPicPr/>
                         </pic:nvPicPr>
@@ -11075,7 +11202,7 @@
               <w:drawing>
                 <wp:inline xmlns:a="http://schemas.openxmlformats.org/drawingml/2006/main" xmlns:pic="http://schemas.openxmlformats.org/drawingml/2006/picture">
                   <wp:extent cx="203200" cy="203200"/>
-                  <wp:docPr id="81" name="Picture 81"/>
+                  <wp:docPr id="82" name="Picture 82"/>
                   <wp:cNvGraphicFramePr>
                     <a:graphicFrameLocks noChangeAspect="1"/>
                   </wp:cNvGraphicFramePr>
@@ -11084,133 +11211,6 @@
                       <pic:pic>
                         <pic:nvPicPr>
                           <pic:cNvPr id="0" name="1f4c4.png"/>
-                          <pic:cNvPicPr/>
-                        </pic:nvPicPr>
-                        <pic:blipFill>
-                          <a:blip r:embed="rId77"/>
-                          <a:stretch>
-                            <a:fillRect/>
-                          </a:stretch>
-                        </pic:blipFill>
-                        <pic:spPr>
-                          <a:xfrm>
-                            <a:off x="0" y="0"/>
-                            <a:ext cx="203200" cy="203200"/>
-                          </a:xfrm>
-                          <a:prstGeom prst="rect"/>
-                        </pic:spPr>
-                      </pic:pic>
-                    </a:graphicData>
-                  </a:graphic>
-                </wp:inline>
-              </w:drawing>
-            </w:r>
-          </w:p>
-        </w:tc>
-        <w:tc>
-          <w:tcPr>
-            <w:tcW w:type="dxa" w:w="3835"/>
-            <w:tcBorders>
-              <w:top w:val="single" w:sz="4" w:color="9FB3C8"/>
-              <w:left w:val="single" w:sz="4" w:color="9FB3C8"/>
-              <w:bottom w:val="single" w:sz="4" w:color="9FB3C8"/>
-              <w:right w:val="single" w:sz="4" w:color="9FB3C8"/>
-            </w:tcBorders>
-          </w:tcPr>
-          <w:p>
-            <w:pPr>
-              <w:spacing w:after="20"/>
-            </w:pPr>
-            <w:r>
-              <w:rPr>
-                <w:rFonts w:ascii="Arial" w:hAnsi="Arial" w:eastAsia="Arial"/>
-                <w:b/>
-                <w:i w:val="0"/>
-                <w:sz w:val="20"/>
-              </w:rPr>
-              <w:t>paper</w:t>
-            </w:r>
-          </w:p>
-        </w:tc>
-        <w:tc>
-          <w:tcPr>
-            <w:tcW w:type="dxa" w:w="4339"/>
-            <w:tcBorders>
-              <w:top w:val="single" w:sz="4" w:color="9FB3C8"/>
-              <w:left w:val="single" w:sz="4" w:color="9FB3C8"/>
-              <w:bottom w:val="single" w:sz="4" w:color="9FB3C8"/>
-              <w:right w:val="single" w:sz="4" w:color="9FB3C8"/>
-            </w:tcBorders>
-          </w:tcPr>
-          <w:p>
-            <w:pPr>
-              <w:spacing w:after="20"/>
-            </w:pPr>
-            <w:r>
-              <w:rPr>
-                <w:rFonts w:ascii="Arial" w:hAnsi="Arial" w:eastAsia="Arial"/>
-                <w:b w:val="0"/>
-                <w:i w:val="0"/>
-                <w:sz w:val="20"/>
-              </w:rPr>
-              <w:t>qog'oz</w:t>
-            </w:r>
-          </w:p>
-        </w:tc>
-        <w:tc>
-          <w:tcPr>
-            <w:tcW w:type="dxa" w:w="1211"/>
-            <w:tcBorders>
-              <w:top w:val="single" w:sz="4" w:color="9FB3C8"/>
-              <w:left w:val="single" w:sz="4" w:color="9FB3C8"/>
-              <w:bottom w:val="single" w:sz="4" w:color="9FB3C8"/>
-              <w:right w:val="single" w:sz="4" w:color="9FB3C8"/>
-            </w:tcBorders>
-          </w:tcPr>
-          <w:p>
-            <w:pPr>
-              <w:spacing w:after="20"/>
-            </w:pPr>
-            <w:r>
-              <w:rPr>
-                <w:rFonts w:ascii="Arial" w:hAnsi="Arial" w:eastAsia="Arial"/>
-                <w:b w:val="0"/>
-                <w:i w:val="0"/>
-                <w:sz w:val="20"/>
-              </w:rPr>
-              <w:t>U2</w:t>
-            </w:r>
-          </w:p>
-        </w:tc>
-      </w:tr>
-      <w:tr>
-        <w:tc>
-          <w:tcPr>
-            <w:tcW w:type="dxa" w:w="706"/>
-            <w:tcBorders>
-              <w:top w:val="single" w:sz="4" w:color="9FB3C8"/>
-              <w:left w:val="single" w:sz="4" w:color="9FB3C8"/>
-              <w:bottom w:val="single" w:sz="4" w:color="9FB3C8"/>
-              <w:right w:val="single" w:sz="4" w:color="9FB3C8"/>
-            </w:tcBorders>
-          </w:tcPr>
-          <w:p>
-            <w:pPr>
-              <w:spacing w:after="20"/>
-            </w:pPr>
-            <w:r>
-              <w:drawing>
-                <wp:inline xmlns:a="http://schemas.openxmlformats.org/drawingml/2006/main" xmlns:pic="http://schemas.openxmlformats.org/drawingml/2006/picture">
-                  <wp:extent cx="203200" cy="203200"/>
-                  <wp:docPr id="82" name="Picture 82"/>
-                  <wp:cNvGraphicFramePr>
-                    <a:graphicFrameLocks noChangeAspect="1"/>
-                  </wp:cNvGraphicFramePr>
-                  <a:graphic>
-                    <a:graphicData uri="http://schemas.openxmlformats.org/drawingml/2006/picture">
-                      <pic:pic>
-                        <pic:nvPicPr>
-                          <pic:cNvPr id="0" name="1f3c3.png"/>
                           <pic:cNvPicPr/>
                         </pic:nvPicPr>
                         <pic:blipFill>
@@ -11255,7 +11255,7 @@
                 <w:i w:val="0"/>
                 <w:sz w:val="20"/>
               </w:rPr>
-              <w:t>PE</w:t>
+              <w:t>paper</w:t>
             </w:r>
           </w:p>
         </w:tc>
@@ -11280,7 +11280,7 @@
                 <w:i w:val="0"/>
                 <w:sz w:val="20"/>
               </w:rPr>
-              <w:t>jismoniy tarbiya</w:t>
+              <w:t>qog'oz</w:t>
             </w:r>
           </w:p>
         </w:tc>
@@ -11305,7 +11305,7 @@
                 <w:i w:val="0"/>
                 <w:sz w:val="20"/>
               </w:rPr>
-              <w:t>U3</w:t>
+              <w:t>U2</w:t>
             </w:r>
           </w:p>
         </w:tc>
@@ -12017,7 +12017,7 @@
                 <w:i w:val="0"/>
                 <w:sz w:val="20"/>
               </w:rPr>
-              <w:t>play table tennis / Ping-Pong</w:t>
+              <w:t>play ping-pong</w:t>
             </w:r>
           </w:p>
         </w:tc>
@@ -13466,7 +13466,7 @@
                           <pic:cNvPicPr/>
                         </pic:nvPicPr>
                         <pic:blipFill>
-                          <a:blip r:embed="rId78"/>
+                          <a:blip r:embed="rId77"/>
                           <a:stretch>
                             <a:fillRect/>
                           </a:stretch>
@@ -14015,7 +14015,7 @@
                 <w:i w:val="0"/>
                 <w:sz w:val="20"/>
               </w:rPr>
-              <w:t>Science room / lab</w:t>
+              <w:t>Science lab</w:t>
             </w:r>
           </w:p>
         </w:tc>
@@ -14090,133 +14090,6 @@
                 <wp:inline xmlns:a="http://schemas.openxmlformats.org/drawingml/2006/main" xmlns:pic="http://schemas.openxmlformats.org/drawingml/2006/picture">
                   <wp:extent cx="203200" cy="203200"/>
                   <wp:docPr id="104" name="Picture 104"/>
-                  <wp:cNvGraphicFramePr>
-                    <a:graphicFrameLocks noChangeAspect="1"/>
-                  </wp:cNvGraphicFramePr>
-                  <a:graphic>
-                    <a:graphicData uri="http://schemas.openxmlformats.org/drawingml/2006/picture">
-                      <pic:pic>
-                        <pic:nvPicPr>
-                          <pic:cNvPr id="0" name="1f30a.png"/>
-                          <pic:cNvPicPr/>
-                        </pic:nvPicPr>
-                        <pic:blipFill>
-                          <a:blip r:embed="rId96"/>
-                          <a:stretch>
-                            <a:fillRect/>
-                          </a:stretch>
-                        </pic:blipFill>
-                        <pic:spPr>
-                          <a:xfrm>
-                            <a:off x="0" y="0"/>
-                            <a:ext cx="203200" cy="203200"/>
-                          </a:xfrm>
-                          <a:prstGeom prst="rect"/>
-                        </pic:spPr>
-                      </pic:pic>
-                    </a:graphicData>
-                  </a:graphic>
-                </wp:inline>
-              </w:drawing>
-            </w:r>
-          </w:p>
-        </w:tc>
-        <w:tc>
-          <w:tcPr>
-            <w:tcW w:type="dxa" w:w="3835"/>
-            <w:tcBorders>
-              <w:top w:val="single" w:sz="4" w:color="9FB3C8"/>
-              <w:left w:val="single" w:sz="4" w:color="9FB3C8"/>
-              <w:bottom w:val="single" w:sz="4" w:color="9FB3C8"/>
-              <w:right w:val="single" w:sz="4" w:color="9FB3C8"/>
-            </w:tcBorders>
-          </w:tcPr>
-          <w:p>
-            <w:pPr>
-              <w:spacing w:after="20"/>
-            </w:pPr>
-            <w:r>
-              <w:rPr>
-                <w:rFonts w:ascii="Arial" w:hAnsi="Arial" w:eastAsia="Arial"/>
-                <w:b/>
-                <w:i w:val="0"/>
-                <w:sz w:val="20"/>
-              </w:rPr>
-              <w:t>sea / ocean</w:t>
-            </w:r>
-          </w:p>
-        </w:tc>
-        <w:tc>
-          <w:tcPr>
-            <w:tcW w:type="dxa" w:w="4339"/>
-            <w:tcBorders>
-              <w:top w:val="single" w:sz="4" w:color="9FB3C8"/>
-              <w:left w:val="single" w:sz="4" w:color="9FB3C8"/>
-              <w:bottom w:val="single" w:sz="4" w:color="9FB3C8"/>
-              <w:right w:val="single" w:sz="4" w:color="9FB3C8"/>
-            </w:tcBorders>
-          </w:tcPr>
-          <w:p>
-            <w:pPr>
-              <w:spacing w:after="20"/>
-            </w:pPr>
-            <w:r>
-              <w:rPr>
-                <w:rFonts w:ascii="Arial" w:hAnsi="Arial" w:eastAsia="Arial"/>
-                <w:b w:val="0"/>
-                <w:i w:val="0"/>
-                <w:sz w:val="20"/>
-              </w:rPr>
-              <w:t>dengiz, okean</w:t>
-            </w:r>
-          </w:p>
-        </w:tc>
-        <w:tc>
-          <w:tcPr>
-            <w:tcW w:type="dxa" w:w="1211"/>
-            <w:tcBorders>
-              <w:top w:val="single" w:sz="4" w:color="9FB3C8"/>
-              <w:left w:val="single" w:sz="4" w:color="9FB3C8"/>
-              <w:bottom w:val="single" w:sz="4" w:color="9FB3C8"/>
-              <w:right w:val="single" w:sz="4" w:color="9FB3C8"/>
-            </w:tcBorders>
-          </w:tcPr>
-          <w:p>
-            <w:pPr>
-              <w:spacing w:after="20"/>
-            </w:pPr>
-            <w:r>
-              <w:rPr>
-                <w:rFonts w:ascii="Arial" w:hAnsi="Arial" w:eastAsia="Arial"/>
-                <w:b w:val="0"/>
-                <w:i w:val="0"/>
-                <w:sz w:val="20"/>
-              </w:rPr>
-              <w:t>U8</w:t>
-            </w:r>
-          </w:p>
-        </w:tc>
-      </w:tr>
-      <w:tr>
-        <w:tc>
-          <w:tcPr>
-            <w:tcW w:type="dxa" w:w="706"/>
-            <w:tcBorders>
-              <w:top w:val="single" w:sz="4" w:color="9FB3C8"/>
-              <w:left w:val="single" w:sz="4" w:color="9FB3C8"/>
-              <w:bottom w:val="single" w:sz="4" w:color="9FB3C8"/>
-              <w:right w:val="single" w:sz="4" w:color="9FB3C8"/>
-            </w:tcBorders>
-          </w:tcPr>
-          <w:p>
-            <w:pPr>
-              <w:spacing w:after="20"/>
-            </w:pPr>
-            <w:r>
-              <w:drawing>
-                <wp:inline xmlns:a="http://schemas.openxmlformats.org/drawingml/2006/main" xmlns:pic="http://schemas.openxmlformats.org/drawingml/2006/picture">
-                  <wp:extent cx="203200" cy="203200"/>
-                  <wp:docPr id="105" name="Picture 105"/>
                   <wp:cNvGraphicFramePr>
                     <a:graphicFrameLocks noChangeAspect="1"/>
                   </wp:cNvGraphicFramePr>
@@ -14343,6 +14216,133 @@
               <w:drawing>
                 <wp:inline xmlns:a="http://schemas.openxmlformats.org/drawingml/2006/main" xmlns:pic="http://schemas.openxmlformats.org/drawingml/2006/picture">
                   <wp:extent cx="203200" cy="203200"/>
+                  <wp:docPr id="105" name="Picture 105"/>
+                  <wp:cNvGraphicFramePr>
+                    <a:graphicFrameLocks noChangeAspect="1"/>
+                  </wp:cNvGraphicFramePr>
+                  <a:graphic>
+                    <a:graphicData uri="http://schemas.openxmlformats.org/drawingml/2006/picture">
+                      <pic:pic>
+                        <pic:nvPicPr>
+                          <pic:cNvPr id="0" name="clock-0700.png"/>
+                          <pic:cNvPicPr/>
+                        </pic:nvPicPr>
+                        <pic:blipFill>
+                          <a:blip r:embed="rId96"/>
+                          <a:stretch>
+                            <a:fillRect/>
+                          </a:stretch>
+                        </pic:blipFill>
+                        <pic:spPr>
+                          <a:xfrm>
+                            <a:off x="0" y="0"/>
+                            <a:ext cx="203200" cy="203200"/>
+                          </a:xfrm>
+                          <a:prstGeom prst="rect"/>
+                        </pic:spPr>
+                      </pic:pic>
+                    </a:graphicData>
+                  </a:graphic>
+                </wp:inline>
+              </w:drawing>
+            </w:r>
+          </w:p>
+        </w:tc>
+        <w:tc>
+          <w:tcPr>
+            <w:tcW w:type="dxa" w:w="3835"/>
+            <w:tcBorders>
+              <w:top w:val="single" w:sz="4" w:color="9FB3C8"/>
+              <w:left w:val="single" w:sz="4" w:color="9FB3C8"/>
+              <w:bottom w:val="single" w:sz="4" w:color="9FB3C8"/>
+              <w:right w:val="single" w:sz="4" w:color="9FB3C8"/>
+            </w:tcBorders>
+          </w:tcPr>
+          <w:p>
+            <w:pPr>
+              <w:spacing w:after="20"/>
+            </w:pPr>
+            <w:r>
+              <w:rPr>
+                <w:rFonts w:ascii="Arial" w:hAnsi="Arial" w:eastAsia="Arial"/>
+                <w:b/>
+                <w:i w:val="0"/>
+                <w:sz w:val="20"/>
+              </w:rPr>
+              <w:t>seven o'clock</w:t>
+            </w:r>
+          </w:p>
+        </w:tc>
+        <w:tc>
+          <w:tcPr>
+            <w:tcW w:type="dxa" w:w="4339"/>
+            <w:tcBorders>
+              <w:top w:val="single" w:sz="4" w:color="9FB3C8"/>
+              <w:left w:val="single" w:sz="4" w:color="9FB3C8"/>
+              <w:bottom w:val="single" w:sz="4" w:color="9FB3C8"/>
+              <w:right w:val="single" w:sz="4" w:color="9FB3C8"/>
+            </w:tcBorders>
+          </w:tcPr>
+          <w:p>
+            <w:pPr>
+              <w:spacing w:after="20"/>
+            </w:pPr>
+            <w:r>
+              <w:rPr>
+                <w:rFonts w:ascii="Arial" w:hAnsi="Arial" w:eastAsia="Arial"/>
+                <w:b w:val="0"/>
+                <w:i w:val="0"/>
+                <w:sz w:val="20"/>
+              </w:rPr>
+              <w:t>soat yetti (aniq)</w:t>
+            </w:r>
+          </w:p>
+        </w:tc>
+        <w:tc>
+          <w:tcPr>
+            <w:tcW w:type="dxa" w:w="1211"/>
+            <w:tcBorders>
+              <w:top w:val="single" w:sz="4" w:color="9FB3C8"/>
+              <w:left w:val="single" w:sz="4" w:color="9FB3C8"/>
+              <w:bottom w:val="single" w:sz="4" w:color="9FB3C8"/>
+              <w:right w:val="single" w:sz="4" w:color="9FB3C8"/>
+            </w:tcBorders>
+          </w:tcPr>
+          <w:p>
+            <w:pPr>
+              <w:spacing w:after="20"/>
+            </w:pPr>
+            <w:r>
+              <w:rPr>
+                <w:rFonts w:ascii="Arial" w:hAnsi="Arial" w:eastAsia="Arial"/>
+                <w:b w:val="0"/>
+                <w:i w:val="0"/>
+                <w:sz w:val="20"/>
+              </w:rPr>
+              <w:t>U4</w:t>
+            </w:r>
+          </w:p>
+        </w:tc>
+      </w:tr>
+      <w:tr>
+        <w:tc>
+          <w:tcPr>
+            <w:tcW w:type="dxa" w:w="706"/>
+            <w:tcBorders>
+              <w:top w:val="single" w:sz="4" w:color="9FB3C8"/>
+              <w:left w:val="single" w:sz="4" w:color="9FB3C8"/>
+              <w:bottom w:val="single" w:sz="4" w:color="9FB3C8"/>
+              <w:right w:val="single" w:sz="4" w:color="9FB3C8"/>
+            </w:tcBorders>
+          </w:tcPr>
+          <w:p>
+            <w:pPr>
+              <w:spacing w:after="20"/>
+            </w:pPr>
+            <w:r>
+              <w:drawing>
+                <wp:inline xmlns:a="http://schemas.openxmlformats.org/drawingml/2006/main" xmlns:pic="http://schemas.openxmlformats.org/drawingml/2006/picture">
+                  <wp:extent cx="203200" cy="203200"/>
                   <wp:docPr id="106" name="Picture 106"/>
                   <wp:cNvGraphicFramePr>
                     <a:graphicFrameLocks noChangeAspect="1"/>
@@ -14351,7 +14351,7 @@
                     <a:graphicData uri="http://schemas.openxmlformats.org/drawingml/2006/picture">
                       <pic:pic>
                         <pic:nvPicPr>
-                          <pic:cNvPr id="0" name="clock-0700.png"/>
+                          <pic:cNvPr id="0" name="1f41a.png"/>
                           <pic:cNvPicPr/>
                         </pic:nvPicPr>
                         <pic:blipFill>
@@ -14396,7 +14396,7 @@
                 <w:i w:val="0"/>
                 <w:sz w:val="20"/>
               </w:rPr>
-              <w:t>seven o'clock</w:t>
+              <w:t>shell</w:t>
             </w:r>
           </w:p>
         </w:tc>
@@ -14421,7 +14421,7 @@
                 <w:i w:val="0"/>
                 <w:sz w:val="20"/>
               </w:rPr>
-              <w:t>soat yetti (aniq)</w:t>
+              <w:t>chig'anoq</w:t>
             </w:r>
           </w:p>
         </w:tc>
@@ -14446,7 +14446,7 @@
                 <w:i w:val="0"/>
                 <w:sz w:val="20"/>
               </w:rPr>
-              <w:t>U4</w:t>
+              <w:t>U8</w:t>
             </w:r>
           </w:p>
         </w:tc>
@@ -14478,7 +14478,7 @@
                     <a:graphicData uri="http://schemas.openxmlformats.org/drawingml/2006/picture">
                       <pic:pic>
                         <pic:nvPicPr>
-                          <pic:cNvPr id="0" name="1f41a.png"/>
+                          <pic:cNvPr id="0" name="1fa73.png"/>
                           <pic:cNvPicPr/>
                         </pic:nvPicPr>
                         <pic:blipFill>
@@ -14523,7 +14523,7 @@
                 <w:i w:val="0"/>
                 <w:sz w:val="20"/>
               </w:rPr>
-              <w:t>shell</w:t>
+              <w:t>shorts</w:t>
             </w:r>
           </w:p>
         </w:tc>
@@ -14548,7 +14548,7 @@
                 <w:i w:val="0"/>
                 <w:sz w:val="20"/>
               </w:rPr>
-              <w:t>chig'anoq</w:t>
+              <w:t>shortik (kalta shim)</w:t>
             </w:r>
           </w:p>
         </w:tc>
@@ -14605,7 +14605,7 @@
                     <a:graphicData uri="http://schemas.openxmlformats.org/drawingml/2006/picture">
                       <pic:pic>
                         <pic:nvPicPr>
-                          <pic:cNvPr id="0" name="1fa73.png"/>
+                          <pic:cNvPr id="0" name="1f3a4.png"/>
                           <pic:cNvPicPr/>
                         </pic:nvPicPr>
                         <pic:blipFill>
@@ -14650,7 +14650,7 @@
                 <w:i w:val="0"/>
                 <w:sz w:val="20"/>
               </w:rPr>
-              <w:t>shorts</w:t>
+              <w:t>singing</w:t>
             </w:r>
           </w:p>
         </w:tc>
@@ -14675,7 +14675,7 @@
                 <w:i w:val="0"/>
                 <w:sz w:val="20"/>
               </w:rPr>
-              <w:t>shortik (kalta shim)</w:t>
+              <w:t>kuylamoqda</w:t>
             </w:r>
           </w:p>
         </w:tc>
@@ -14700,7 +14700,7 @@
                 <w:i w:val="0"/>
                 <w:sz w:val="20"/>
               </w:rPr>
-              <w:t>U8</w:t>
+              <w:t>U2</w:t>
             </w:r>
           </w:p>
         </w:tc>
@@ -14732,7 +14732,7 @@
                     <a:graphicData uri="http://schemas.openxmlformats.org/drawingml/2006/picture">
                       <pic:pic>
                         <pic:nvPicPr>
-                          <pic:cNvPr id="0" name="1f3a4.png"/>
+                          <pic:cNvPr id="0" name="1f40c.png"/>
                           <pic:cNvPicPr/>
                         </pic:nvPicPr>
                         <pic:blipFill>
@@ -14777,7 +14777,7 @@
                 <w:i w:val="0"/>
                 <w:sz w:val="20"/>
               </w:rPr>
-              <w:t>singing</w:t>
+              <w:t>snail</w:t>
             </w:r>
           </w:p>
         </w:tc>
@@ -14802,7 +14802,7 @@
                 <w:i w:val="0"/>
                 <w:sz w:val="20"/>
               </w:rPr>
-              <w:t>kuylamoqda</w:t>
+              <w:t>salyangoz</w:t>
             </w:r>
           </w:p>
         </w:tc>
@@ -14827,7 +14827,100 @@
                 <w:i w:val="0"/>
                 <w:sz w:val="20"/>
               </w:rPr>
-              <w:t>U2</w:t>
+              <w:t>U1</w:t>
+            </w:r>
+          </w:p>
+        </w:tc>
+      </w:tr>
+      <w:tr>
+        <w:tc>
+          <w:tcPr>
+            <w:tcW w:type="dxa" w:w="706"/>
+            <w:tcBorders>
+              <w:top w:val="single" w:sz="4" w:color="9FB3C8"/>
+              <w:left w:val="single" w:sz="4" w:color="9FB3C8"/>
+              <w:bottom w:val="single" w:sz="4" w:color="9FB3C8"/>
+              <w:right w:val="single" w:sz="4" w:color="9FB3C8"/>
+            </w:tcBorders>
+          </w:tcPr>
+          <w:p>
+            <w:pPr>
+              <w:spacing w:after="20"/>
+            </w:pPr>
+          </w:p>
+        </w:tc>
+        <w:tc>
+          <w:tcPr>
+            <w:tcW w:type="dxa" w:w="3835"/>
+            <w:tcBorders>
+              <w:top w:val="single" w:sz="4" w:color="9FB3C8"/>
+              <w:left w:val="single" w:sz="4" w:color="9FB3C8"/>
+              <w:bottom w:val="single" w:sz="4" w:color="9FB3C8"/>
+              <w:right w:val="single" w:sz="4" w:color="9FB3C8"/>
+            </w:tcBorders>
+          </w:tcPr>
+          <w:p>
+            <w:pPr>
+              <w:spacing w:after="20"/>
+            </w:pPr>
+            <w:r>
+              <w:rPr>
+                <w:rFonts w:ascii="Arial" w:hAnsi="Arial" w:eastAsia="Arial"/>
+                <w:b/>
+                <w:i w:val="0"/>
+                <w:sz w:val="20"/>
+              </w:rPr>
+              <w:t>some</w:t>
+            </w:r>
+          </w:p>
+        </w:tc>
+        <w:tc>
+          <w:tcPr>
+            <w:tcW w:type="dxa" w:w="4339"/>
+            <w:tcBorders>
+              <w:top w:val="single" w:sz="4" w:color="9FB3C8"/>
+              <w:left w:val="single" w:sz="4" w:color="9FB3C8"/>
+              <w:bottom w:val="single" w:sz="4" w:color="9FB3C8"/>
+              <w:right w:val="single" w:sz="4" w:color="9FB3C8"/>
+            </w:tcBorders>
+          </w:tcPr>
+          <w:p>
+            <w:pPr>
+              <w:spacing w:after="20"/>
+            </w:pPr>
+            <w:r>
+              <w:rPr>
+                <w:rFonts w:ascii="Arial" w:hAnsi="Arial" w:eastAsia="Arial"/>
+                <w:b w:val="0"/>
+                <w:i w:val="0"/>
+                <w:sz w:val="20"/>
+              </w:rPr>
+              <w:t>bir nechta, ozgina</w:t>
+            </w:r>
+          </w:p>
+        </w:tc>
+        <w:tc>
+          <w:tcPr>
+            <w:tcW w:type="dxa" w:w="1211"/>
+            <w:tcBorders>
+              <w:top w:val="single" w:sz="4" w:color="9FB3C8"/>
+              <w:left w:val="single" w:sz="4" w:color="9FB3C8"/>
+              <w:bottom w:val="single" w:sz="4" w:color="9FB3C8"/>
+              <w:right w:val="single" w:sz="4" w:color="9FB3C8"/>
+            </w:tcBorders>
+          </w:tcPr>
+          <w:p>
+            <w:pPr>
+              <w:spacing w:after="20"/>
+            </w:pPr>
+            <w:r>
+              <w:rPr>
+                <w:rFonts w:ascii="Arial" w:hAnsi="Arial" w:eastAsia="Arial"/>
+                <w:b w:val="0"/>
+                <w:i w:val="0"/>
+                <w:sz w:val="20"/>
+              </w:rPr>
+              <w:t>U7</w:t>
             </w:r>
           </w:p>
         </w:tc>
@@ -14859,7 +14952,7 @@
                     <a:graphicData uri="http://schemas.openxmlformats.org/drawingml/2006/picture">
                       <pic:pic>
                         <pic:nvPicPr>
-                          <pic:cNvPr id="0" name="1f40c.png"/>
+                          <pic:cNvPr id="0" name="1f3df.png"/>
                           <pic:cNvPicPr/>
                         </pic:nvPicPr>
                         <pic:blipFill>
@@ -14904,7 +14997,7 @@
                 <w:i w:val="0"/>
                 <w:sz w:val="20"/>
               </w:rPr>
-              <w:t>snail</w:t>
+              <w:t>sports field</w:t>
             </w:r>
           </w:p>
         </w:tc>
@@ -14929,7 +15022,7 @@
                 <w:i w:val="0"/>
                 <w:sz w:val="20"/>
               </w:rPr>
-              <w:t>salyangoz</w:t>
+              <w:t>sport maydoni</w:t>
             </w:r>
           </w:p>
         </w:tc>
@@ -14954,100 +15047,7 @@
                 <w:i w:val="0"/>
                 <w:sz w:val="20"/>
               </w:rPr>
-              <w:t>U1</w:t>
-            </w:r>
-          </w:p>
-        </w:tc>
-      </w:tr>
-      <w:tr>
-        <w:tc>
-          <w:tcPr>
-            <w:tcW w:type="dxa" w:w="706"/>
-            <w:tcBorders>
-              <w:top w:val="single" w:sz="4" w:color="9FB3C8"/>
-              <w:left w:val="single" w:sz="4" w:color="9FB3C8"/>
-              <w:bottom w:val="single" w:sz="4" w:color="9FB3C8"/>
-              <w:right w:val="single" w:sz="4" w:color="9FB3C8"/>
-            </w:tcBorders>
-          </w:tcPr>
-          <w:p>
-            <w:pPr>
-              <w:spacing w:after="20"/>
-            </w:pPr>
-          </w:p>
-        </w:tc>
-        <w:tc>
-          <w:tcPr>
-            <w:tcW w:type="dxa" w:w="3835"/>
-            <w:tcBorders>
-              <w:top w:val="single" w:sz="4" w:color="9FB3C8"/>
-              <w:left w:val="single" w:sz="4" w:color="9FB3C8"/>
-              <w:bottom w:val="single" w:sz="4" w:color="9FB3C8"/>
-              <w:right w:val="single" w:sz="4" w:color="9FB3C8"/>
-            </w:tcBorders>
-          </w:tcPr>
-          <w:p>
-            <w:pPr>
-              <w:spacing w:after="20"/>
-            </w:pPr>
-            <w:r>
-              <w:rPr>
-                <w:rFonts w:ascii="Arial" w:hAnsi="Arial" w:eastAsia="Arial"/>
-                <w:b/>
-                <w:i w:val="0"/>
-                <w:sz w:val="20"/>
-              </w:rPr>
-              <w:t>some</w:t>
-            </w:r>
-          </w:p>
-        </w:tc>
-        <w:tc>
-          <w:tcPr>
-            <w:tcW w:type="dxa" w:w="4339"/>
-            <w:tcBorders>
-              <w:top w:val="single" w:sz="4" w:color="9FB3C8"/>
-              <w:left w:val="single" w:sz="4" w:color="9FB3C8"/>
-              <w:bottom w:val="single" w:sz="4" w:color="9FB3C8"/>
-              <w:right w:val="single" w:sz="4" w:color="9FB3C8"/>
-            </w:tcBorders>
-          </w:tcPr>
-          <w:p>
-            <w:pPr>
-              <w:spacing w:after="20"/>
-            </w:pPr>
-            <w:r>
-              <w:rPr>
-                <w:rFonts w:ascii="Arial" w:hAnsi="Arial" w:eastAsia="Arial"/>
-                <w:b w:val="0"/>
-                <w:i w:val="0"/>
-                <w:sz w:val="20"/>
-              </w:rPr>
-              <w:t>bir nechta, ozgina</w:t>
-            </w:r>
-          </w:p>
-        </w:tc>
-        <w:tc>
-          <w:tcPr>
-            <w:tcW w:type="dxa" w:w="1211"/>
-            <w:tcBorders>
-              <w:top w:val="single" w:sz="4" w:color="9FB3C8"/>
-              <w:left w:val="single" w:sz="4" w:color="9FB3C8"/>
-              <w:bottom w:val="single" w:sz="4" w:color="9FB3C8"/>
-              <w:right w:val="single" w:sz="4" w:color="9FB3C8"/>
-            </w:tcBorders>
-          </w:tcPr>
-          <w:p>
-            <w:pPr>
-              <w:spacing w:after="20"/>
-            </w:pPr>
-            <w:r>
-              <w:rPr>
-                <w:rFonts w:ascii="Arial" w:hAnsi="Arial" w:eastAsia="Arial"/>
-                <w:b w:val="0"/>
-                <w:i w:val="0"/>
-                <w:sz w:val="20"/>
-              </w:rPr>
-              <w:t>U7</w:t>
+              <w:t>U2</w:t>
             </w:r>
           </w:p>
         </w:tc>
@@ -15079,7 +15079,261 @@
                     <a:graphicData uri="http://schemas.openxmlformats.org/drawingml/2006/picture">
                       <pic:pic>
                         <pic:nvPicPr>
-                          <pic:cNvPr id="0" name="1f3df.png"/>
+                          <pic:cNvPr id="0" name="2600.png"/>
+                          <pic:cNvPicPr/>
+                        </pic:nvPicPr>
+                        <pic:blipFill>
+                          <a:blip r:embed="rId57"/>
+                          <a:stretch>
+                            <a:fillRect/>
+                          </a:stretch>
+                        </pic:blipFill>
+                        <pic:spPr>
+                          <a:xfrm>
+                            <a:off x="0" y="0"/>
+                            <a:ext cx="203200" cy="203200"/>
+                          </a:xfrm>
+                          <a:prstGeom prst="rect"/>
+                        </pic:spPr>
+                      </pic:pic>
+                    </a:graphicData>
+                  </a:graphic>
+                </wp:inline>
+              </w:drawing>
+            </w:r>
+          </w:p>
+        </w:tc>
+        <w:tc>
+          <w:tcPr>
+            <w:tcW w:type="dxa" w:w="3835"/>
+            <w:tcBorders>
+              <w:top w:val="single" w:sz="4" w:color="9FB3C8"/>
+              <w:left w:val="single" w:sz="4" w:color="9FB3C8"/>
+              <w:bottom w:val="single" w:sz="4" w:color="9FB3C8"/>
+              <w:right w:val="single" w:sz="4" w:color="9FB3C8"/>
+            </w:tcBorders>
+          </w:tcPr>
+          <w:p>
+            <w:pPr>
+              <w:spacing w:after="20"/>
+            </w:pPr>
+            <w:r>
+              <w:rPr>
+                <w:rFonts w:ascii="Arial" w:hAnsi="Arial" w:eastAsia="Arial"/>
+                <w:b/>
+                <w:i w:val="0"/>
+                <w:sz w:val="20"/>
+              </w:rPr>
+              <w:t>sun</w:t>
+            </w:r>
+          </w:p>
+        </w:tc>
+        <w:tc>
+          <w:tcPr>
+            <w:tcW w:type="dxa" w:w="4339"/>
+            <w:tcBorders>
+              <w:top w:val="single" w:sz="4" w:color="9FB3C8"/>
+              <w:left w:val="single" w:sz="4" w:color="9FB3C8"/>
+              <w:bottom w:val="single" w:sz="4" w:color="9FB3C8"/>
+              <w:right w:val="single" w:sz="4" w:color="9FB3C8"/>
+            </w:tcBorders>
+          </w:tcPr>
+          <w:p>
+            <w:pPr>
+              <w:spacing w:after="20"/>
+            </w:pPr>
+            <w:r>
+              <w:rPr>
+                <w:rFonts w:ascii="Arial" w:hAnsi="Arial" w:eastAsia="Arial"/>
+                <w:b w:val="0"/>
+                <w:i w:val="0"/>
+                <w:sz w:val="20"/>
+              </w:rPr>
+              <w:t>quyosh</w:t>
+            </w:r>
+          </w:p>
+        </w:tc>
+        <w:tc>
+          <w:tcPr>
+            <w:tcW w:type="dxa" w:w="1211"/>
+            <w:tcBorders>
+              <w:top w:val="single" w:sz="4" w:color="9FB3C8"/>
+              <w:left w:val="single" w:sz="4" w:color="9FB3C8"/>
+              <w:bottom w:val="single" w:sz="4" w:color="9FB3C8"/>
+              <w:right w:val="single" w:sz="4" w:color="9FB3C8"/>
+            </w:tcBorders>
+          </w:tcPr>
+          <w:p>
+            <w:pPr>
+              <w:spacing w:after="20"/>
+            </w:pPr>
+            <w:r>
+              <w:rPr>
+                <w:rFonts w:ascii="Arial" w:hAnsi="Arial" w:eastAsia="Arial"/>
+                <w:b w:val="0"/>
+                <w:i w:val="0"/>
+                <w:sz w:val="20"/>
+              </w:rPr>
+              <w:t>U8</w:t>
+            </w:r>
+          </w:p>
+        </w:tc>
+      </w:tr>
+      <w:tr>
+        <w:tc>
+          <w:tcPr>
+            <w:tcW w:type="dxa" w:w="706"/>
+            <w:tcBorders>
+              <w:top w:val="single" w:sz="4" w:color="9FB3C8"/>
+              <w:left w:val="single" w:sz="4" w:color="9FB3C8"/>
+              <w:bottom w:val="single" w:sz="4" w:color="9FB3C8"/>
+              <w:right w:val="single" w:sz="4" w:color="9FB3C8"/>
+            </w:tcBorders>
+          </w:tcPr>
+          <w:p>
+            <w:pPr>
+              <w:spacing w:after="20"/>
+            </w:pPr>
+            <w:r>
+              <w:drawing>
+                <wp:inline xmlns:a="http://schemas.openxmlformats.org/drawingml/2006/main" xmlns:pic="http://schemas.openxmlformats.org/drawingml/2006/picture">
+                  <wp:extent cx="203200" cy="203200"/>
+                  <wp:docPr id="112" name="Picture 112"/>
+                  <wp:cNvGraphicFramePr>
+                    <a:graphicFrameLocks noChangeAspect="1"/>
+                  </wp:cNvGraphicFramePr>
+                  <a:graphic>
+                    <a:graphicData uri="http://schemas.openxmlformats.org/drawingml/2006/picture">
+                      <pic:pic>
+                        <pic:nvPicPr>
+                          <pic:cNvPr id="0" name="2600.png"/>
+                          <pic:cNvPicPr/>
+                        </pic:nvPicPr>
+                        <pic:blipFill>
+                          <a:blip r:embed="rId57"/>
+                          <a:stretch>
+                            <a:fillRect/>
+                          </a:stretch>
+                        </pic:blipFill>
+                        <pic:spPr>
+                          <a:xfrm>
+                            <a:off x="0" y="0"/>
+                            <a:ext cx="203200" cy="203200"/>
+                          </a:xfrm>
+                          <a:prstGeom prst="rect"/>
+                        </pic:spPr>
+                      </pic:pic>
+                    </a:graphicData>
+                  </a:graphic>
+                </wp:inline>
+              </w:drawing>
+            </w:r>
+          </w:p>
+        </w:tc>
+        <w:tc>
+          <w:tcPr>
+            <w:tcW w:type="dxa" w:w="3835"/>
+            <w:tcBorders>
+              <w:top w:val="single" w:sz="4" w:color="9FB3C8"/>
+              <w:left w:val="single" w:sz="4" w:color="9FB3C8"/>
+              <w:bottom w:val="single" w:sz="4" w:color="9FB3C8"/>
+              <w:right w:val="single" w:sz="4" w:color="9FB3C8"/>
+            </w:tcBorders>
+          </w:tcPr>
+          <w:p>
+            <w:pPr>
+              <w:spacing w:after="20"/>
+            </w:pPr>
+            <w:r>
+              <w:rPr>
+                <w:rFonts w:ascii="Arial" w:hAnsi="Arial" w:eastAsia="Arial"/>
+                <w:b/>
+                <w:i w:val="0"/>
+                <w:sz w:val="20"/>
+              </w:rPr>
+              <w:t>Sunday</w:t>
+            </w:r>
+          </w:p>
+        </w:tc>
+        <w:tc>
+          <w:tcPr>
+            <w:tcW w:type="dxa" w:w="4339"/>
+            <w:tcBorders>
+              <w:top w:val="single" w:sz="4" w:color="9FB3C8"/>
+              <w:left w:val="single" w:sz="4" w:color="9FB3C8"/>
+              <w:bottom w:val="single" w:sz="4" w:color="9FB3C8"/>
+              <w:right w:val="single" w:sz="4" w:color="9FB3C8"/>
+            </w:tcBorders>
+          </w:tcPr>
+          <w:p>
+            <w:pPr>
+              <w:spacing w:after="20"/>
+            </w:pPr>
+            <w:r>
+              <w:rPr>
+                <w:rFonts w:ascii="Arial" w:hAnsi="Arial" w:eastAsia="Arial"/>
+                <w:b w:val="0"/>
+                <w:i w:val="0"/>
+                <w:sz w:val="20"/>
+              </w:rPr>
+              <w:t>yakshanba</w:t>
+            </w:r>
+          </w:p>
+        </w:tc>
+        <w:tc>
+          <w:tcPr>
+            <w:tcW w:type="dxa" w:w="1211"/>
+            <w:tcBorders>
+              <w:top w:val="single" w:sz="4" w:color="9FB3C8"/>
+              <w:left w:val="single" w:sz="4" w:color="9FB3C8"/>
+              <w:bottom w:val="single" w:sz="4" w:color="9FB3C8"/>
+              <w:right w:val="single" w:sz="4" w:color="9FB3C8"/>
+            </w:tcBorders>
+          </w:tcPr>
+          <w:p>
+            <w:pPr>
+              <w:spacing w:after="20"/>
+            </w:pPr>
+            <w:r>
+              <w:rPr>
+                <w:rFonts w:ascii="Arial" w:hAnsi="Arial" w:eastAsia="Arial"/>
+                <w:b w:val="0"/>
+                <w:i w:val="0"/>
+                <w:sz w:val="20"/>
+              </w:rPr>
+              <w:t>U3</w:t>
+            </w:r>
+          </w:p>
+        </w:tc>
+      </w:tr>
+      <w:tr>
+        <w:tc>
+          <w:tcPr>
+            <w:tcW w:type="dxa" w:w="706"/>
+            <w:tcBorders>
+              <w:top w:val="single" w:sz="4" w:color="9FB3C8"/>
+              <w:left w:val="single" w:sz="4" w:color="9FB3C8"/>
+              <w:bottom w:val="single" w:sz="4" w:color="9FB3C8"/>
+              <w:right w:val="single" w:sz="4" w:color="9FB3C8"/>
+            </w:tcBorders>
+          </w:tcPr>
+          <w:p>
+            <w:pPr>
+              <w:spacing w:after="20"/>
+            </w:pPr>
+            <w:r>
+              <w:drawing>
+                <wp:inline xmlns:a="http://schemas.openxmlformats.org/drawingml/2006/main" xmlns:pic="http://schemas.openxmlformats.org/drawingml/2006/picture">
+                  <wp:extent cx="203200" cy="203200"/>
+                  <wp:docPr id="113" name="Picture 113"/>
+                  <wp:cNvGraphicFramePr>
+                    <a:graphicFrameLocks noChangeAspect="1"/>
+                  </wp:cNvGraphicFramePr>
+                  <a:graphic>
+                    <a:graphicData uri="http://schemas.openxmlformats.org/drawingml/2006/picture">
+                      <pic:pic>
+                        <pic:nvPicPr>
+                          <pic:cNvPr id="0" name="1f576.png"/>
                           <pic:cNvPicPr/>
                         </pic:nvPicPr>
                         <pic:blipFill>
@@ -15124,7 +15378,7 @@
                 <w:i w:val="0"/>
                 <w:sz w:val="20"/>
               </w:rPr>
-              <w:t>sports field</w:t>
+              <w:t>sunglasses</w:t>
             </w:r>
           </w:p>
         </w:tc>
@@ -15149,7 +15403,7 @@
                 <w:i w:val="0"/>
                 <w:sz w:val="20"/>
               </w:rPr>
-              <w:t>sport maydoni</w:t>
+              <w:t>quyoshdan saqlovchi ko'zoynak</w:t>
             </w:r>
           </w:p>
         </w:tc>
@@ -15174,261 +15428,7 @@
                 <w:i w:val="0"/>
                 <w:sz w:val="20"/>
               </w:rPr>
-              <w:t>U2</w:t>
-            </w:r>
-          </w:p>
-        </w:tc>
-      </w:tr>
-      <w:tr>
-        <w:tc>
-          <w:tcPr>
-            <w:tcW w:type="dxa" w:w="706"/>
-            <w:tcBorders>
-              <w:top w:val="single" w:sz="4" w:color="9FB3C8"/>
-              <w:left w:val="single" w:sz="4" w:color="9FB3C8"/>
-              <w:bottom w:val="single" w:sz="4" w:color="9FB3C8"/>
-              <w:right w:val="single" w:sz="4" w:color="9FB3C8"/>
-            </w:tcBorders>
-          </w:tcPr>
-          <w:p>
-            <w:pPr>
-              <w:spacing w:after="20"/>
-            </w:pPr>
-            <w:r>
-              <w:drawing>
-                <wp:inline xmlns:a="http://schemas.openxmlformats.org/drawingml/2006/main" xmlns:pic="http://schemas.openxmlformats.org/drawingml/2006/picture">
-                  <wp:extent cx="203200" cy="203200"/>
-                  <wp:docPr id="112" name="Picture 112"/>
-                  <wp:cNvGraphicFramePr>
-                    <a:graphicFrameLocks noChangeAspect="1"/>
-                  </wp:cNvGraphicFramePr>
-                  <a:graphic>
-                    <a:graphicData uri="http://schemas.openxmlformats.org/drawingml/2006/picture">
-                      <pic:pic>
-                        <pic:nvPicPr>
-                          <pic:cNvPr id="0" name="2600.png"/>
-                          <pic:cNvPicPr/>
-                        </pic:nvPicPr>
-                        <pic:blipFill>
-                          <a:blip r:embed="rId58"/>
-                          <a:stretch>
-                            <a:fillRect/>
-                          </a:stretch>
-                        </pic:blipFill>
-                        <pic:spPr>
-                          <a:xfrm>
-                            <a:off x="0" y="0"/>
-                            <a:ext cx="203200" cy="203200"/>
-                          </a:xfrm>
-                          <a:prstGeom prst="rect"/>
-                        </pic:spPr>
-                      </pic:pic>
-                    </a:graphicData>
-                  </a:graphic>
-                </wp:inline>
-              </w:drawing>
-            </w:r>
-          </w:p>
-        </w:tc>
-        <w:tc>
-          <w:tcPr>
-            <w:tcW w:type="dxa" w:w="3835"/>
-            <w:tcBorders>
-              <w:top w:val="single" w:sz="4" w:color="9FB3C8"/>
-              <w:left w:val="single" w:sz="4" w:color="9FB3C8"/>
-              <w:bottom w:val="single" w:sz="4" w:color="9FB3C8"/>
-              <w:right w:val="single" w:sz="4" w:color="9FB3C8"/>
-            </w:tcBorders>
-          </w:tcPr>
-          <w:p>
-            <w:pPr>
-              <w:spacing w:after="20"/>
-            </w:pPr>
-            <w:r>
-              <w:rPr>
-                <w:rFonts w:ascii="Arial" w:hAnsi="Arial" w:eastAsia="Arial"/>
-                <w:b/>
-                <w:i w:val="0"/>
-                <w:sz w:val="20"/>
-              </w:rPr>
-              <w:t>sun</w:t>
-            </w:r>
-          </w:p>
-        </w:tc>
-        <w:tc>
-          <w:tcPr>
-            <w:tcW w:type="dxa" w:w="4339"/>
-            <w:tcBorders>
-              <w:top w:val="single" w:sz="4" w:color="9FB3C8"/>
-              <w:left w:val="single" w:sz="4" w:color="9FB3C8"/>
-              <w:bottom w:val="single" w:sz="4" w:color="9FB3C8"/>
-              <w:right w:val="single" w:sz="4" w:color="9FB3C8"/>
-            </w:tcBorders>
-          </w:tcPr>
-          <w:p>
-            <w:pPr>
-              <w:spacing w:after="20"/>
-            </w:pPr>
-            <w:r>
-              <w:rPr>
-                <w:rFonts w:ascii="Arial" w:hAnsi="Arial" w:eastAsia="Arial"/>
-                <w:b w:val="0"/>
-                <w:i w:val="0"/>
-                <w:sz w:val="20"/>
-              </w:rPr>
-              <w:t>quyosh</w:t>
-            </w:r>
-          </w:p>
-        </w:tc>
-        <w:tc>
-          <w:tcPr>
-            <w:tcW w:type="dxa" w:w="1211"/>
-            <w:tcBorders>
-              <w:top w:val="single" w:sz="4" w:color="9FB3C8"/>
-              <w:left w:val="single" w:sz="4" w:color="9FB3C8"/>
-              <w:bottom w:val="single" w:sz="4" w:color="9FB3C8"/>
-              <w:right w:val="single" w:sz="4" w:color="9FB3C8"/>
-            </w:tcBorders>
-          </w:tcPr>
-          <w:p>
-            <w:pPr>
-              <w:spacing w:after="20"/>
-            </w:pPr>
-            <w:r>
-              <w:rPr>
-                <w:rFonts w:ascii="Arial" w:hAnsi="Arial" w:eastAsia="Arial"/>
-                <w:b w:val="0"/>
-                <w:i w:val="0"/>
-                <w:sz w:val="20"/>
-              </w:rPr>
               <w:t>U8</w:t>
-            </w:r>
-          </w:p>
-        </w:tc>
-      </w:tr>
-      <w:tr>
-        <w:tc>
-          <w:tcPr>
-            <w:tcW w:type="dxa" w:w="706"/>
-            <w:tcBorders>
-              <w:top w:val="single" w:sz="4" w:color="9FB3C8"/>
-              <w:left w:val="single" w:sz="4" w:color="9FB3C8"/>
-              <w:bottom w:val="single" w:sz="4" w:color="9FB3C8"/>
-              <w:right w:val="single" w:sz="4" w:color="9FB3C8"/>
-            </w:tcBorders>
-          </w:tcPr>
-          <w:p>
-            <w:pPr>
-              <w:spacing w:after="20"/>
-            </w:pPr>
-            <w:r>
-              <w:drawing>
-                <wp:inline xmlns:a="http://schemas.openxmlformats.org/drawingml/2006/main" xmlns:pic="http://schemas.openxmlformats.org/drawingml/2006/picture">
-                  <wp:extent cx="203200" cy="203200"/>
-                  <wp:docPr id="113" name="Picture 113"/>
-                  <wp:cNvGraphicFramePr>
-                    <a:graphicFrameLocks noChangeAspect="1"/>
-                  </wp:cNvGraphicFramePr>
-                  <a:graphic>
-                    <a:graphicData uri="http://schemas.openxmlformats.org/drawingml/2006/picture">
-                      <pic:pic>
-                        <pic:nvPicPr>
-                          <pic:cNvPr id="0" name="2600.png"/>
-                          <pic:cNvPicPr/>
-                        </pic:nvPicPr>
-                        <pic:blipFill>
-                          <a:blip r:embed="rId58"/>
-                          <a:stretch>
-                            <a:fillRect/>
-                          </a:stretch>
-                        </pic:blipFill>
-                        <pic:spPr>
-                          <a:xfrm>
-                            <a:off x="0" y="0"/>
-                            <a:ext cx="203200" cy="203200"/>
-                          </a:xfrm>
-                          <a:prstGeom prst="rect"/>
-                        </pic:spPr>
-                      </pic:pic>
-                    </a:graphicData>
-                  </a:graphic>
-                </wp:inline>
-              </w:drawing>
-            </w:r>
-          </w:p>
-        </w:tc>
-        <w:tc>
-          <w:tcPr>
-            <w:tcW w:type="dxa" w:w="3835"/>
-            <w:tcBorders>
-              <w:top w:val="single" w:sz="4" w:color="9FB3C8"/>
-              <w:left w:val="single" w:sz="4" w:color="9FB3C8"/>
-              <w:bottom w:val="single" w:sz="4" w:color="9FB3C8"/>
-              <w:right w:val="single" w:sz="4" w:color="9FB3C8"/>
-            </w:tcBorders>
-          </w:tcPr>
-          <w:p>
-            <w:pPr>
-              <w:spacing w:after="20"/>
-            </w:pPr>
-            <w:r>
-              <w:rPr>
-                <w:rFonts w:ascii="Arial" w:hAnsi="Arial" w:eastAsia="Arial"/>
-                <w:b/>
-                <w:i w:val="0"/>
-                <w:sz w:val="20"/>
-              </w:rPr>
-              <w:t>Sunday</w:t>
-            </w:r>
-          </w:p>
-        </w:tc>
-        <w:tc>
-          <w:tcPr>
-            <w:tcW w:type="dxa" w:w="4339"/>
-            <w:tcBorders>
-              <w:top w:val="single" w:sz="4" w:color="9FB3C8"/>
-              <w:left w:val="single" w:sz="4" w:color="9FB3C8"/>
-              <w:bottom w:val="single" w:sz="4" w:color="9FB3C8"/>
-              <w:right w:val="single" w:sz="4" w:color="9FB3C8"/>
-            </w:tcBorders>
-          </w:tcPr>
-          <w:p>
-            <w:pPr>
-              <w:spacing w:after="20"/>
-            </w:pPr>
-            <w:r>
-              <w:rPr>
-                <w:rFonts w:ascii="Arial" w:hAnsi="Arial" w:eastAsia="Arial"/>
-                <w:b w:val="0"/>
-                <w:i w:val="0"/>
-                <w:sz w:val="20"/>
-              </w:rPr>
-              <w:t>yakshanba</w:t>
-            </w:r>
-          </w:p>
-        </w:tc>
-        <w:tc>
-          <w:tcPr>
-            <w:tcW w:type="dxa" w:w="1211"/>
-            <w:tcBorders>
-              <w:top w:val="single" w:sz="4" w:color="9FB3C8"/>
-              <w:left w:val="single" w:sz="4" w:color="9FB3C8"/>
-              <w:bottom w:val="single" w:sz="4" w:color="9FB3C8"/>
-              <w:right w:val="single" w:sz="4" w:color="9FB3C8"/>
-            </w:tcBorders>
-          </w:tcPr>
-          <w:p>
-            <w:pPr>
-              <w:spacing w:after="20"/>
-            </w:pPr>
-            <w:r>
-              <w:rPr>
-                <w:rFonts w:ascii="Arial" w:hAnsi="Arial" w:eastAsia="Arial"/>
-                <w:b w:val="0"/>
-                <w:i w:val="0"/>
-                <w:sz w:val="20"/>
-              </w:rPr>
-              <w:t>U3</w:t>
             </w:r>
           </w:p>
         </w:tc>
@@ -15460,7 +15460,7 @@
                     <a:graphicData uri="http://schemas.openxmlformats.org/drawingml/2006/picture">
                       <pic:pic>
                         <pic:nvPicPr>
-                          <pic:cNvPr id="0" name="1f576.png"/>
+                          <pic:cNvPr id="0" name="1f3ca.png"/>
                           <pic:cNvPicPr/>
                         </pic:nvPicPr>
                         <pic:blipFill>
@@ -15505,7 +15505,7 @@
                 <w:i w:val="0"/>
                 <w:sz w:val="20"/>
               </w:rPr>
-              <w:t>sunglasses</w:t>
+              <w:t>swimming club</w:t>
             </w:r>
           </w:p>
         </w:tc>
@@ -15530,7 +15530,7 @@
                 <w:i w:val="0"/>
                 <w:sz w:val="20"/>
               </w:rPr>
-              <w:t>quyoshdan saqlovchi ko'zoynak</w:t>
+              <w:t>suzish to'garagi</w:t>
             </w:r>
           </w:p>
         </w:tc>
@@ -15555,7 +15555,7 @@
                 <w:i w:val="0"/>
                 <w:sz w:val="20"/>
               </w:rPr>
-              <w:t>U8</w:t>
+              <w:t>U3</w:t>
             </w:r>
           </w:p>
         </w:tc>
@@ -15587,7 +15587,7 @@
                     <a:graphicData uri="http://schemas.openxmlformats.org/drawingml/2006/picture">
                       <pic:pic>
                         <pic:nvPicPr>
-                          <pic:cNvPr id="0" name="1f3ca.png"/>
+                          <pic:cNvPr id="0" name="1fa71.png"/>
                           <pic:cNvPicPr/>
                         </pic:nvPicPr>
                         <pic:blipFill>
@@ -15632,7 +15632,7 @@
                 <w:i w:val="0"/>
                 <w:sz w:val="20"/>
               </w:rPr>
-              <w:t>swimming club</w:t>
+              <w:t>swimsuit</w:t>
             </w:r>
           </w:p>
         </w:tc>
@@ -15657,7 +15657,7 @@
                 <w:i w:val="0"/>
                 <w:sz w:val="20"/>
               </w:rPr>
-              <w:t>suzish to'garagi</w:t>
+              <w:t>cho'milish kiyimi</w:t>
             </w:r>
           </w:p>
         </w:tc>
@@ -15682,7 +15682,7 @@
                 <w:i w:val="0"/>
                 <w:sz w:val="20"/>
               </w:rPr>
-              <w:t>U3</w:t>
+              <w:t>U8</w:t>
             </w:r>
           </w:p>
         </w:tc>
@@ -15714,7 +15714,7 @@
                     <a:graphicData uri="http://schemas.openxmlformats.org/drawingml/2006/picture">
                       <pic:pic>
                         <pic:nvPicPr>
-                          <pic:cNvPr id="0" name="1fa71.png"/>
+                          <pic:cNvPr id="0" name="1f6bf.png"/>
                           <pic:cNvPicPr/>
                         </pic:nvPicPr>
                         <pic:blipFill>
@@ -15759,7 +15759,7 @@
                 <w:i w:val="0"/>
                 <w:sz w:val="20"/>
               </w:rPr>
-              <w:t>swimsuit</w:t>
+              <w:t>take a shower</w:t>
             </w:r>
           </w:p>
         </w:tc>
@@ -15784,7 +15784,7 @@
                 <w:i w:val="0"/>
                 <w:sz w:val="20"/>
               </w:rPr>
-              <w:t>cho'milish kiyimi</w:t>
+              <w:t>cho'milmoq, dush qabul qilmoq</w:t>
             </w:r>
           </w:p>
         </w:tc>
@@ -15809,7 +15809,7 @@
                 <w:i w:val="0"/>
                 <w:sz w:val="20"/>
               </w:rPr>
-              <w:t>U8</w:t>
+              <w:t>U4</w:t>
             </w:r>
           </w:p>
         </w:tc>
@@ -16158,7 +16158,7 @@
                           <pic:cNvPicPr/>
                         </pic:nvPicPr>
                         <pic:blipFill>
-                          <a:blip r:embed="rId66"/>
+                          <a:blip r:embed="rId65"/>
                           <a:stretch>
                             <a:fillRect/>
                           </a:stretch>
@@ -16396,6 +16396,99 @@
             <w:pPr>
               <w:spacing w:after="20"/>
             </w:pPr>
+          </w:p>
+        </w:tc>
+        <w:tc>
+          <w:tcPr>
+            <w:tcW w:type="dxa" w:w="3835"/>
+            <w:tcBorders>
+              <w:top w:val="single" w:sz="4" w:color="9FB3C8"/>
+              <w:left w:val="single" w:sz="4" w:color="9FB3C8"/>
+              <w:bottom w:val="single" w:sz="4" w:color="9FB3C8"/>
+              <w:right w:val="single" w:sz="4" w:color="9FB3C8"/>
+            </w:tcBorders>
+          </w:tcPr>
+          <w:p>
+            <w:pPr>
+              <w:spacing w:after="20"/>
+            </w:pPr>
+            <w:r>
+              <w:rPr>
+                <w:rFonts w:ascii="Arial" w:hAnsi="Arial" w:eastAsia="Arial"/>
+                <w:b/>
+                <w:i w:val="0"/>
+                <w:sz w:val="20"/>
+              </w:rPr>
+              <w:t>towel</w:t>
+            </w:r>
+          </w:p>
+        </w:tc>
+        <w:tc>
+          <w:tcPr>
+            <w:tcW w:type="dxa" w:w="4339"/>
+            <w:tcBorders>
+              <w:top w:val="single" w:sz="4" w:color="9FB3C8"/>
+              <w:left w:val="single" w:sz="4" w:color="9FB3C8"/>
+              <w:bottom w:val="single" w:sz="4" w:color="9FB3C8"/>
+              <w:right w:val="single" w:sz="4" w:color="9FB3C8"/>
+            </w:tcBorders>
+          </w:tcPr>
+          <w:p>
+            <w:pPr>
+              <w:spacing w:after="20"/>
+            </w:pPr>
+            <w:r>
+              <w:rPr>
+                <w:rFonts w:ascii="Arial" w:hAnsi="Arial" w:eastAsia="Arial"/>
+                <w:b w:val="0"/>
+                <w:i w:val="0"/>
+                <w:sz w:val="20"/>
+              </w:rPr>
+              <w:t>sochiq</w:t>
+            </w:r>
+          </w:p>
+        </w:tc>
+        <w:tc>
+          <w:tcPr>
+            <w:tcW w:type="dxa" w:w="1211"/>
+            <w:tcBorders>
+              <w:top w:val="single" w:sz="4" w:color="9FB3C8"/>
+              <w:left w:val="single" w:sz="4" w:color="9FB3C8"/>
+              <w:bottom w:val="single" w:sz="4" w:color="9FB3C8"/>
+              <w:right w:val="single" w:sz="4" w:color="9FB3C8"/>
+            </w:tcBorders>
+          </w:tcPr>
+          <w:p>
+            <w:pPr>
+              <w:spacing w:after="20"/>
+            </w:pPr>
+            <w:r>
+              <w:rPr>
+                <w:rFonts w:ascii="Arial" w:hAnsi="Arial" w:eastAsia="Arial"/>
+                <w:b w:val="0"/>
+                <w:i w:val="0"/>
+                <w:sz w:val="20"/>
+              </w:rPr>
+              <w:t>U8</w:t>
+            </w:r>
+          </w:p>
+        </w:tc>
+      </w:tr>
+      <w:tr>
+        <w:tc>
+          <w:tcPr>
+            <w:tcW w:type="dxa" w:w="706"/>
+            <w:tcBorders>
+              <w:top w:val="single" w:sz="4" w:color="9FB3C8"/>
+              <w:left w:val="single" w:sz="4" w:color="9FB3C8"/>
+              <w:bottom w:val="single" w:sz="4" w:color="9FB3C8"/>
+              <w:right w:val="single" w:sz="4" w:color="9FB3C8"/>
+            </w:tcBorders>
+          </w:tcPr>
+          <w:p>
+            <w:pPr>
+              <w:spacing w:after="20"/>
+            </w:pPr>
             <w:r>
               <w:drawing>
                 <wp:inline xmlns:a="http://schemas.openxmlformats.org/drawingml/2006/main" xmlns:pic="http://schemas.openxmlformats.org/drawingml/2006/picture">
@@ -16408,7 +16501,7 @@
                     <a:graphicData uri="http://schemas.openxmlformats.org/drawingml/2006/picture">
                       <pic:pic>
                         <pic:nvPicPr>
-                          <pic:cNvPr id="0" name="1f422.png"/>
+                          <pic:cNvPr id="0" name="1f333.png"/>
                           <pic:cNvPicPr/>
                         </pic:nvPicPr>
                         <pic:blipFill>
@@ -16453,7 +16546,7 @@
                 <w:i w:val="0"/>
                 <w:sz w:val="20"/>
               </w:rPr>
-              <w:t>tortoise / turtle</w:t>
+              <w:t>tree</w:t>
             </w:r>
           </w:p>
         </w:tc>
@@ -16478,7 +16571,7 @@
                 <w:i w:val="0"/>
                 <w:sz w:val="20"/>
               </w:rPr>
-              <w:t>toshbaqa</w:t>
+              <w:t>daraxt</w:t>
             </w:r>
           </w:p>
         </w:tc>
@@ -16504,99 +16597,6 @@
                 <w:sz w:val="20"/>
               </w:rPr>
               <w:t>U1</w:t>
-            </w:r>
-          </w:p>
-        </w:tc>
-      </w:tr>
-      <w:tr>
-        <w:tc>
-          <w:tcPr>
-            <w:tcW w:type="dxa" w:w="706"/>
-            <w:tcBorders>
-              <w:top w:val="single" w:sz="4" w:color="9FB3C8"/>
-              <w:left w:val="single" w:sz="4" w:color="9FB3C8"/>
-              <w:bottom w:val="single" w:sz="4" w:color="9FB3C8"/>
-              <w:right w:val="single" w:sz="4" w:color="9FB3C8"/>
-            </w:tcBorders>
-          </w:tcPr>
-          <w:p>
-            <w:pPr>
-              <w:spacing w:after="20"/>
-            </w:pPr>
-          </w:p>
-        </w:tc>
-        <w:tc>
-          <w:tcPr>
-            <w:tcW w:type="dxa" w:w="3835"/>
-            <w:tcBorders>
-              <w:top w:val="single" w:sz="4" w:color="9FB3C8"/>
-              <w:left w:val="single" w:sz="4" w:color="9FB3C8"/>
-              <w:bottom w:val="single" w:sz="4" w:color="9FB3C8"/>
-              <w:right w:val="single" w:sz="4" w:color="9FB3C8"/>
-            </w:tcBorders>
-          </w:tcPr>
-          <w:p>
-            <w:pPr>
-              <w:spacing w:after="20"/>
-            </w:pPr>
-            <w:r>
-              <w:rPr>
-                <w:rFonts w:ascii="Arial" w:hAnsi="Arial" w:eastAsia="Arial"/>
-                <w:b/>
-                <w:i w:val="0"/>
-                <w:sz w:val="20"/>
-              </w:rPr>
-              <w:t>towel</w:t>
-            </w:r>
-          </w:p>
-        </w:tc>
-        <w:tc>
-          <w:tcPr>
-            <w:tcW w:type="dxa" w:w="4339"/>
-            <w:tcBorders>
-              <w:top w:val="single" w:sz="4" w:color="9FB3C8"/>
-              <w:left w:val="single" w:sz="4" w:color="9FB3C8"/>
-              <w:bottom w:val="single" w:sz="4" w:color="9FB3C8"/>
-              <w:right w:val="single" w:sz="4" w:color="9FB3C8"/>
-            </w:tcBorders>
-          </w:tcPr>
-          <w:p>
-            <w:pPr>
-              <w:spacing w:after="20"/>
-            </w:pPr>
-            <w:r>
-              <w:rPr>
-                <w:rFonts w:ascii="Arial" w:hAnsi="Arial" w:eastAsia="Arial"/>
-                <w:b w:val="0"/>
-                <w:i w:val="0"/>
-                <w:sz w:val="20"/>
-              </w:rPr>
-              <w:t>sochiq</w:t>
-            </w:r>
-          </w:p>
-        </w:tc>
-        <w:tc>
-          <w:tcPr>
-            <w:tcW w:type="dxa" w:w="1211"/>
-            <w:tcBorders>
-              <w:top w:val="single" w:sz="4" w:color="9FB3C8"/>
-              <w:left w:val="single" w:sz="4" w:color="9FB3C8"/>
-              <w:bottom w:val="single" w:sz="4" w:color="9FB3C8"/>
-              <w:right w:val="single" w:sz="4" w:color="9FB3C8"/>
-            </w:tcBorders>
-          </w:tcPr>
-          <w:p>
-            <w:pPr>
-              <w:spacing w:after="20"/>
-            </w:pPr>
-            <w:r>
-              <w:rPr>
-                <w:rFonts w:ascii="Arial" w:hAnsi="Arial" w:eastAsia="Arial"/>
-                <w:b w:val="0"/>
-                <w:i w:val="0"/>
-                <w:sz w:val="20"/>
-              </w:rPr>
-              <w:t>U8</w:t>
             </w:r>
           </w:p>
         </w:tc>
@@ -16628,7 +16628,7 @@
                     <a:graphicData uri="http://schemas.openxmlformats.org/drawingml/2006/picture">
                       <pic:pic>
                         <pic:nvPicPr>
-                          <pic:cNvPr id="0" name="1f333.png"/>
+                          <pic:cNvPr id="0" name="1f525.png"/>
                           <pic:cNvPicPr/>
                         </pic:nvPicPr>
                         <pic:blipFill>
@@ -16673,7 +16673,7 @@
                 <w:i w:val="0"/>
                 <w:sz w:val="20"/>
               </w:rPr>
-              <w:t>tree</w:t>
+              <w:t>Tuesday</w:t>
             </w:r>
           </w:p>
         </w:tc>
@@ -16698,7 +16698,7 @@
                 <w:i w:val="0"/>
                 <w:sz w:val="20"/>
               </w:rPr>
-              <w:t>daraxt</w:t>
+              <w:t>seshanba</w:t>
             </w:r>
           </w:p>
         </w:tc>
@@ -16723,7 +16723,7 @@
                 <w:i w:val="0"/>
                 <w:sz w:val="20"/>
               </w:rPr>
-              <w:t>U1</w:t>
+              <w:t>U3</w:t>
             </w:r>
           </w:p>
         </w:tc>
@@ -16755,7 +16755,7 @@
                     <a:graphicData uri="http://schemas.openxmlformats.org/drawingml/2006/picture">
                       <pic:pic>
                         <pic:nvPicPr>
-                          <pic:cNvPr id="0" name="1f525.png"/>
+                          <pic:cNvPr id="0" name="1f422.png"/>
                           <pic:cNvPicPr/>
                         </pic:nvPicPr>
                         <pic:blipFill>
@@ -16800,7 +16800,7 @@
                 <w:i w:val="0"/>
                 <w:sz w:val="20"/>
               </w:rPr>
-              <w:t>Tuesday</w:t>
+              <w:t>turtle</w:t>
             </w:r>
           </w:p>
         </w:tc>
@@ -16825,7 +16825,7 @@
                 <w:i w:val="0"/>
                 <w:sz w:val="20"/>
               </w:rPr>
-              <w:t>seshanba</w:t>
+              <w:t>toshbaqa</w:t>
             </w:r>
           </w:p>
         </w:tc>
@@ -16850,7 +16850,7 @@
                 <w:i w:val="0"/>
                 <w:sz w:val="20"/>
               </w:rPr>
-              <w:t>U3</w:t>
+              <w:t>U1</w:t>
             </w:r>
           </w:p>
         </w:tc>
@@ -17267,7 +17267,7 @@
                           <pic:cNvPicPr/>
                         </pic:nvPicPr>
                         <pic:blipFill>
-                          <a:blip r:embed="rId60"/>
+                          <a:blip r:embed="rId59"/>
                           <a:stretch>
                             <a:fillRect/>
                           </a:stretch>
@@ -17394,7 +17394,7 @@
                           <pic:cNvPicPr/>
                         </pic:nvPicPr>
                         <pic:blipFill>
-                          <a:blip r:embed="rId37"/>
+                          <a:blip r:embed="rId36"/>
                           <a:stretch>
                             <a:fillRect/>
                           </a:stretch>
